--- a/00. 문서/UART_Bootloader_통합자료_v1.0.docx
+++ b/00. 문서/UART_Bootloader_통합자료_v1.0.docx
@@ -16,8 +16,21 @@
           <w:sz w:val="64"/>
           <w:szCs w:val="64"/>
         </w:rPr>
-        <w:t>BLE-UART 부트로더</w:t>
-      </w:r>
+        <w:t xml:space="preserve">BLE-UART </w:t>
+      </w:r>
+      <w:proofErr w:type="spellStart"/>
+      <w:r>
+        <w:rPr>
+          <w:rFonts w:cs="Arial"/>
+          <w:b/>
+          <w:bCs/>
+          <w:color w:val="15803D"/>
+          <w:sz w:val="64"/>
+          <w:szCs w:val="64"/>
+        </w:rPr>
+        <w:t>부트로더</w:t>
+      </w:r>
+      <w:proofErr w:type="spellEnd"/>
     </w:p>
     <w:p>
       <w:pPr>
@@ -69,7 +82,25 @@
           <w:sz w:val="24"/>
           <w:szCs w:val="24"/>
         </w:rPr>
-        <w:t>MCU 부트로더 · VMware Linux · Web App · Android App</w:t>
+        <w:t xml:space="preserve">MCU </w:t>
+      </w:r>
+      <w:proofErr w:type="spellStart"/>
+      <w:r>
+        <w:rPr>
+          <w:color w:val="6B7280"/>
+          <w:sz w:val="24"/>
+          <w:szCs w:val="24"/>
+        </w:rPr>
+        <w:t>부트로더</w:t>
+      </w:r>
+      <w:proofErr w:type="spellEnd"/>
+      <w:r>
+        <w:rPr>
+          <w:color w:val="6B7280"/>
+          <w:sz w:val="24"/>
+          <w:szCs w:val="24"/>
+        </w:rPr>
+        <w:t xml:space="preserve"> · VMware Linux · Web App · Android App</w:t>
       </w:r>
     </w:p>
     <w:p/>
@@ -5442,6 +5473,7 @@
                 <w:szCs w:val="20"/>
               </w:rPr>
             </w:pPr>
+            <w:proofErr w:type="spellStart"/>
             <w:r>
               <w:rPr>
                 <w:sz w:val="20"/>
@@ -5449,6 +5481,7 @@
               </w:rPr>
               <w:t>핸드셰이크</w:t>
             </w:r>
+            <w:proofErr w:type="spellEnd"/>
           </w:p>
         </w:tc>
         <w:tc>
@@ -5512,12 +5545,21 @@
                 <w:szCs w:val="20"/>
               </w:rPr>
             </w:pPr>
+            <w:proofErr w:type="spellStart"/>
             <w:r>
               <w:rPr>
                 <w:sz w:val="20"/>
                 <w:szCs w:val="20"/>
               </w:rPr>
-              <w:t>부트로더(Bootloader)</w:t>
+              <w:t>부트로더</w:t>
+            </w:r>
+            <w:proofErr w:type="spellEnd"/>
+            <w:r>
+              <w:rPr>
+                <w:sz w:val="20"/>
+                <w:szCs w:val="20"/>
+              </w:rPr>
+              <w:t>(Bootloader)</w:t>
             </w:r>
           </w:p>
         </w:tc>
@@ -5708,12 +5750,21 @@
                 <w:szCs w:val="20"/>
               </w:rPr>
             </w:pPr>
+            <w:proofErr w:type="spellStart"/>
             <w:r>
               <w:rPr>
                 <w:sz w:val="20"/>
                 <w:szCs w:val="20"/>
               </w:rPr>
-              <w:t>부트로더가 적재되는 보호 영역 (0x1E000~), BOOTSZ 퓨즈로 크기 설정</w:t>
+              <w:t>부트로더가</w:t>
+            </w:r>
+            <w:proofErr w:type="spellEnd"/>
+            <w:r>
+              <w:rPr>
+                <w:sz w:val="20"/>
+                <w:szCs w:val="20"/>
+              </w:rPr>
+              <w:t xml:space="preserve"> 적재되는 보호 영역 (0x1E000~), BOOTSZ 퓨즈로 크기 설정</w:t>
             </w:r>
           </w:p>
         </w:tc>
@@ -5974,12 +6025,21 @@
                 <w:szCs w:val="20"/>
               </w:rPr>
             </w:pPr>
+            <w:proofErr w:type="spellStart"/>
             <w:r>
               <w:rPr>
                 <w:sz w:val="20"/>
                 <w:szCs w:val="20"/>
               </w:rPr>
-              <w:t>청크(Chunk)</w:t>
+              <w:t>청크</w:t>
+            </w:r>
+            <w:proofErr w:type="spellEnd"/>
+            <w:r>
+              <w:rPr>
+                <w:sz w:val="20"/>
+                <w:szCs w:val="20"/>
+              </w:rPr>
+              <w:t>(Chunk)</w:t>
             </w:r>
           </w:p>
         </w:tc>
@@ -6083,7 +6143,23 @@
                 <w:sz w:val="20"/>
                 <w:szCs w:val="20"/>
               </w:rPr>
-              <w:t>순환 중복 검사 — 패킷 손상 여부를 검출하는 16비트 검증값 (CCITT-FALSE)</w:t>
+              <w:t xml:space="preserve">순환 중복 검사 — 패킷 손상 여부를 검출하는 16비트 </w:t>
+            </w:r>
+            <w:proofErr w:type="spellStart"/>
+            <w:r>
+              <w:rPr>
+                <w:sz w:val="20"/>
+                <w:szCs w:val="20"/>
+              </w:rPr>
+              <w:t>검증값</w:t>
+            </w:r>
+            <w:proofErr w:type="spellEnd"/>
+            <w:r>
+              <w:rPr>
+                <w:sz w:val="20"/>
+                <w:szCs w:val="20"/>
+              </w:rPr>
+              <w:t xml:space="preserve"> (CCITT-FALSE)</w:t>
             </w:r>
           </w:p>
         </w:tc>
@@ -6183,7 +6259,6 @@
           <w:p>
             <w:pPr>
               <w:rPr>
-                <w:rFonts w:hint="eastAsia"/>
                 <w:sz w:val="20"/>
                 <w:szCs w:val="20"/>
               </w:rPr>
@@ -6226,7 +6301,23 @@
                 <w:sz w:val="20"/>
                 <w:szCs w:val="20"/>
               </w:rPr>
-              <w:t>NUS 내 데이터 통로(Write·Notify)와 Notify 구독을 켜는 표준 descriptor(0x2902)</w:t>
+              <w:t>NUS 내 데이터 통로(</w:t>
+            </w:r>
+            <w:proofErr w:type="spellStart"/>
+            <w:r>
+              <w:rPr>
+                <w:sz w:val="20"/>
+                <w:szCs w:val="20"/>
+              </w:rPr>
+              <w:t>Write·Notify</w:t>
+            </w:r>
+            <w:proofErr w:type="spellEnd"/>
+            <w:r>
+              <w:rPr>
+                <w:sz w:val="20"/>
+                <w:szCs w:val="20"/>
+              </w:rPr>
+              <w:t>)와 Notify 구독을 켜는 표준 descriptor(0x2902)</w:t>
             </w:r>
           </w:p>
         </w:tc>
@@ -6439,7 +6530,39 @@
                 <w:sz w:val="20"/>
                 <w:szCs w:val="20"/>
               </w:rPr>
-              <w:t>시리얼 제어선 — UART 직결 시 MCU를 소프트웨어로 리셋하는 데 사용</w:t>
+              <w:t xml:space="preserve">시리얼 </w:t>
+            </w:r>
+            <w:proofErr w:type="spellStart"/>
+            <w:r>
+              <w:rPr>
+                <w:sz w:val="20"/>
+                <w:szCs w:val="20"/>
+              </w:rPr>
+              <w:t>제어선</w:t>
+            </w:r>
+            <w:proofErr w:type="spellEnd"/>
+            <w:r>
+              <w:rPr>
+                <w:sz w:val="20"/>
+                <w:szCs w:val="20"/>
+              </w:rPr>
+              <w:t xml:space="preserve"> — UART 직결 시 MCU를 소프트웨어로 </w:t>
+            </w:r>
+            <w:proofErr w:type="spellStart"/>
+            <w:r>
+              <w:rPr>
+                <w:sz w:val="20"/>
+                <w:szCs w:val="20"/>
+              </w:rPr>
+              <w:t>리셋하는</w:t>
+            </w:r>
+            <w:proofErr w:type="spellEnd"/>
+            <w:r>
+              <w:rPr>
+                <w:sz w:val="20"/>
+                <w:szCs w:val="20"/>
+              </w:rPr>
+              <w:t xml:space="preserve"> 데 사용</w:t>
             </w:r>
           </w:p>
         </w:tc>
@@ -6516,13 +6639,7 @@
         </w:tc>
       </w:tr>
     </w:tbl>
-    <w:p>
-      <w:pPr>
-        <w:rPr>
-          <w:rFonts w:hint="eastAsia"/>
-        </w:rPr>
-      </w:pPr>
-    </w:p>
+    <w:p/>
     <w:p>
       <w:pPr>
         <w:pStyle w:val="1"/>
@@ -6561,7 +6678,15 @@
         <w:spacing w:after="120" w:line="288" w:lineRule="auto"/>
       </w:pPr>
       <w:r>
-        <w:t xml:space="preserve">본 시스템은 하드웨어 디버거(J-Link 등) 없이 </w:t>
+        <w:t xml:space="preserve">본 시스템은 하드웨어 </w:t>
+      </w:r>
+      <w:proofErr w:type="spellStart"/>
+      <w:r>
+        <w:t>디버거</w:t>
+      </w:r>
+      <w:proofErr w:type="spellEnd"/>
+      <w:r>
+        <w:t xml:space="preserve">(J-Link 등) 없이 </w:t>
       </w:r>
       <w:r>
         <w:rPr>
@@ -6578,6 +6703,7 @@
       <w:r>
         <w:t xml:space="preserve">하는 </w:t>
       </w:r>
+      <w:proofErr w:type="spellStart"/>
       <w:r>
         <w:rPr>
           <w:color w:val="4C94D8" w:themeColor="text2" w:themeTint="80"/>
@@ -6585,7 +6711,11 @@
         <w:t>부트로더</w:t>
       </w:r>
       <w:r>
-        <w:t xml:space="preserve">와, 이를 구동하는 </w:t>
+        <w:t>와</w:t>
+      </w:r>
+      <w:proofErr w:type="spellEnd"/>
+      <w:r>
+        <w:t xml:space="preserve">, 이를 구동하는 </w:t>
       </w:r>
       <w:r>
         <w:rPr>
@@ -6623,15 +6753,48 @@
         <w:rPr>
           <w:rFonts w:hint="eastAsia"/>
         </w:rPr>
-        <w:t>UART방식과NU-HC를 사용한 UART-BLE 방식을 사용해 디버거를 사용하지 않고 코드를 업데이트할 수 있는 부트로더를 제작했다.</w:t>
+        <w:t xml:space="preserve">UART방식과NU-HC를 사용한 UART-BLE 방식을 사용해 </w:t>
+      </w:r>
+      <w:proofErr w:type="spellStart"/>
+      <w:r>
+        <w:rPr>
+          <w:rFonts w:hint="eastAsia"/>
+        </w:rPr>
+        <w:t>디버거를</w:t>
+      </w:r>
+      <w:proofErr w:type="spellEnd"/>
+      <w:r>
+        <w:rPr>
+          <w:rFonts w:hint="eastAsia"/>
+        </w:rPr>
+        <w:t xml:space="preserve"> 사용하지 않고 코드를 업데이트할 수 있는 </w:t>
+      </w:r>
+      <w:proofErr w:type="spellStart"/>
+      <w:r>
+        <w:rPr>
+          <w:rFonts w:hint="eastAsia"/>
+        </w:rPr>
+        <w:t>부트로더를</w:t>
+      </w:r>
+      <w:proofErr w:type="spellEnd"/>
+      <w:r>
+        <w:rPr>
+          <w:rFonts w:hint="eastAsia"/>
+        </w:rPr>
+        <w:t xml:space="preserve"> 제작했다.</w:t>
       </w:r>
     </w:p>
     <w:p>
       <w:pPr>
         <w:spacing w:after="120" w:line="288" w:lineRule="auto"/>
       </w:pPr>
-      <w:r>
-        <w:t>부트로더 송신 측은 Linux(C), Web(JavaScript/Web Bluetooth), Android(Kotlin)로 각각 구현하되 동일한 와이어 프로토콜을 공유한다.</w:t>
+      <w:proofErr w:type="spellStart"/>
+      <w:r>
+        <w:t>부트로더</w:t>
+      </w:r>
+      <w:proofErr w:type="spellEnd"/>
+      <w:r>
+        <w:t xml:space="preserve"> 송신 측은 Linux(C), Web(JavaScript/Web Bluetooth), Android(Kotlin)로 각각 구현하되 동일한 와이어 프로토콜을 공유한다.</w:t>
       </w:r>
     </w:p>
     <w:p>
@@ -6752,21 +6915,16 @@
             </w:tcMar>
           </w:tcPr>
           <w:p>
-            <w:pPr>
+            <w:r>
+              <w:rPr>
+                <w:sz w:val="19"/>
+                <w:szCs w:val="19"/>
+              </w:rPr>
+              <w:t xml:space="preserve">무선 펌웨어 </w:t>
+            </w:r>
+            <w:r>
               <w:rPr>
                 <w:rFonts w:hint="eastAsia"/>
-              </w:rPr>
-            </w:pPr>
-            <w:r>
-              <w:rPr>
-                <w:sz w:val="19"/>
-                <w:szCs w:val="19"/>
-              </w:rPr>
-              <w:t xml:space="preserve">무선 펌웨어 </w:t>
-            </w:r>
-            <w:r>
-              <w:rPr>
-                <w:rFonts w:hint="eastAsia"/>
                 <w:sz w:val="19"/>
                 <w:szCs w:val="19"/>
               </w:rPr>
@@ -6796,7 +6954,23 @@
                 <w:sz w:val="19"/>
                 <w:szCs w:val="19"/>
               </w:rPr>
-              <w:t>BLE NUS 경로로 디버거 없이 응용 펌웨어 전송</w:t>
+              <w:t xml:space="preserve">BLE NUS 경로로 </w:t>
+            </w:r>
+            <w:proofErr w:type="spellStart"/>
+            <w:r>
+              <w:rPr>
+                <w:sz w:val="19"/>
+                <w:szCs w:val="19"/>
+              </w:rPr>
+              <w:t>디버거</w:t>
+            </w:r>
+            <w:proofErr w:type="spellEnd"/>
+            <w:r>
+              <w:rPr>
+                <w:sz w:val="19"/>
+                <w:szCs w:val="19"/>
+              </w:rPr>
+              <w:t xml:space="preserve"> 없이 응용 펌웨어 전송</w:t>
             </w:r>
           </w:p>
         </w:tc>
@@ -6958,7 +7132,22 @@
                 <w:sz w:val="19"/>
                 <w:szCs w:val="19"/>
               </w:rPr>
-              <w:t>ACK/NAK 응답 + 최대 3회 재전송</w:t>
+              <w:t>ACK/NA</w:t>
+            </w:r>
+            <w:r>
+              <w:rPr>
+                <w:rFonts w:hint="eastAsia"/>
+                <w:sz w:val="19"/>
+                <w:szCs w:val="19"/>
+              </w:rPr>
+              <w:t>C</w:t>
+            </w:r>
+            <w:r>
+              <w:rPr>
+                <w:sz w:val="19"/>
+                <w:szCs w:val="19"/>
+              </w:rPr>
+              <w:t>K 응답 + 최대 3회 재전송</w:t>
             </w:r>
           </w:p>
         </w:tc>
@@ -7012,8 +7201,49 @@
                 <w:sz w:val="19"/>
                 <w:szCs w:val="19"/>
               </w:rPr>
-              <w:t>'S'/'R' 인밴드 핸드셰이크, START_CODE 재동기</w:t>
-            </w:r>
+              <w:t xml:space="preserve">'S'/'R' </w:t>
+            </w:r>
+            <w:proofErr w:type="spellStart"/>
+            <w:r>
+              <w:rPr>
+                <w:sz w:val="19"/>
+                <w:szCs w:val="19"/>
+              </w:rPr>
+              <w:t>인밴드</w:t>
+            </w:r>
+            <w:proofErr w:type="spellEnd"/>
+            <w:r>
+              <w:rPr>
+                <w:sz w:val="19"/>
+                <w:szCs w:val="19"/>
+              </w:rPr>
+              <w:t xml:space="preserve"> </w:t>
+            </w:r>
+            <w:proofErr w:type="spellStart"/>
+            <w:r>
+              <w:rPr>
+                <w:sz w:val="19"/>
+                <w:szCs w:val="19"/>
+              </w:rPr>
+              <w:t>핸드셰이크</w:t>
+            </w:r>
+            <w:proofErr w:type="spellEnd"/>
+            <w:r>
+              <w:rPr>
+                <w:sz w:val="19"/>
+                <w:szCs w:val="19"/>
+              </w:rPr>
+              <w:t xml:space="preserve">, START_CODE </w:t>
+            </w:r>
+            <w:proofErr w:type="spellStart"/>
+            <w:r>
+              <w:rPr>
+                <w:sz w:val="19"/>
+                <w:szCs w:val="19"/>
+              </w:rPr>
+              <w:t>재동기</w:t>
+            </w:r>
+            <w:proofErr w:type="spellEnd"/>
           </w:p>
         </w:tc>
       </w:tr>
@@ -7177,24 +7407,14 @@
                             <w:r>
                               <w:t xml:space="preserve">Figure </w:t>
                             </w:r>
-                            <w:r>
-                              <w:fldChar w:fldCharType="begin"/>
-                            </w:r>
-                            <w:r>
-                              <w:instrText xml:space="preserve"> SEQ Figure \* ARABIC </w:instrText>
-                            </w:r>
-                            <w:r>
-                              <w:fldChar w:fldCharType="separate"/>
-                            </w:r>
-                            <w:r>
-                              <w:rPr>
-                                <w:noProof/>
-                              </w:rPr>
-                              <w:t>1</w:t>
-                            </w:r>
-                            <w:r>
-                              <w:fldChar w:fldCharType="end"/>
-                            </w:r>
+                            <w:fldSimple w:instr=" SEQ Figure \* ARABIC ">
+                              <w:r>
+                                <w:rPr>
+                                  <w:noProof/>
+                                </w:rPr>
+                                <w:t>1</w:t>
+                              </w:r>
+                            </w:fldSimple>
                             <w:r>
                               <w:rPr>
                                 <w:rFonts w:hint="eastAsia"/>
@@ -7246,24 +7466,14 @@
                       <w:r>
                         <w:t xml:space="preserve">Figure </w:t>
                       </w:r>
-                      <w:r>
-                        <w:fldChar w:fldCharType="begin"/>
-                      </w:r>
-                      <w:r>
-                        <w:instrText xml:space="preserve"> SEQ Figure \* ARABIC </w:instrText>
-                      </w:r>
-                      <w:r>
-                        <w:fldChar w:fldCharType="separate"/>
-                      </w:r>
-                      <w:r>
-                        <w:rPr>
-                          <w:noProof/>
-                        </w:rPr>
-                        <w:t>1</w:t>
-                      </w:r>
-                      <w:r>
-                        <w:fldChar w:fldCharType="end"/>
-                      </w:r>
+                      <w:fldSimple w:instr=" SEQ Figure \* ARABIC ">
+                        <w:r>
+                          <w:rPr>
+                            <w:noProof/>
+                          </w:rPr>
+                          <w:t>1</w:t>
+                        </w:r>
+                      </w:fldSimple>
                       <w:r>
                         <w:rPr>
                           <w:rFonts w:hint="eastAsia"/>
@@ -7446,7 +7656,23 @@
           <w:sz w:val="20"/>
           <w:szCs w:val="20"/>
         </w:rPr>
-        <w:t>어느 경로든 NU-HC는 데이터를 해석하지 않고 중계한다.</w:t>
+        <w:t xml:space="preserve">어느 </w:t>
+      </w:r>
+      <w:proofErr w:type="spellStart"/>
+      <w:r>
+        <w:rPr>
+          <w:sz w:val="20"/>
+          <w:szCs w:val="20"/>
+        </w:rPr>
+        <w:t>경로든</w:t>
+      </w:r>
+      <w:proofErr w:type="spellEnd"/>
+      <w:r>
+        <w:rPr>
+          <w:sz w:val="20"/>
+          <w:szCs w:val="20"/>
+        </w:rPr>
+        <w:t xml:space="preserve"> NU-HC는 데이터를 해석하지 않고 중계한다.</w:t>
       </w:r>
     </w:p>
     <w:p>
@@ -7473,21 +7699,9 @@
         </w:rPr>
       </w:pPr>
     </w:p>
-    <w:p>
-      <w:pPr>
-        <w:rPr>
-          <w:rFonts w:hint="eastAsia"/>
-        </w:rPr>
-      </w:pPr>
-    </w:p>
     <w:p/>
-    <w:p>
-      <w:pPr>
-        <w:rPr>
-          <w:rFonts w:hint="eastAsia"/>
-        </w:rPr>
-      </w:pPr>
-    </w:p>
+    <w:p/>
+    <w:p/>
     <w:p>
       <w:pPr>
         <w:pStyle w:val="2"/>
@@ -7697,8 +7911,17 @@
                 <w:sz w:val="19"/>
                 <w:szCs w:val="19"/>
               </w:rPr>
-              <w:t>C / gcc</w:t>
-            </w:r>
+              <w:t xml:space="preserve">C / </w:t>
+            </w:r>
+            <w:proofErr w:type="spellStart"/>
+            <w:r>
+              <w:rPr>
+                <w:sz w:val="19"/>
+                <w:szCs w:val="19"/>
+              </w:rPr>
+              <w:t>gcc</w:t>
+            </w:r>
+            <w:proofErr w:type="spellEnd"/>
           </w:p>
         </w:tc>
         <w:tc>
@@ -7984,8 +8207,17 @@
                 <w:sz w:val="19"/>
                 <w:szCs w:val="19"/>
               </w:rPr>
-              <w:t>Coroutines/Flow, 마지막 장치 재연결</w:t>
-            </w:r>
+              <w:t xml:space="preserve">Coroutines/Flow, 마지막 장치 </w:t>
+            </w:r>
+            <w:proofErr w:type="spellStart"/>
+            <w:r>
+              <w:rPr>
+                <w:sz w:val="19"/>
+                <w:szCs w:val="19"/>
+              </w:rPr>
+              <w:t>재연결</w:t>
+            </w:r>
+            <w:proofErr w:type="spellEnd"/>
           </w:p>
         </w:tc>
       </w:tr>
@@ -8049,24 +8281,14 @@
       <w:r>
         <w:t xml:space="preserve">Figure </w:t>
       </w:r>
-      <w:r>
-        <w:fldChar w:fldCharType="begin"/>
-      </w:r>
-      <w:r>
-        <w:instrText xml:space="preserve"> SEQ Figure \* ARABIC </w:instrText>
-      </w:r>
-      <w:r>
-        <w:fldChar w:fldCharType="separate"/>
-      </w:r>
-      <w:r>
-        <w:rPr>
-          <w:noProof/>
-        </w:rPr>
-        <w:t>2</w:t>
-      </w:r>
-      <w:r>
-        <w:fldChar w:fldCharType="end"/>
-      </w:r>
+      <w:fldSimple w:instr=" SEQ Figure \* ARABIC ">
+        <w:r>
+          <w:rPr>
+            <w:noProof/>
+          </w:rPr>
+          <w:t>2</w:t>
+        </w:r>
+      </w:fldSimple>
       <w:r>
         <w:rPr>
           <w:rFonts w:hint="eastAsia"/>
@@ -8137,24 +8359,14 @@
       <w:r>
         <w:t xml:space="preserve">Figure </w:t>
       </w:r>
-      <w:r>
-        <w:fldChar w:fldCharType="begin"/>
-      </w:r>
-      <w:r>
-        <w:instrText xml:space="preserve"> SEQ Figure \* ARABIC </w:instrText>
-      </w:r>
-      <w:r>
-        <w:fldChar w:fldCharType="separate"/>
-      </w:r>
-      <w:r>
-        <w:rPr>
-          <w:noProof/>
-        </w:rPr>
-        <w:t>3</w:t>
-      </w:r>
-      <w:r>
-        <w:fldChar w:fldCharType="end"/>
-      </w:r>
+      <w:fldSimple w:instr=" SEQ Figure \* ARABIC ">
+        <w:r>
+          <w:rPr>
+            <w:noProof/>
+          </w:rPr>
+          <w:t>3</w:t>
+        </w:r>
+      </w:fldSimple>
       <w:r>
         <w:rPr>
           <w:rFonts w:hint="eastAsia"/>
@@ -8162,7 +8374,15 @@
         <w:t xml:space="preserve"> </w:t>
       </w:r>
       <w:r>
-        <w:t>Web App DFU (Chorme)</w:t>
+        <w:t>Web App DFU (</w:t>
+      </w:r>
+      <w:proofErr w:type="spellStart"/>
+      <w:r>
+        <w:t>Chorme</w:t>
+      </w:r>
+      <w:proofErr w:type="spellEnd"/>
+      <w:r>
+        <w:t>)</w:t>
       </w:r>
       <w:bookmarkEnd w:id="12"/>
       <w:bookmarkEnd w:id="13"/>
@@ -8249,24 +8469,14 @@
       <w:r>
         <w:t xml:space="preserve">Figure </w:t>
       </w:r>
-      <w:r>
-        <w:fldChar w:fldCharType="begin"/>
-      </w:r>
-      <w:r>
-        <w:instrText xml:space="preserve"> SEQ Figure \* ARABIC </w:instrText>
-      </w:r>
-      <w:r>
-        <w:fldChar w:fldCharType="separate"/>
-      </w:r>
-      <w:r>
-        <w:rPr>
-          <w:noProof/>
-        </w:rPr>
-        <w:t>4</w:t>
-      </w:r>
-      <w:r>
-        <w:fldChar w:fldCharType="end"/>
-      </w:r>
+      <w:fldSimple w:instr=" SEQ Figure \* ARABIC ">
+        <w:r>
+          <w:rPr>
+            <w:noProof/>
+          </w:rPr>
+          <w:t>4</w:t>
+        </w:r>
+      </w:fldSimple>
       <w:r>
         <w:rPr>
           <w:rFonts w:hint="eastAsia"/>
@@ -8318,7 +8528,7 @@
       <w:pPr>
         <w:pStyle w:val="2"/>
         <w:rPr>
-          <w:rFonts w:ascii="Pretendard" w:eastAsia="Pretendard" w:hAnsi="Pretendard" w:hint="eastAsia"/>
+          <w:rFonts w:ascii="Pretendard" w:eastAsia="Pretendard" w:hAnsi="Pretendard"/>
         </w:rPr>
       </w:pPr>
       <w:bookmarkStart w:id="16" w:name="_Toc233201690"/>
@@ -8409,24 +8619,14 @@
       <w:r>
         <w:t xml:space="preserve">Figure </w:t>
       </w:r>
-      <w:r>
-        <w:fldChar w:fldCharType="begin"/>
-      </w:r>
-      <w:r>
-        <w:instrText xml:space="preserve"> SEQ Figure \* ARABIC </w:instrText>
-      </w:r>
-      <w:r>
-        <w:fldChar w:fldCharType="separate"/>
-      </w:r>
-      <w:r>
-        <w:rPr>
-          <w:noProof/>
-        </w:rPr>
-        <w:t>5</w:t>
-      </w:r>
-      <w:r>
-        <w:fldChar w:fldCharType="end"/>
-      </w:r>
+      <w:fldSimple w:instr=" SEQ Figure \* ARABIC ">
+        <w:r>
+          <w:rPr>
+            <w:noProof/>
+          </w:rPr>
+          <w:t>5</w:t>
+        </w:r>
+      </w:fldSimple>
       <w:r>
         <w:rPr>
           <w:rFonts w:hint="eastAsia"/>
@@ -8443,13 +8643,7 @@
         <w:pStyle w:val="aa"/>
       </w:pPr>
     </w:p>
-    <w:p>
-      <w:pPr>
-        <w:rPr>
-          <w:rFonts w:hint="eastAsia"/>
-        </w:rPr>
-      </w:pPr>
-    </w:p>
+    <w:p/>
     <w:p>
       <w:pPr>
         <w:pStyle w:val="3"/>
@@ -8931,9 +9125,6 @@
         <w:shd w:val="clear" w:color="auto" w:fill="FEF9C3"/>
         <w:spacing w:before="80" w:after="120"/>
         <w:ind w:left="120" w:right="120"/>
-        <w:rPr>
-          <w:rFonts w:hint="eastAsia"/>
-        </w:rPr>
       </w:pPr>
       <w:r>
         <w:rPr>
@@ -9137,12 +9328,21 @@
               </w:rPr>
               <w:t xml:space="preserve">20Byte </w:t>
             </w:r>
-            <w:r>
-              <w:rPr>
-                <w:sz w:val="19"/>
-                <w:szCs w:val="19"/>
-              </w:rPr>
-              <w:t>청크 송신, ACK 기반 재전송</w:t>
+            <w:proofErr w:type="spellStart"/>
+            <w:r>
+              <w:rPr>
+                <w:sz w:val="19"/>
+                <w:szCs w:val="19"/>
+              </w:rPr>
+              <w:t>청크</w:t>
+            </w:r>
+            <w:proofErr w:type="spellEnd"/>
+            <w:r>
+              <w:rPr>
+                <w:sz w:val="19"/>
+                <w:szCs w:val="19"/>
+              </w:rPr>
+              <w:t xml:space="preserve"> 송신, ACK 기반 재전송</w:t>
             </w:r>
           </w:p>
         </w:tc>
@@ -9246,8 +9446,17 @@
                 <w:sz w:val="19"/>
                 <w:szCs w:val="19"/>
               </w:rPr>
-              <w:t>MCU 부트로더</w:t>
-            </w:r>
+              <w:t xml:space="preserve">MCU </w:t>
+            </w:r>
+            <w:proofErr w:type="spellStart"/>
+            <w:r>
+              <w:rPr>
+                <w:sz w:val="19"/>
+                <w:szCs w:val="19"/>
+              </w:rPr>
+              <w:t>부트로더</w:t>
+            </w:r>
+            <w:proofErr w:type="spellEnd"/>
           </w:p>
         </w:tc>
         <w:tc>
@@ -9267,12 +9476,37 @@
             </w:tcMar>
           </w:tcPr>
           <w:p>
-            <w:r>
-              <w:rPr>
-                <w:sz w:val="19"/>
-                <w:szCs w:val="19"/>
-              </w:rPr>
-              <w:t>핸드셰이크, START_CODE 재동기, CRC 검증, SPM 기록, ACK/NAK 응답, 점프</w:t>
+            <w:proofErr w:type="spellStart"/>
+            <w:r>
+              <w:rPr>
+                <w:sz w:val="19"/>
+                <w:szCs w:val="19"/>
+              </w:rPr>
+              <w:t>핸드셰이크</w:t>
+            </w:r>
+            <w:proofErr w:type="spellEnd"/>
+            <w:r>
+              <w:rPr>
+                <w:sz w:val="19"/>
+                <w:szCs w:val="19"/>
+              </w:rPr>
+              <w:t xml:space="preserve">, START_CODE </w:t>
+            </w:r>
+            <w:proofErr w:type="spellStart"/>
+            <w:r>
+              <w:rPr>
+                <w:sz w:val="19"/>
+                <w:szCs w:val="19"/>
+              </w:rPr>
+              <w:t>재동기</w:t>
+            </w:r>
+            <w:proofErr w:type="spellEnd"/>
+            <w:r>
+              <w:rPr>
+                <w:sz w:val="19"/>
+                <w:szCs w:val="19"/>
+              </w:rPr>
+              <w:t>, CRC 검증, SPM 기록, ACK/NAK 응답, 점프</w:t>
             </w:r>
           </w:p>
         </w:tc>
@@ -9294,6 +9528,9 @@
         <w:jc w:val="center"/>
       </w:pPr>
       <w:r>
+        <w:rPr>
+          <w:noProof/>
+        </w:rPr>
         <w:drawing>
           <wp:inline distT="0" distB="0" distL="0" distR="0" wp14:anchorId="0CC4DD6D" wp14:editId="6B70C44E">
             <wp:extent cx="5943600" cy="4773930"/>
@@ -9339,24 +9576,14 @@
       <w:r>
         <w:t xml:space="preserve">Figure </w:t>
       </w:r>
-      <w:r>
-        <w:fldChar w:fldCharType="begin"/>
-      </w:r>
-      <w:r>
-        <w:instrText xml:space="preserve"> SEQ Figure \* ARABIC </w:instrText>
-      </w:r>
-      <w:r>
-        <w:fldChar w:fldCharType="separate"/>
-      </w:r>
-      <w:r>
-        <w:rPr>
-          <w:noProof/>
-        </w:rPr>
-        <w:t>6</w:t>
-      </w:r>
-      <w:r>
-        <w:fldChar w:fldCharType="end"/>
-      </w:r>
+      <w:fldSimple w:instr=" SEQ Figure \* ARABIC ">
+        <w:r>
+          <w:rPr>
+            <w:noProof/>
+          </w:rPr>
+          <w:t>6</w:t>
+        </w:r>
+      </w:fldSimple>
       <w:r>
         <w:rPr>
           <w:rFonts w:hint="eastAsia"/>
@@ -10049,12 +10276,21 @@
             </w:tcMar>
           </w:tcPr>
           <w:p>
-            <w:r>
-              <w:rPr>
-                <w:sz w:val="19"/>
-                <w:szCs w:val="19"/>
-              </w:rPr>
-              <w:t>미연결 시</w:t>
+            <w:proofErr w:type="spellStart"/>
+            <w:r>
+              <w:rPr>
+                <w:sz w:val="19"/>
+                <w:szCs w:val="19"/>
+              </w:rPr>
+              <w:t>미연결</w:t>
+            </w:r>
+            <w:proofErr w:type="spellEnd"/>
+            <w:r>
+              <w:rPr>
+                <w:sz w:val="19"/>
+                <w:szCs w:val="19"/>
+              </w:rPr>
+              <w:t xml:space="preserve"> 시</w:t>
             </w:r>
           </w:p>
         </w:tc>
@@ -10152,24 +10388,14 @@
       <w:r>
         <w:t xml:space="preserve">Figure </w:t>
       </w:r>
-      <w:r>
-        <w:fldChar w:fldCharType="begin"/>
-      </w:r>
-      <w:r>
-        <w:instrText xml:space="preserve"> SEQ Figure \* ARABIC </w:instrText>
-      </w:r>
-      <w:r>
-        <w:fldChar w:fldCharType="separate"/>
-      </w:r>
-      <w:r>
-        <w:rPr>
-          <w:noProof/>
-        </w:rPr>
-        <w:t>7</w:t>
-      </w:r>
-      <w:r>
-        <w:fldChar w:fldCharType="end"/>
-      </w:r>
+      <w:fldSimple w:instr=" SEQ Figure \* ARABIC ">
+        <w:r>
+          <w:rPr>
+            <w:noProof/>
+          </w:rPr>
+          <w:t>7</w:t>
+        </w:r>
+      </w:fldSimple>
       <w:r>
         <w:rPr>
           <w:rFonts w:hint="eastAsia"/>
@@ -10492,12 +10718,21 @@
             </w:tcMar>
           </w:tcPr>
           <w:p>
-            <w:r>
-              <w:rPr>
-                <w:sz w:val="19"/>
-                <w:szCs w:val="19"/>
-              </w:rPr>
-              <w:t>부트로더 코드 (보호 영역)</w:t>
+            <w:proofErr w:type="spellStart"/>
+            <w:r>
+              <w:rPr>
+                <w:sz w:val="19"/>
+                <w:szCs w:val="19"/>
+              </w:rPr>
+              <w:t>부트로더</w:t>
+            </w:r>
+            <w:proofErr w:type="spellEnd"/>
+            <w:r>
+              <w:rPr>
+                <w:sz w:val="19"/>
+                <w:szCs w:val="19"/>
+              </w:rPr>
+              <w:t xml:space="preserve"> 코드 (보호 영역)</w:t>
             </w:r>
           </w:p>
         </w:tc>
@@ -10642,12 +10877,21 @@
             </w:tcMar>
           </w:tcPr>
           <w:p>
-            <w:r>
-              <w:rPr>
-                <w:sz w:val="19"/>
-                <w:szCs w:val="19"/>
-              </w:rPr>
-              <w:t>부트로더 코드</w:t>
+            <w:proofErr w:type="spellStart"/>
+            <w:r>
+              <w:rPr>
+                <w:sz w:val="19"/>
+                <w:szCs w:val="19"/>
+              </w:rPr>
+              <w:t>부트로더</w:t>
+            </w:r>
+            <w:proofErr w:type="spellEnd"/>
+            <w:r>
+              <w:rPr>
+                <w:sz w:val="19"/>
+                <w:szCs w:val="19"/>
+              </w:rPr>
+              <w:t xml:space="preserve"> 코드</w:t>
             </w:r>
           </w:p>
         </w:tc>
@@ -10698,12 +10942,21 @@
             </w:tcMar>
           </w:tcPr>
           <w:p>
-            <w:r>
-              <w:rPr>
-                <w:sz w:val="19"/>
-                <w:szCs w:val="19"/>
-              </w:rPr>
-              <w:t>부트로더 RAM</w:t>
+            <w:proofErr w:type="spellStart"/>
+            <w:r>
+              <w:rPr>
+                <w:sz w:val="19"/>
+                <w:szCs w:val="19"/>
+              </w:rPr>
+              <w:t>부트로더</w:t>
+            </w:r>
+            <w:proofErr w:type="spellEnd"/>
+            <w:r>
+              <w:rPr>
+                <w:sz w:val="19"/>
+                <w:szCs w:val="19"/>
+              </w:rPr>
+              <w:t xml:space="preserve"> RAM</w:t>
             </w:r>
           </w:p>
         </w:tc>
@@ -10730,7 +10983,39 @@
                 <w:sz w:val="19"/>
                 <w:szCs w:val="19"/>
               </w:rPr>
-              <w:t>약 1032 byte (.bss, RX/TX 원형큐 4×256 포함)</w:t>
+              <w:t>약 1032 byte (.</w:t>
+            </w:r>
+            <w:proofErr w:type="spellStart"/>
+            <w:r>
+              <w:rPr>
+                <w:sz w:val="19"/>
+                <w:szCs w:val="19"/>
+              </w:rPr>
+              <w:t>bss</w:t>
+            </w:r>
+            <w:proofErr w:type="spellEnd"/>
+            <w:r>
+              <w:rPr>
+                <w:sz w:val="19"/>
+                <w:szCs w:val="19"/>
+              </w:rPr>
+              <w:t xml:space="preserve">, RX/TX </w:t>
+            </w:r>
+            <w:proofErr w:type="spellStart"/>
+            <w:r>
+              <w:rPr>
+                <w:sz w:val="19"/>
+                <w:szCs w:val="19"/>
+              </w:rPr>
+              <w:t>원형큐</w:t>
+            </w:r>
+            <w:proofErr w:type="spellEnd"/>
+            <w:r>
+              <w:rPr>
+                <w:sz w:val="19"/>
+                <w:szCs w:val="19"/>
+              </w:rPr>
+              <w:t xml:space="preserve"> 4×256 포함)</w:t>
             </w:r>
           </w:p>
         </w:tc>
@@ -10781,12 +11066,37 @@
             </w:tcMar>
           </w:tcPr>
           <w:p>
-            <w:r>
-              <w:rPr>
-                <w:sz w:val="19"/>
-                <w:szCs w:val="19"/>
-              </w:rPr>
-              <w:t>write_addr ≥ 0x1E000 기록 거부 → 부트로더 자기 파괴 방지</w:t>
+            <w:proofErr w:type="spellStart"/>
+            <w:r>
+              <w:rPr>
+                <w:sz w:val="19"/>
+                <w:szCs w:val="19"/>
+              </w:rPr>
+              <w:t>write_addr</w:t>
+            </w:r>
+            <w:proofErr w:type="spellEnd"/>
+            <w:r>
+              <w:rPr>
+                <w:sz w:val="19"/>
+                <w:szCs w:val="19"/>
+              </w:rPr>
+              <w:t xml:space="preserve"> ≥ 0x1E000 기록 거부 → </w:t>
+            </w:r>
+            <w:proofErr w:type="spellStart"/>
+            <w:r>
+              <w:rPr>
+                <w:sz w:val="19"/>
+                <w:szCs w:val="19"/>
+              </w:rPr>
+              <w:t>부트로더</w:t>
+            </w:r>
+            <w:proofErr w:type="spellEnd"/>
+            <w:r>
+              <w:rPr>
+                <w:sz w:val="19"/>
+                <w:szCs w:val="19"/>
+              </w:rPr>
+              <w:t xml:space="preserve"> 자기 파괴 방지</w:t>
             </w:r>
           </w:p>
         </w:tc>
@@ -10874,32 +11184,27 @@
       <w:r>
         <w:t xml:space="preserve">Figure </w:t>
       </w:r>
-      <w:r>
-        <w:fldChar w:fldCharType="begin"/>
-      </w:r>
-      <w:r>
-        <w:instrText xml:space="preserve"> SEQ Figure \* ARABIC </w:instrText>
-      </w:r>
-      <w:r>
-        <w:fldChar w:fldCharType="separate"/>
-      </w:r>
-      <w:r>
-        <w:rPr>
-          <w:noProof/>
-        </w:rPr>
-        <w:t>8</w:t>
-      </w:r>
-      <w:r>
-        <w:fldChar w:fldCharType="end"/>
-      </w:r>
+      <w:fldSimple w:instr=" SEQ Figure \* ARABIC ">
+        <w:r>
+          <w:rPr>
+            <w:noProof/>
+          </w:rPr>
+          <w:t>8</w:t>
+        </w:r>
+      </w:fldSimple>
       <w:r>
         <w:rPr>
           <w:rFonts w:hint="eastAsia"/>
         </w:rPr>
         <w:t xml:space="preserve"> </w:t>
       </w:r>
-      <w:r>
-        <w:t>Memmory map (ATmega1281)</w:t>
+      <w:proofErr w:type="spellStart"/>
+      <w:r>
+        <w:t>Memmory</w:t>
+      </w:r>
+      <w:proofErr w:type="spellEnd"/>
+      <w:r>
+        <w:t xml:space="preserve"> map (ATmega1281)</w:t>
       </w:r>
       <w:bookmarkEnd w:id="27"/>
     </w:p>
@@ -10948,7 +11253,27 @@
           <w:sz w:val="19"/>
           <w:szCs w:val="19"/>
         </w:rPr>
-        <w:t>AVR에서 부트로더 메모리 구조 만들기(기초)</w:t>
+        <w:t xml:space="preserve">AVR에서 </w:t>
+      </w:r>
+      <w:proofErr w:type="spellStart"/>
+      <w:r>
+        <w:rPr>
+          <w:rFonts w:hint="eastAsia"/>
+          <w:color w:val="4EA72E" w:themeColor="accent6"/>
+          <w:sz w:val="19"/>
+          <w:szCs w:val="19"/>
+        </w:rPr>
+        <w:t>부트로더</w:t>
+      </w:r>
+      <w:proofErr w:type="spellEnd"/>
+      <w:r>
+        <w:rPr>
+          <w:rFonts w:hint="eastAsia"/>
+          <w:color w:val="4EA72E" w:themeColor="accent6"/>
+          <w:sz w:val="19"/>
+          <w:szCs w:val="19"/>
+        </w:rPr>
+        <w:t xml:space="preserve"> 메모리 구조 만들기(기초)</w:t>
       </w:r>
       <w:r>
         <w:rPr>
@@ -11017,11 +11342,33 @@
       <w:pPr>
         <w:spacing w:after="120" w:line="288" w:lineRule="auto"/>
       </w:pPr>
+      <w:proofErr w:type="spellStart"/>
       <w:r>
         <w:rPr>
           <w:rFonts w:hint="eastAsia"/>
         </w:rPr>
-        <w:t xml:space="preserve">부트로더의 전체 구조를 먼저 파악하여 흐름을 확인하고, 실제로 부트로더는 어떤 데이터를 주고받는지 확인해야 한다. </w:t>
+        <w:t>부트로더의</w:t>
+      </w:r>
+      <w:proofErr w:type="spellEnd"/>
+      <w:r>
+        <w:rPr>
+          <w:rFonts w:hint="eastAsia"/>
+        </w:rPr>
+        <w:t xml:space="preserve"> 전체 구조를 먼저 파악하여 흐름을 확인하고, 실제로 </w:t>
+      </w:r>
+      <w:proofErr w:type="spellStart"/>
+      <w:r>
+        <w:rPr>
+          <w:rFonts w:hint="eastAsia"/>
+        </w:rPr>
+        <w:t>부트로더는</w:t>
+      </w:r>
+      <w:proofErr w:type="spellEnd"/>
+      <w:r>
+        <w:rPr>
+          <w:rFonts w:hint="eastAsia"/>
+        </w:rPr>
+        <w:t xml:space="preserve"> 어떤 데이터를 주고받는지 확인해야 한다. </w:t>
       </w:r>
       <w:r>
         <w:t xml:space="preserve"> </w:t>
@@ -11047,9 +11394,6 @@
     <w:p>
       <w:pPr>
         <w:spacing w:after="120" w:line="288" w:lineRule="auto"/>
-        <w:rPr>
-          <w:rFonts w:hint="eastAsia"/>
-        </w:rPr>
       </w:pPr>
       <w:r>
         <w:rPr>
@@ -11711,7 +12055,23 @@
                 <w:sz w:val="19"/>
                 <w:szCs w:val="19"/>
               </w:rPr>
-              <w:t>프로토콜 규격(262B)에 맞춰 패킷화하여 송신</w:t>
+              <w:t xml:space="preserve">프로토콜 규격(262B)에 맞춰 </w:t>
+            </w:r>
+            <w:proofErr w:type="spellStart"/>
+            <w:r>
+              <w:rPr>
+                <w:sz w:val="19"/>
+                <w:szCs w:val="19"/>
+              </w:rPr>
+              <w:t>패킷화하여</w:t>
+            </w:r>
+            <w:proofErr w:type="spellEnd"/>
+            <w:r>
+              <w:rPr>
+                <w:sz w:val="19"/>
+                <w:szCs w:val="19"/>
+              </w:rPr>
+              <w:t xml:space="preserve"> 송신</w:t>
             </w:r>
           </w:p>
         </w:tc>
@@ -12029,7 +12389,22 @@
                 <w:sz w:val="19"/>
                 <w:szCs w:val="19"/>
               </w:rPr>
-              <w:t>수신·기록 성공을 통지 (실패 시 NAK)</w:t>
+              <w:t>수신·기록 성공을 통지 (실패 시 NA</w:t>
+            </w:r>
+            <w:r>
+              <w:rPr>
+                <w:rFonts w:hint="eastAsia"/>
+                <w:sz w:val="19"/>
+                <w:szCs w:val="19"/>
+              </w:rPr>
+              <w:t>C</w:t>
+            </w:r>
+            <w:r>
+              <w:rPr>
+                <w:sz w:val="19"/>
+                <w:szCs w:val="19"/>
+              </w:rPr>
+              <w:t>K)</w:t>
             </w:r>
           </w:p>
         </w:tc>
@@ -12320,7 +12695,7 @@
       <w:pPr>
         <w:pStyle w:val="2"/>
         <w:rPr>
-          <w:rFonts w:ascii="Pretendard" w:eastAsia="Pretendard" w:hAnsi="Pretendard" w:hint="eastAsia"/>
+          <w:rFonts w:ascii="Pretendard" w:eastAsia="Pretendard" w:hAnsi="Pretendard"/>
         </w:rPr>
       </w:pPr>
       <w:bookmarkStart w:id="30" w:name="_Toc233201700"/>
@@ -13026,7 +13401,23 @@
                 <w:sz w:val="19"/>
                 <w:szCs w:val="19"/>
               </w:rPr>
-              <w:t>CRC16 검증값, little-endian</w:t>
+              <w:t xml:space="preserve">CRC16 </w:t>
+            </w:r>
+            <w:proofErr w:type="spellStart"/>
+            <w:r>
+              <w:rPr>
+                <w:sz w:val="19"/>
+                <w:szCs w:val="19"/>
+              </w:rPr>
+              <w:t>검증값</w:t>
+            </w:r>
+            <w:proofErr w:type="spellEnd"/>
+            <w:r>
+              <w:rPr>
+                <w:sz w:val="19"/>
+                <w:szCs w:val="19"/>
+              </w:rPr>
+              <w:t>, little-endian</w:t>
             </w:r>
           </w:p>
         </w:tc>
@@ -13065,7 +13456,25 @@
           <w:sz w:val="18"/>
           <w:szCs w:val="18"/>
         </w:rPr>
-        <w:t xml:space="preserve">    uint8_t  start_code;        // 0xEF</w:t>
+        <w:t xml:space="preserve">    uint8_t  </w:t>
+      </w:r>
+      <w:proofErr w:type="spellStart"/>
+      <w:r>
+        <w:rPr>
+          <w:rFonts w:cs="Consolas"/>
+          <w:sz w:val="18"/>
+          <w:szCs w:val="18"/>
+        </w:rPr>
+        <w:t>start_code</w:t>
+      </w:r>
+      <w:proofErr w:type="spellEnd"/>
+      <w:r>
+        <w:rPr>
+          <w:rFonts w:cs="Consolas"/>
+          <w:sz w:val="18"/>
+          <w:szCs w:val="18"/>
+        </w:rPr>
+        <w:t>;        // 0xEF</w:t>
       </w:r>
     </w:p>
     <w:p>
@@ -13196,7 +13605,25 @@
           <w:sz w:val="18"/>
           <w:szCs w:val="18"/>
         </w:rPr>
-        <w:t xml:space="preserve">    uint8_t  msg_type;          // 0x01=DATA, 0x02=END</w:t>
+        <w:t xml:space="preserve">    uint8_t  </w:t>
+      </w:r>
+      <w:proofErr w:type="spellStart"/>
+      <w:r>
+        <w:rPr>
+          <w:rFonts w:cs="Consolas"/>
+          <w:sz w:val="18"/>
+          <w:szCs w:val="18"/>
+        </w:rPr>
+        <w:t>msg_type</w:t>
+      </w:r>
+      <w:proofErr w:type="spellEnd"/>
+      <w:r>
+        <w:rPr>
+          <w:rFonts w:cs="Consolas"/>
+          <w:sz w:val="18"/>
+          <w:szCs w:val="18"/>
+        </w:rPr>
+        <w:t>;          // 0x01=DATA, 0x02=END</w:t>
       </w:r>
     </w:p>
     <w:p>
@@ -13214,7 +13641,25 @@
           <w:sz w:val="18"/>
           <w:szCs w:val="18"/>
         </w:rPr>
-        <w:t xml:space="preserve">    uint16_t data_length;       // 256 (little-endian)</w:t>
+        <w:t xml:space="preserve">    uint16_t </w:t>
+      </w:r>
+      <w:proofErr w:type="spellStart"/>
+      <w:r>
+        <w:rPr>
+          <w:rFonts w:cs="Consolas"/>
+          <w:sz w:val="18"/>
+          <w:szCs w:val="18"/>
+        </w:rPr>
+        <w:t>data_length</w:t>
+      </w:r>
+      <w:proofErr w:type="spellEnd"/>
+      <w:r>
+        <w:rPr>
+          <w:rFonts w:cs="Consolas"/>
+          <w:sz w:val="18"/>
+          <w:szCs w:val="18"/>
+        </w:rPr>
+        <w:t>;       // 256 (little-endian)</w:t>
       </w:r>
     </w:p>
     <w:p>
@@ -13268,7 +13713,61 @@
           <w:sz w:val="18"/>
           <w:szCs w:val="18"/>
         </w:rPr>
-        <w:t>} __attribute__((packed)) bl_data_packet_t;   // sizeof = 262</w:t>
+        <w:t>} __attribute</w:t>
+      </w:r>
+      <w:proofErr w:type="gramStart"/>
+      <w:r>
+        <w:rPr>
+          <w:rFonts w:cs="Consolas"/>
+          <w:sz w:val="18"/>
+          <w:szCs w:val="18"/>
+        </w:rPr>
+        <w:t>__(</w:t>
+      </w:r>
+      <w:proofErr w:type="gramEnd"/>
+      <w:r>
+        <w:rPr>
+          <w:rFonts w:cs="Consolas"/>
+          <w:sz w:val="18"/>
+          <w:szCs w:val="18"/>
+        </w:rPr>
+        <w:t xml:space="preserve">(packed)) </w:t>
+      </w:r>
+      <w:proofErr w:type="spellStart"/>
+      <w:r>
+        <w:rPr>
+          <w:rFonts w:cs="Consolas"/>
+          <w:sz w:val="18"/>
+          <w:szCs w:val="18"/>
+        </w:rPr>
+        <w:t>bl_data_packet_t</w:t>
+      </w:r>
+      <w:proofErr w:type="spellEnd"/>
+      <w:r>
+        <w:rPr>
+          <w:rFonts w:cs="Consolas"/>
+          <w:sz w:val="18"/>
+          <w:szCs w:val="18"/>
+        </w:rPr>
+        <w:t xml:space="preserve">;   // </w:t>
+      </w:r>
+      <w:proofErr w:type="spellStart"/>
+      <w:r>
+        <w:rPr>
+          <w:rFonts w:cs="Consolas"/>
+          <w:sz w:val="18"/>
+          <w:szCs w:val="18"/>
+        </w:rPr>
+        <w:t>sizeof</w:t>
+      </w:r>
+      <w:proofErr w:type="spellEnd"/>
+      <w:r>
+        <w:rPr>
+          <w:rFonts w:cs="Consolas"/>
+          <w:sz w:val="18"/>
+          <w:szCs w:val="18"/>
+        </w:rPr>
+        <w:t xml:space="preserve"> = 262</w:t>
       </w:r>
     </w:p>
     <w:p>
@@ -13973,12 +14472,21 @@
             </w:tcMar>
           </w:tcPr>
           <w:p>
-            <w:r>
-              <w:rPr>
-                <w:sz w:val="19"/>
-                <w:szCs w:val="19"/>
-              </w:rPr>
-              <w:t>핸드셰이크 시작</w:t>
+            <w:proofErr w:type="spellStart"/>
+            <w:r>
+              <w:rPr>
+                <w:sz w:val="19"/>
+                <w:szCs w:val="19"/>
+              </w:rPr>
+              <w:t>핸드셰이크</w:t>
+            </w:r>
+            <w:proofErr w:type="spellEnd"/>
+            <w:r>
+              <w:rPr>
+                <w:sz w:val="19"/>
+                <w:szCs w:val="19"/>
+              </w:rPr>
+              <w:t xml:space="preserve"> 시작</w:t>
             </w:r>
           </w:p>
         </w:tc>
@@ -14079,12 +14587,21 @@
             </w:tcMar>
           </w:tcPr>
           <w:p>
-            <w:r>
-              <w:rPr>
-                <w:sz w:val="19"/>
-                <w:szCs w:val="19"/>
-              </w:rPr>
-              <w:t>핸드셰이크 준비 완료</w:t>
+            <w:proofErr w:type="spellStart"/>
+            <w:r>
+              <w:rPr>
+                <w:sz w:val="19"/>
+                <w:szCs w:val="19"/>
+              </w:rPr>
+              <w:t>핸드셰이크</w:t>
+            </w:r>
+            <w:proofErr w:type="spellEnd"/>
+            <w:r>
+              <w:rPr>
+                <w:sz w:val="19"/>
+                <w:szCs w:val="19"/>
+              </w:rPr>
+              <w:t xml:space="preserve"> 준비 완료</w:t>
             </w:r>
           </w:p>
         </w:tc>
@@ -14148,7 +14665,21 @@
         <w:rPr>
           <w:rFonts w:ascii="Pretendard" w:eastAsia="Pretendard" w:hAnsi="Pretendard"/>
         </w:rPr>
-        <w:t xml:space="preserve"> 핸드셰이크 ('S'/'R')</w:t>
+        <w:t xml:space="preserve"> </w:t>
+      </w:r>
+      <w:proofErr w:type="spellStart"/>
+      <w:r>
+        <w:rPr>
+          <w:rFonts w:ascii="Pretendard" w:eastAsia="Pretendard" w:hAnsi="Pretendard"/>
+        </w:rPr>
+        <w:t>핸드셰이크</w:t>
+      </w:r>
+      <w:proofErr w:type="spellEnd"/>
+      <w:r>
+        <w:rPr>
+          <w:rFonts w:ascii="Pretendard" w:eastAsia="Pretendard" w:hAnsi="Pretendard"/>
+        </w:rPr>
+        <w:t xml:space="preserve"> ('S'/'R')</w:t>
       </w:r>
       <w:bookmarkEnd w:id="32"/>
     </w:p>
@@ -14157,7 +14688,23 @@
         <w:spacing w:line="288" w:lineRule="auto"/>
       </w:pPr>
       <w:r>
-        <w:t>DTR 물리 리셋은 BLE 링크를 통과하지 못하므로 인밴드 신호로 시작을 맞춘다. 송신측이 'S'(0x53)를 주기적으로 보내고, MCU가 'R'(0x52)로 응답하면 전송을 시작한다.</w:t>
+        <w:t xml:space="preserve">DTR 물리 리셋은 BLE 링크를 통과하지 못하므로 </w:t>
+      </w:r>
+      <w:proofErr w:type="spellStart"/>
+      <w:r>
+        <w:t>인밴드</w:t>
+      </w:r>
+      <w:proofErr w:type="spellEnd"/>
+      <w:r>
+        <w:t xml:space="preserve"> 신호로 시작을 맞춘다. </w:t>
+      </w:r>
+      <w:proofErr w:type="spellStart"/>
+      <w:r>
+        <w:t>송신측이</w:t>
+      </w:r>
+      <w:proofErr w:type="spellEnd"/>
+      <w:r>
+        <w:t xml:space="preserve"> 'S'(0x53)를 주기적으로 보내고, MCU가 'R'(0x52)로 응답하면 전송을 시작한다.</w:t>
       </w:r>
     </w:p>
     <w:p>
@@ -14465,9 +15012,6 @@
         <w:shd w:val="clear" w:color="auto" w:fill="F3F4F6"/>
         <w:spacing w:line="252" w:lineRule="auto"/>
         <w:ind w:left="120" w:right="120"/>
-        <w:rPr>
-          <w:rFonts w:hint="eastAsia"/>
-        </w:rPr>
       </w:pPr>
       <w:r>
         <w:rPr>
@@ -14485,22 +15029,26 @@
         </w:rPr>
         <w:t xml:space="preserve">         </w:t>
       </w:r>
-      <w:r>
-        <w:rPr>
-          <w:rFonts w:cs="Consolas"/>
-          <w:sz w:val="18"/>
-          <w:szCs w:val="18"/>
-        </w:rPr>
-        <w:t>run_bootloader()</w:t>
+      <w:proofErr w:type="spellStart"/>
+      <w:r>
+        <w:rPr>
+          <w:rFonts w:cs="Consolas"/>
+          <w:sz w:val="18"/>
+          <w:szCs w:val="18"/>
+        </w:rPr>
+        <w:t>run_bootloader</w:t>
+      </w:r>
+      <w:proofErr w:type="spellEnd"/>
+      <w:r>
+        <w:rPr>
+          <w:rFonts w:cs="Consolas"/>
+          <w:sz w:val="18"/>
+          <w:szCs w:val="18"/>
+        </w:rPr>
+        <w:t>()</w:t>
       </w:r>
     </w:p>
-    <w:p>
-      <w:pPr>
-        <w:rPr>
-          <w:rFonts w:hint="eastAsia"/>
-        </w:rPr>
-      </w:pPr>
-    </w:p>
+    <w:p/>
     <w:p>
       <w:pPr>
         <w:pStyle w:val="2"/>
@@ -14896,8 +15444,28 @@
           <w:sz w:val="18"/>
           <w:szCs w:val="18"/>
         </w:rPr>
-        <w:t>uint16_t crc16(uint8_t *data, uint16_t len){</w:t>
-      </w:r>
+        <w:t xml:space="preserve">uint16_t crc16(uint8_t *data, uint16_t </w:t>
+      </w:r>
+      <w:proofErr w:type="spellStart"/>
+      <w:proofErr w:type="gramStart"/>
+      <w:r>
+        <w:rPr>
+          <w:rFonts w:cs="Consolas"/>
+          <w:sz w:val="18"/>
+          <w:szCs w:val="18"/>
+        </w:rPr>
+        <w:t>len</w:t>
+      </w:r>
+      <w:proofErr w:type="spellEnd"/>
+      <w:r>
+        <w:rPr>
+          <w:rFonts w:cs="Consolas"/>
+          <w:sz w:val="18"/>
+          <w:szCs w:val="18"/>
+        </w:rPr>
+        <w:t>){</w:t>
+      </w:r>
+      <w:proofErr w:type="gramEnd"/>
     </w:p>
     <w:p>
       <w:pPr>
@@ -14914,7 +15482,25 @@
           <w:sz w:val="18"/>
           <w:szCs w:val="18"/>
         </w:rPr>
-        <w:t xml:space="preserve">    uint16_t crc = 0xFFFF;</w:t>
+        <w:t xml:space="preserve">    uint16_t </w:t>
+      </w:r>
+      <w:proofErr w:type="spellStart"/>
+      <w:r>
+        <w:rPr>
+          <w:rFonts w:cs="Consolas"/>
+          <w:sz w:val="18"/>
+          <w:szCs w:val="18"/>
+        </w:rPr>
+        <w:t>crc</w:t>
+      </w:r>
+      <w:proofErr w:type="spellEnd"/>
+      <w:r>
+        <w:rPr>
+          <w:rFonts w:cs="Consolas"/>
+          <w:sz w:val="18"/>
+          <w:szCs w:val="18"/>
+        </w:rPr>
+        <w:t xml:space="preserve"> = 0xFFFF;</w:t>
       </w:r>
     </w:p>
     <w:p>
@@ -14989,13 +15575,23 @@
                               </w:rPr>
                               <w:t xml:space="preserve">1byte를 시프트하고 </w:t>
                             </w:r>
+                            <w:proofErr w:type="spellStart"/>
                             <w:r>
                               <w:rPr>
                                 <w:rFonts w:hint="eastAsia"/>
                                 <w:sz w:val="19"/>
                                 <w:szCs w:val="19"/>
                               </w:rPr>
-                              <w:t xml:space="preserve">crc와 </w:t>
+                              <w:t>crc</w:t>
+                            </w:r>
+                            <w:proofErr w:type="spellEnd"/>
+                            <w:r>
+                              <w:rPr>
+                                <w:rFonts w:hint="eastAsia"/>
+                                <w:sz w:val="19"/>
+                                <w:szCs w:val="19"/>
+                              </w:rPr>
+                              <w:t xml:space="preserve">와 </w:t>
                             </w:r>
                             <w:r>
                               <w:rPr>
@@ -15108,13 +15704,23 @@
                         </w:rPr>
                         <w:t xml:space="preserve">1byte를 시프트하고 </w:t>
                       </w:r>
+                      <w:proofErr w:type="spellStart"/>
                       <w:r>
                         <w:rPr>
                           <w:rFonts w:hint="eastAsia"/>
                           <w:sz w:val="19"/>
                           <w:szCs w:val="19"/>
                         </w:rPr>
-                        <w:t xml:space="preserve">crc와 </w:t>
+                        <w:t>crc</w:t>
+                      </w:r>
+                      <w:proofErr w:type="spellEnd"/>
+                      <w:r>
+                        <w:rPr>
+                          <w:rFonts w:hint="eastAsia"/>
+                          <w:sz w:val="19"/>
+                          <w:szCs w:val="19"/>
+                        </w:rPr>
+                        <w:t xml:space="preserve">와 </w:t>
                       </w:r>
                       <w:r>
                         <w:rPr>
@@ -15201,8 +15807,90 @@
           <w:sz w:val="18"/>
           <w:szCs w:val="18"/>
         </w:rPr>
-        <w:t xml:space="preserve">    for(uint16_t i = 0; i &lt; len; i++){</w:t>
-      </w:r>
+        <w:t xml:space="preserve">    for(uint16_t </w:t>
+      </w:r>
+      <w:proofErr w:type="spellStart"/>
+      <w:r>
+        <w:rPr>
+          <w:rFonts w:cs="Consolas"/>
+          <w:sz w:val="18"/>
+          <w:szCs w:val="18"/>
+        </w:rPr>
+        <w:t>i</w:t>
+      </w:r>
+      <w:proofErr w:type="spellEnd"/>
+      <w:r>
+        <w:rPr>
+          <w:rFonts w:cs="Consolas"/>
+          <w:sz w:val="18"/>
+          <w:szCs w:val="18"/>
+        </w:rPr>
+        <w:t xml:space="preserve"> = 0; </w:t>
+      </w:r>
+      <w:proofErr w:type="spellStart"/>
+      <w:r>
+        <w:rPr>
+          <w:rFonts w:cs="Consolas"/>
+          <w:sz w:val="18"/>
+          <w:szCs w:val="18"/>
+        </w:rPr>
+        <w:t>i</w:t>
+      </w:r>
+      <w:proofErr w:type="spellEnd"/>
+      <w:r>
+        <w:rPr>
+          <w:rFonts w:cs="Consolas"/>
+          <w:sz w:val="18"/>
+          <w:szCs w:val="18"/>
+        </w:rPr>
+        <w:t xml:space="preserve"> &lt; </w:t>
+      </w:r>
+      <w:proofErr w:type="spellStart"/>
+      <w:r>
+        <w:rPr>
+          <w:rFonts w:cs="Consolas"/>
+          <w:sz w:val="18"/>
+          <w:szCs w:val="18"/>
+        </w:rPr>
+        <w:t>len</w:t>
+      </w:r>
+      <w:proofErr w:type="spellEnd"/>
+      <w:r>
+        <w:rPr>
+          <w:rFonts w:cs="Consolas"/>
+          <w:sz w:val="18"/>
+          <w:szCs w:val="18"/>
+        </w:rPr>
+        <w:t xml:space="preserve">; </w:t>
+      </w:r>
+      <w:proofErr w:type="spellStart"/>
+      <w:r>
+        <w:rPr>
+          <w:rFonts w:cs="Consolas"/>
+          <w:sz w:val="18"/>
+          <w:szCs w:val="18"/>
+        </w:rPr>
+        <w:t>i</w:t>
+      </w:r>
+      <w:proofErr w:type="spellEnd"/>
+      <w:r>
+        <w:rPr>
+          <w:rFonts w:cs="Consolas"/>
+          <w:sz w:val="18"/>
+          <w:szCs w:val="18"/>
+        </w:rPr>
+        <w:t>+</w:t>
+      </w:r>
+      <w:proofErr w:type="gramStart"/>
+      <w:r>
+        <w:rPr>
+          <w:rFonts w:cs="Consolas"/>
+          <w:sz w:val="18"/>
+          <w:szCs w:val="18"/>
+        </w:rPr>
+        <w:t>+){</w:t>
+      </w:r>
+      <w:proofErr w:type="gramEnd"/>
     </w:p>
     <w:p>
       <w:pPr>
@@ -15225,7 +15913,61 @@
           <w:sz w:val="18"/>
           <w:szCs w:val="18"/>
         </w:rPr>
-        <w:t xml:space="preserve">        crc ^= ((uint16_t)data[i] &lt;&lt; 8);</w:t>
+        <w:t xml:space="preserve">        </w:t>
+      </w:r>
+      <w:proofErr w:type="spellStart"/>
+      <w:r>
+        <w:rPr>
+          <w:rFonts w:cs="Consolas"/>
+          <w:sz w:val="18"/>
+          <w:szCs w:val="18"/>
+        </w:rPr>
+        <w:t>crc</w:t>
+      </w:r>
+      <w:proofErr w:type="spellEnd"/>
+      <w:r>
+        <w:rPr>
+          <w:rFonts w:cs="Consolas"/>
+          <w:sz w:val="18"/>
+          <w:szCs w:val="18"/>
+        </w:rPr>
+        <w:t xml:space="preserve"> ^</w:t>
+      </w:r>
+      <w:proofErr w:type="gramStart"/>
+      <w:r>
+        <w:rPr>
+          <w:rFonts w:cs="Consolas"/>
+          <w:sz w:val="18"/>
+          <w:szCs w:val="18"/>
+        </w:rPr>
+        <w:t>= ((</w:t>
+      </w:r>
+      <w:proofErr w:type="gramEnd"/>
+      <w:r>
+        <w:rPr>
+          <w:rFonts w:cs="Consolas"/>
+          <w:sz w:val="18"/>
+          <w:szCs w:val="18"/>
+        </w:rPr>
+        <w:t>uint16_t)data[</w:t>
+      </w:r>
+      <w:proofErr w:type="spellStart"/>
+      <w:r>
+        <w:rPr>
+          <w:rFonts w:cs="Consolas"/>
+          <w:sz w:val="18"/>
+          <w:szCs w:val="18"/>
+        </w:rPr>
+        <w:t>i</w:t>
+      </w:r>
+      <w:proofErr w:type="spellEnd"/>
+      <w:r>
+        <w:rPr>
+          <w:rFonts w:cs="Consolas"/>
+          <w:sz w:val="18"/>
+          <w:szCs w:val="18"/>
+        </w:rPr>
+        <w:t>] &lt;&lt; 8);</w:t>
       </w:r>
       <w:r>
         <w:rPr>
@@ -15275,7 +16017,25 @@
           <w:sz w:val="18"/>
           <w:szCs w:val="18"/>
         </w:rPr>
-        <w:t xml:space="preserve">        for(uint8_t j = 0; j &lt; 8; j++)</w:t>
+        <w:t xml:space="preserve">        for(uint8_t j = 0; j &lt; 8; </w:t>
+      </w:r>
+      <w:proofErr w:type="spellStart"/>
+      <w:r>
+        <w:rPr>
+          <w:rFonts w:cs="Consolas"/>
+          <w:sz w:val="18"/>
+          <w:szCs w:val="18"/>
+        </w:rPr>
+        <w:t>j++</w:t>
+      </w:r>
+      <w:proofErr w:type="spellEnd"/>
+      <w:r>
+        <w:rPr>
+          <w:rFonts w:cs="Consolas"/>
+          <w:sz w:val="18"/>
+          <w:szCs w:val="18"/>
+        </w:rPr>
+        <w:t>)</w:t>
       </w:r>
       <w:r>
         <w:rPr>
@@ -15325,7 +16085,79 @@
           <w:sz w:val="18"/>
           <w:szCs w:val="18"/>
         </w:rPr>
-        <w:t xml:space="preserve">            crc = (crc &amp; 0x8000) ? (crc &lt;&lt; 1) ^ 0x1021 : (crc &lt;&lt; 1);</w:t>
+        <w:t xml:space="preserve">            </w:t>
+      </w:r>
+      <w:proofErr w:type="spellStart"/>
+      <w:r>
+        <w:rPr>
+          <w:rFonts w:cs="Consolas"/>
+          <w:sz w:val="18"/>
+          <w:szCs w:val="18"/>
+        </w:rPr>
+        <w:t>crc</w:t>
+      </w:r>
+      <w:proofErr w:type="spellEnd"/>
+      <w:r>
+        <w:rPr>
+          <w:rFonts w:cs="Consolas"/>
+          <w:sz w:val="18"/>
+          <w:szCs w:val="18"/>
+        </w:rPr>
+        <w:t xml:space="preserve"> = (</w:t>
+      </w:r>
+      <w:proofErr w:type="spellStart"/>
+      <w:r>
+        <w:rPr>
+          <w:rFonts w:cs="Consolas"/>
+          <w:sz w:val="18"/>
+          <w:szCs w:val="18"/>
+        </w:rPr>
+        <w:t>crc</w:t>
+      </w:r>
+      <w:proofErr w:type="spellEnd"/>
+      <w:r>
+        <w:rPr>
+          <w:rFonts w:cs="Consolas"/>
+          <w:sz w:val="18"/>
+          <w:szCs w:val="18"/>
+        </w:rPr>
+        <w:t xml:space="preserve"> &amp; 0x8000) ? (</w:t>
+      </w:r>
+      <w:proofErr w:type="spellStart"/>
+      <w:r>
+        <w:rPr>
+          <w:rFonts w:cs="Consolas"/>
+          <w:sz w:val="18"/>
+          <w:szCs w:val="18"/>
+        </w:rPr>
+        <w:t>crc</w:t>
+      </w:r>
+      <w:proofErr w:type="spellEnd"/>
+      <w:r>
+        <w:rPr>
+          <w:rFonts w:cs="Consolas"/>
+          <w:sz w:val="18"/>
+          <w:szCs w:val="18"/>
+        </w:rPr>
+        <w:t xml:space="preserve"> &lt;&lt; 1) ^ 0x1021 : (</w:t>
+      </w:r>
+      <w:proofErr w:type="spellStart"/>
+      <w:r>
+        <w:rPr>
+          <w:rFonts w:cs="Consolas"/>
+          <w:sz w:val="18"/>
+          <w:szCs w:val="18"/>
+        </w:rPr>
+        <w:t>crc</w:t>
+      </w:r>
+      <w:proofErr w:type="spellEnd"/>
+      <w:r>
+        <w:rPr>
+          <w:rFonts w:cs="Consolas"/>
+          <w:sz w:val="18"/>
+          <w:szCs w:val="18"/>
+        </w:rPr>
+        <w:t xml:space="preserve"> &lt;&lt; 1);</w:t>
       </w:r>
       <w:r>
         <w:rPr>
@@ -15425,7 +16257,25 @@
           <w:sz w:val="18"/>
           <w:szCs w:val="18"/>
         </w:rPr>
-        <w:t xml:space="preserve">    return crc;</w:t>
+        <w:t xml:space="preserve">    return </w:t>
+      </w:r>
+      <w:proofErr w:type="spellStart"/>
+      <w:r>
+        <w:rPr>
+          <w:rFonts w:cs="Consolas"/>
+          <w:sz w:val="18"/>
+          <w:szCs w:val="18"/>
+        </w:rPr>
+        <w:t>crc</w:t>
+      </w:r>
+      <w:proofErr w:type="spellEnd"/>
+      <w:r>
+        <w:rPr>
+          <w:rFonts w:cs="Consolas"/>
+          <w:sz w:val="18"/>
+          <w:szCs w:val="18"/>
+        </w:rPr>
+        <w:t>;</w:t>
       </w:r>
     </w:p>
     <w:p>
@@ -15460,7 +16310,23 @@
           <w:sz w:val="20"/>
           <w:szCs w:val="20"/>
         </w:rPr>
-        <w:t>✓ 송신측(Linux/Web/Android)과 MCU가 동일 구현을 사용하므로 계산값이 일치한다.</w:t>
+        <w:t xml:space="preserve">✓ 송신측(Linux/Web/Android)과 MCU가 동일 구현을 사용하므로 </w:t>
+      </w:r>
+      <w:proofErr w:type="spellStart"/>
+      <w:r>
+        <w:rPr>
+          <w:sz w:val="20"/>
+          <w:szCs w:val="20"/>
+        </w:rPr>
+        <w:t>계산값이</w:t>
+      </w:r>
+      <w:proofErr w:type="spellEnd"/>
+      <w:r>
+        <w:rPr>
+          <w:sz w:val="20"/>
+          <w:szCs w:val="20"/>
+        </w:rPr>
+        <w:t xml:space="preserve"> 일치한다.</w:t>
       </w:r>
     </w:p>
     <w:p>
@@ -15497,12 +16363,14 @@
       <w:r>
         <w:t xml:space="preserve">.5 </w:t>
       </w:r>
+      <w:proofErr w:type="spellStart"/>
       <w:r>
         <w:rPr>
           <w:rFonts w:ascii="맑은 고딕" w:eastAsia="맑은 고딕" w:hAnsi="맑은 고딕" w:cs="맑은 고딕" w:hint="eastAsia"/>
         </w:rPr>
         <w:t>청크</w:t>
       </w:r>
+      <w:proofErr w:type="spellEnd"/>
       <w:r>
         <w:t xml:space="preserve"> </w:t>
       </w:r>
@@ -15552,7 +16420,21 @@
         <w:rPr>
           <w:rFonts w:hint="eastAsia"/>
         </w:rPr>
-        <w:t>GATT 계층에의 MTU(Maximum Transfer Unit)의 Payload는 기본 23B이므로 청크의 크기도 이보다 작게 설정했다.</w:t>
+        <w:t xml:space="preserve">GATT 계층에의 MTU(Maximum Transfer Unit)의 Payload는 기본 23B이므로 </w:t>
+      </w:r>
+      <w:proofErr w:type="spellStart"/>
+      <w:r>
+        <w:rPr>
+          <w:rFonts w:hint="eastAsia"/>
+        </w:rPr>
+        <w:t>청크의</w:t>
+      </w:r>
+      <w:proofErr w:type="spellEnd"/>
+      <w:r>
+        <w:rPr>
+          <w:rFonts w:hint="eastAsia"/>
+        </w:rPr>
+        <w:t xml:space="preserve"> 크기도 이보다 작게 설정했다.</w:t>
       </w:r>
       <w:r>
         <w:rPr>
@@ -15693,12 +16575,21 @@
             </w:tcMar>
           </w:tcPr>
           <w:p>
-            <w:r>
-              <w:rPr>
-                <w:sz w:val="19"/>
-                <w:szCs w:val="19"/>
-              </w:rPr>
-              <w:t>청크 크기</w:t>
+            <w:proofErr w:type="spellStart"/>
+            <w:r>
+              <w:rPr>
+                <w:sz w:val="19"/>
+                <w:szCs w:val="19"/>
+              </w:rPr>
+              <w:t>청크</w:t>
+            </w:r>
+            <w:proofErr w:type="spellEnd"/>
+            <w:r>
+              <w:rPr>
+                <w:sz w:val="19"/>
+                <w:szCs w:val="19"/>
+              </w:rPr>
+              <w:t xml:space="preserve"> 크기</w:t>
             </w:r>
           </w:p>
         </w:tc>
@@ -15724,8 +16615,17 @@
                 <w:sz w:val="19"/>
                 <w:szCs w:val="19"/>
               </w:rPr>
-              <w:t>20 byte</w:t>
-            </w:r>
+              <w:t xml:space="preserve">20 </w:t>
+            </w:r>
+            <w:proofErr w:type="gramStart"/>
+            <w:r>
+              <w:rPr>
+                <w:sz w:val="19"/>
+                <w:szCs w:val="19"/>
+              </w:rPr>
+              <w:t>byte</w:t>
+            </w:r>
+            <w:proofErr w:type="gramEnd"/>
           </w:p>
         </w:tc>
         <w:tc>
@@ -15773,12 +16673,21 @@
             </w:tcMar>
           </w:tcPr>
           <w:p>
-            <w:r>
-              <w:rPr>
-                <w:sz w:val="19"/>
-                <w:szCs w:val="19"/>
-              </w:rPr>
-              <w:t>청크 간 지연</w:t>
+            <w:proofErr w:type="spellStart"/>
+            <w:r>
+              <w:rPr>
+                <w:sz w:val="19"/>
+                <w:szCs w:val="19"/>
+              </w:rPr>
+              <w:t>청크</w:t>
+            </w:r>
+            <w:proofErr w:type="spellEnd"/>
+            <w:r>
+              <w:rPr>
+                <w:sz w:val="19"/>
+                <w:szCs w:val="19"/>
+              </w:rPr>
+              <w:t xml:space="preserve"> 간 지연</w:t>
             </w:r>
           </w:p>
         </w:tc>
@@ -15804,8 +16713,17 @@
                 <w:sz w:val="19"/>
                 <w:szCs w:val="19"/>
               </w:rPr>
-              <w:t>20 ms</w:t>
-            </w:r>
+              <w:t xml:space="preserve">20 </w:t>
+            </w:r>
+            <w:proofErr w:type="spellStart"/>
+            <w:r>
+              <w:rPr>
+                <w:sz w:val="19"/>
+                <w:szCs w:val="19"/>
+              </w:rPr>
+              <w:t>ms</w:t>
+            </w:r>
+            <w:proofErr w:type="spellEnd"/>
           </w:p>
         </w:tc>
         <w:tc>
@@ -15964,8 +16882,17 @@
                 <w:sz w:val="19"/>
                 <w:szCs w:val="19"/>
               </w:rPr>
-              <w:t>5000 ms</w:t>
-            </w:r>
+              <w:t xml:space="preserve">5000 </w:t>
+            </w:r>
+            <w:proofErr w:type="spellStart"/>
+            <w:r>
+              <w:rPr>
+                <w:sz w:val="19"/>
+                <w:szCs w:val="19"/>
+              </w:rPr>
+              <w:t>ms</w:t>
+            </w:r>
+            <w:proofErr w:type="spellEnd"/>
           </w:p>
         </w:tc>
         <w:tc>
@@ -16143,24 +17070,14 @@
                             <w:r>
                               <w:t xml:space="preserve">Figure </w:t>
                             </w:r>
-                            <w:r>
-                              <w:fldChar w:fldCharType="begin"/>
-                            </w:r>
-                            <w:r>
-                              <w:instrText xml:space="preserve"> SEQ Figure \* ARABIC </w:instrText>
-                            </w:r>
-                            <w:r>
-                              <w:fldChar w:fldCharType="separate"/>
-                            </w:r>
-                            <w:r>
-                              <w:rPr>
-                                <w:noProof/>
-                              </w:rPr>
-                              <w:t>9</w:t>
-                            </w:r>
-                            <w:r>
-                              <w:fldChar w:fldCharType="end"/>
-                            </w:r>
+                            <w:fldSimple w:instr=" SEQ Figure \* ARABIC ">
+                              <w:r>
+                                <w:rPr>
+                                  <w:noProof/>
+                                </w:rPr>
+                                <w:t>9</w:t>
+                              </w:r>
+                            </w:fldSimple>
                             <w:r>
                               <w:rPr>
                                 <w:rFonts w:hint="eastAsia"/>
@@ -16211,24 +17128,14 @@
                       <w:r>
                         <w:t xml:space="preserve">Figure </w:t>
                       </w:r>
-                      <w:r>
-                        <w:fldChar w:fldCharType="begin"/>
-                      </w:r>
-                      <w:r>
-                        <w:instrText xml:space="preserve"> SEQ Figure \* ARABIC </w:instrText>
-                      </w:r>
-                      <w:r>
-                        <w:fldChar w:fldCharType="separate"/>
-                      </w:r>
-                      <w:r>
-                        <w:rPr>
-                          <w:noProof/>
-                        </w:rPr>
-                        <w:t>9</w:t>
-                      </w:r>
-                      <w:r>
-                        <w:fldChar w:fldCharType="end"/>
-                      </w:r>
+                      <w:fldSimple w:instr=" SEQ Figure \* ARABIC ">
+                        <w:r>
+                          <w:rPr>
+                            <w:noProof/>
+                          </w:rPr>
+                          <w:t>9</w:t>
+                        </w:r>
+                      </w:fldSimple>
                       <w:r>
                         <w:rPr>
                           <w:rFonts w:hint="eastAsia"/>
@@ -16734,7 +17641,21 @@
         <w:rPr>
           <w:rFonts w:ascii="Pretendard" w:eastAsia="Pretendard" w:hAnsi="Pretendard"/>
         </w:rPr>
-        <w:t>. 펌웨어 (MCU 부트로더)</w:t>
+        <w:t xml:space="preserve">. 펌웨어 (MCU </w:t>
+      </w:r>
+      <w:proofErr w:type="spellStart"/>
+      <w:r>
+        <w:rPr>
+          <w:rFonts w:ascii="Pretendard" w:eastAsia="Pretendard" w:hAnsi="Pretendard"/>
+        </w:rPr>
+        <w:t>부트로더</w:t>
+      </w:r>
+      <w:proofErr w:type="spellEnd"/>
+      <w:r>
+        <w:rPr>
+          <w:rFonts w:ascii="Pretendard" w:eastAsia="Pretendard" w:hAnsi="Pretendard"/>
+        </w:rPr>
+        <w:t>)</w:t>
       </w:r>
       <w:bookmarkEnd w:id="38"/>
     </w:p>
@@ -16874,6 +17795,7 @@
             </w:tcMar>
           </w:tcPr>
           <w:p>
+            <w:proofErr w:type="spellStart"/>
             <w:r>
               <w:rPr>
                 <w:sz w:val="19"/>
@@ -16881,6 +17803,7 @@
               </w:rPr>
               <w:t>main.c</w:t>
             </w:r>
+            <w:proofErr w:type="spellEnd"/>
           </w:p>
         </w:tc>
         <w:tc>
@@ -16905,7 +17828,39 @@
                 <w:sz w:val="19"/>
                 <w:szCs w:val="19"/>
               </w:rPr>
-              <w:t>진입 조건 판단, 타임아웃 대기, 핸드셰이크, run_bootloader() 호출</w:t>
+              <w:t xml:space="preserve">진입 조건 판단, 타임아웃 대기, </w:t>
+            </w:r>
+            <w:proofErr w:type="spellStart"/>
+            <w:r>
+              <w:rPr>
+                <w:sz w:val="19"/>
+                <w:szCs w:val="19"/>
+              </w:rPr>
+              <w:t>핸드셰이크</w:t>
+            </w:r>
+            <w:proofErr w:type="spellEnd"/>
+            <w:r>
+              <w:rPr>
+                <w:sz w:val="19"/>
+                <w:szCs w:val="19"/>
+              </w:rPr>
+              <w:t xml:space="preserve">, </w:t>
+            </w:r>
+            <w:proofErr w:type="spellStart"/>
+            <w:r>
+              <w:rPr>
+                <w:sz w:val="19"/>
+                <w:szCs w:val="19"/>
+              </w:rPr>
+              <w:t>run_bootloader</w:t>
+            </w:r>
+            <w:proofErr w:type="spellEnd"/>
+            <w:r>
+              <w:rPr>
+                <w:sz w:val="19"/>
+                <w:szCs w:val="19"/>
+              </w:rPr>
+              <w:t>() 호출</w:t>
             </w:r>
           </w:p>
         </w:tc>
@@ -16928,12 +17883,21 @@
             </w:tcMar>
           </w:tcPr>
           <w:p>
-            <w:r>
-              <w:rPr>
-                <w:sz w:val="19"/>
-                <w:szCs w:val="19"/>
-              </w:rPr>
-              <w:t>boot.c / .h</w:t>
+            <w:proofErr w:type="spellStart"/>
+            <w:r>
+              <w:rPr>
+                <w:sz w:val="19"/>
+                <w:szCs w:val="19"/>
+              </w:rPr>
+              <w:t>boot.c</w:t>
+            </w:r>
+            <w:proofErr w:type="spellEnd"/>
+            <w:r>
+              <w:rPr>
+                <w:sz w:val="19"/>
+                <w:szCs w:val="19"/>
+              </w:rPr>
+              <w:t xml:space="preserve"> / .h</w:t>
             </w:r>
           </w:p>
         </w:tc>
@@ -16954,12 +17918,37 @@
             </w:tcMar>
           </w:tcPr>
           <w:p>
-            <w:r>
-              <w:rPr>
-                <w:sz w:val="19"/>
-                <w:szCs w:val="19"/>
-              </w:rPr>
-              <w:t>flash_page_write(), jump_to_app()</w:t>
+            <w:proofErr w:type="spellStart"/>
+            <w:r>
+              <w:rPr>
+                <w:sz w:val="19"/>
+                <w:szCs w:val="19"/>
+              </w:rPr>
+              <w:t>flash_page_write</w:t>
+            </w:r>
+            <w:proofErr w:type="spellEnd"/>
+            <w:r>
+              <w:rPr>
+                <w:sz w:val="19"/>
+                <w:szCs w:val="19"/>
+              </w:rPr>
+              <w:t xml:space="preserve">(), </w:t>
+            </w:r>
+            <w:proofErr w:type="spellStart"/>
+            <w:r>
+              <w:rPr>
+                <w:sz w:val="19"/>
+                <w:szCs w:val="19"/>
+              </w:rPr>
+              <w:t>jump_to_app</w:t>
+            </w:r>
+            <w:proofErr w:type="spellEnd"/>
+            <w:r>
+              <w:rPr>
+                <w:sz w:val="19"/>
+                <w:szCs w:val="19"/>
+              </w:rPr>
+              <w:t>()</w:t>
             </w:r>
           </w:p>
         </w:tc>
@@ -16982,12 +17971,21 @@
             </w:tcMar>
           </w:tcPr>
           <w:p>
-            <w:r>
-              <w:rPr>
-                <w:sz w:val="19"/>
-                <w:szCs w:val="19"/>
-              </w:rPr>
-              <w:t>protocol.c / .h</w:t>
+            <w:proofErr w:type="spellStart"/>
+            <w:r>
+              <w:rPr>
+                <w:sz w:val="19"/>
+                <w:szCs w:val="19"/>
+              </w:rPr>
+              <w:t>protocol.c</w:t>
+            </w:r>
+            <w:proofErr w:type="spellEnd"/>
+            <w:r>
+              <w:rPr>
+                <w:sz w:val="19"/>
+                <w:szCs w:val="19"/>
+              </w:rPr>
+              <w:t xml:space="preserve"> / .h</w:t>
             </w:r>
           </w:p>
         </w:tc>
@@ -17013,7 +18011,23 @@
                 <w:sz w:val="19"/>
                 <w:szCs w:val="19"/>
               </w:rPr>
-              <w:t>패킷 구조체, recv_packet(), crc16()</w:t>
+              <w:t xml:space="preserve">패킷 구조체, </w:t>
+            </w:r>
+            <w:proofErr w:type="spellStart"/>
+            <w:r>
+              <w:rPr>
+                <w:sz w:val="19"/>
+                <w:szCs w:val="19"/>
+              </w:rPr>
+              <w:t>recv_packet</w:t>
+            </w:r>
+            <w:proofErr w:type="spellEnd"/>
+            <w:r>
+              <w:rPr>
+                <w:sz w:val="19"/>
+                <w:szCs w:val="19"/>
+              </w:rPr>
+              <w:t>(), crc16()</w:t>
             </w:r>
           </w:p>
         </w:tc>
@@ -17036,12 +18050,21 @@
             </w:tcMar>
           </w:tcPr>
           <w:p>
-            <w:r>
-              <w:rPr>
-                <w:sz w:val="19"/>
-                <w:szCs w:val="19"/>
-              </w:rPr>
-              <w:t>uart.c / .h</w:t>
+            <w:proofErr w:type="spellStart"/>
+            <w:r>
+              <w:rPr>
+                <w:sz w:val="19"/>
+                <w:szCs w:val="19"/>
+              </w:rPr>
+              <w:t>uart.c</w:t>
+            </w:r>
+            <w:proofErr w:type="spellEnd"/>
+            <w:r>
+              <w:rPr>
+                <w:sz w:val="19"/>
+                <w:szCs w:val="19"/>
+              </w:rPr>
+              <w:t xml:space="preserve"> / .h</w:t>
             </w:r>
           </w:p>
         </w:tc>
@@ -17067,7 +18090,39 @@
                 <w:sz w:val="19"/>
                 <w:szCs w:val="19"/>
               </w:rPr>
-              <w:t>인터럽트 UART 드라이버, RxFlush(), FlushTx()</w:t>
+              <w:t xml:space="preserve">인터럽트 UART 드라이버, </w:t>
+            </w:r>
+            <w:proofErr w:type="spellStart"/>
+            <w:r>
+              <w:rPr>
+                <w:sz w:val="19"/>
+                <w:szCs w:val="19"/>
+              </w:rPr>
+              <w:t>RxFlush</w:t>
+            </w:r>
+            <w:proofErr w:type="spellEnd"/>
+            <w:r>
+              <w:rPr>
+                <w:sz w:val="19"/>
+                <w:szCs w:val="19"/>
+              </w:rPr>
+              <w:t xml:space="preserve">(), </w:t>
+            </w:r>
+            <w:proofErr w:type="spellStart"/>
+            <w:r>
+              <w:rPr>
+                <w:sz w:val="19"/>
+                <w:szCs w:val="19"/>
+              </w:rPr>
+              <w:t>FlushTx</w:t>
+            </w:r>
+            <w:proofErr w:type="spellEnd"/>
+            <w:r>
+              <w:rPr>
+                <w:sz w:val="19"/>
+                <w:szCs w:val="19"/>
+              </w:rPr>
+              <w:t>()</w:t>
             </w:r>
           </w:p>
         </w:tc>
@@ -17107,8 +18162,13 @@
       <w:pPr>
         <w:spacing w:after="120" w:line="288" w:lineRule="auto"/>
       </w:pPr>
-      <w:r>
-        <w:t>폴링 방식은 262바이트 연속 수신 중 오버런으로 데이터를 유실할 수 있다. 이를 막기 위해 RX/TX를 인터럽트 + 256바이트 원형</w:t>
+      <w:proofErr w:type="spellStart"/>
+      <w:r>
+        <w:t>폴링</w:t>
+      </w:r>
+      <w:proofErr w:type="spellEnd"/>
+      <w:r>
+        <w:t xml:space="preserve"> 방식은 262바이트 연속 수신 중 오버런으로 데이터를 유실할 수 있다. 이를 막기 위해 RX/TX를 인터럽트 + 256바이트 원형</w:t>
       </w:r>
       <w:r>
         <w:rPr>
@@ -17483,24 +18543,14 @@
                             <w:r>
                               <w:t xml:space="preserve">Figure </w:t>
                             </w:r>
-                            <w:r>
-                              <w:fldChar w:fldCharType="begin"/>
-                            </w:r>
-                            <w:r>
-                              <w:instrText xml:space="preserve"> SEQ Figure \* ARABIC </w:instrText>
-                            </w:r>
-                            <w:r>
-                              <w:fldChar w:fldCharType="separate"/>
-                            </w:r>
-                            <w:r>
-                              <w:rPr>
-                                <w:noProof/>
-                              </w:rPr>
-                              <w:t>10</w:t>
-                            </w:r>
-                            <w:r>
-                              <w:fldChar w:fldCharType="end"/>
-                            </w:r>
+                            <w:fldSimple w:instr=" SEQ Figure \* ARABIC ">
+                              <w:r>
+                                <w:rPr>
+                                  <w:noProof/>
+                                </w:rPr>
+                                <w:t>10</w:t>
+                              </w:r>
+                            </w:fldSimple>
                             <w:r>
                               <w:rPr>
                                 <w:rFonts w:hint="eastAsia"/>
@@ -17550,24 +18600,14 @@
                       <w:r>
                         <w:t xml:space="preserve">Figure </w:t>
                       </w:r>
-                      <w:r>
-                        <w:fldChar w:fldCharType="begin"/>
-                      </w:r>
-                      <w:r>
-                        <w:instrText xml:space="preserve"> SEQ Figure \* ARABIC </w:instrText>
-                      </w:r>
-                      <w:r>
-                        <w:fldChar w:fldCharType="separate"/>
-                      </w:r>
-                      <w:r>
-                        <w:rPr>
-                          <w:noProof/>
-                        </w:rPr>
-                        <w:t>10</w:t>
-                      </w:r>
-                      <w:r>
-                        <w:fldChar w:fldCharType="end"/>
-                      </w:r>
+                      <w:fldSimple w:instr=" SEQ Figure \* ARABIC ">
+                        <w:r>
+                          <w:rPr>
+                            <w:noProof/>
+                          </w:rPr>
+                          <w:t>10</w:t>
+                        </w:r>
+                      </w:fldSimple>
                       <w:r>
                         <w:rPr>
                           <w:rFonts w:hint="eastAsia"/>
@@ -17668,11 +18708,19 @@
       <w:bookmarkEnd w:id="41"/>
     </w:p>
     <w:p>
+      <w:proofErr w:type="spellStart"/>
       <w:r>
         <w:rPr>
           <w:rFonts w:hint="eastAsia"/>
         </w:rPr>
-        <w:t>폴링 방식은 가장 간단하고 간헐적 데이터 전송에 적합하지만 고속 통신이나 여러 작업을 동시에 하는 경우 비효율적이다.</w:t>
+        <w:t>폴링</w:t>
+      </w:r>
+      <w:proofErr w:type="spellEnd"/>
+      <w:r>
+        <w:rPr>
+          <w:rFonts w:hint="eastAsia"/>
+        </w:rPr>
+        <w:t xml:space="preserve"> 방식은 가장 간단하고 간헐적 데이터 전송에 적합하지만 고속 통신이나 여러 작업을 동시에 하는 경우 비효율적이다.</w:t>
       </w:r>
     </w:p>
     <w:p>
@@ -17688,7 +18736,55 @@
         <w:rPr>
           <w:rFonts w:hint="eastAsia"/>
         </w:rPr>
-        <w:t>DMA 방식은 CPU에서 전체 전송 프로세스를 분담하여 대용량 데이터를 최대한 효율적으로 전송할 수 있도록 한다.</w:t>
+        <w:t>DMA 방식은</w:t>
+      </w:r>
+      <w:r>
+        <w:rPr>
+          <w:rFonts w:hint="eastAsia"/>
+        </w:rPr>
+        <w:t xml:space="preserve"> DMA Peripheral</w:t>
+      </w:r>
+      <w:r>
+        <w:rPr>
+          <w:rFonts w:hint="eastAsia"/>
+        </w:rPr>
+        <w:t xml:space="preserve"> CPU</w:t>
+      </w:r>
+      <w:r>
+        <w:rPr>
+          <w:rFonts w:hint="eastAsia"/>
+        </w:rPr>
+        <w:t>의</w:t>
+      </w:r>
+      <w:r>
+        <w:rPr>
+          <w:rFonts w:hint="eastAsia"/>
+        </w:rPr>
+        <w:t xml:space="preserve"> 전송 프로세스</w:t>
+      </w:r>
+      <w:r>
+        <w:rPr>
+          <w:rFonts w:hint="eastAsia"/>
+        </w:rPr>
+        <w:t xml:space="preserve"> 대신 전송해서</w:t>
+      </w:r>
+      <w:r>
+        <w:rPr>
+          <w:rFonts w:hint="eastAsia"/>
+        </w:rPr>
+        <w:t xml:space="preserve"> </w:t>
+      </w:r>
+      <w:r>
+        <w:rPr>
+          <w:rFonts w:hint="eastAsia"/>
+        </w:rPr>
+        <w:t xml:space="preserve">CPU의 </w:t>
+      </w:r>
+      <w:r>
+        <w:rPr>
+          <w:rFonts w:hint="eastAsia"/>
+        </w:rPr>
+        <w:t>대용량 데이터를 최대한 효율적으로 전송할 수 있도록 한다.</w:t>
       </w:r>
     </w:p>
     <w:p>
@@ -17891,24 +18987,14 @@
       <w:r>
         <w:t xml:space="preserve">Figure </w:t>
       </w:r>
-      <w:r>
-        <w:fldChar w:fldCharType="begin"/>
-      </w:r>
-      <w:r>
-        <w:instrText xml:space="preserve"> SEQ Figure \* ARABIC </w:instrText>
-      </w:r>
-      <w:r>
-        <w:fldChar w:fldCharType="separate"/>
-      </w:r>
-      <w:r>
-        <w:rPr>
-          <w:noProof/>
-        </w:rPr>
-        <w:t>11</w:t>
-      </w:r>
-      <w:r>
-        <w:fldChar w:fldCharType="end"/>
-      </w:r>
+      <w:fldSimple w:instr=" SEQ Figure \* ARABIC ">
+        <w:r>
+          <w:rPr>
+            <w:noProof/>
+          </w:rPr>
+          <w:t>11</w:t>
+        </w:r>
+      </w:fldSimple>
       <w:r>
         <w:rPr>
           <w:rFonts w:hint="eastAsia"/>
@@ -17948,7 +19034,15 @@
         <w:spacing w:after="120" w:line="288" w:lineRule="auto"/>
       </w:pPr>
       <w:r>
-        <w:t xml:space="preserve">MCU는 리셋 후 부트로더부터 실행되며, 일정 시간 동안 </w:t>
+        <w:t xml:space="preserve">MCU는 리셋 후 </w:t>
+      </w:r>
+      <w:proofErr w:type="spellStart"/>
+      <w:r>
+        <w:t>부트로더부터</w:t>
+      </w:r>
+      <w:proofErr w:type="spellEnd"/>
+      <w:r>
+        <w:t xml:space="preserve"> 실행되며, 일정 시간 동안 </w:t>
       </w:r>
       <w:r>
         <w:rPr>
@@ -17957,7 +19051,15 @@
         <w:t>송신 측의</w:t>
       </w:r>
       <w:r>
-        <w:t xml:space="preserve"> 시작 신호를 기다린다. 신호가 오면 부트 모드로, 타임아웃되면 응용 영역으로 점프한다. AVR은 리셋 소스를 자체적으로 구분하지 못하므로, 부트/앱 결정은 </w:t>
+        <w:t xml:space="preserve"> 시작 신호를 기다린다. 신호가 오면 부트 모드로, </w:t>
+      </w:r>
+      <w:proofErr w:type="spellStart"/>
+      <w:r>
+        <w:t>타임아웃되면</w:t>
+      </w:r>
+      <w:proofErr w:type="spellEnd"/>
+      <w:r>
+        <w:t xml:space="preserve"> 응용 영역으로 점프한다. AVR은 리셋 소스를 자체적으로 구분하지 못하므로, 부트/앱 결정은 </w:t>
       </w:r>
       <w:r>
         <w:rPr>
@@ -18448,8 +19550,18 @@
           <w:sz w:val="18"/>
           <w:szCs w:val="18"/>
         </w:rPr>
-        <w:t>while(timeout--){</w:t>
-      </w:r>
+        <w:t>while(timeout-</w:t>
+      </w:r>
+      <w:proofErr w:type="gramStart"/>
+      <w:r>
+        <w:rPr>
+          <w:rFonts w:cs="Consolas"/>
+          <w:sz w:val="18"/>
+          <w:szCs w:val="18"/>
+        </w:rPr>
+        <w:t>-){</w:t>
+      </w:r>
+      <w:proofErr w:type="gramEnd"/>
     </w:p>
     <w:p>
       <w:pPr>
@@ -18466,7 +19578,25 @@
           <w:sz w:val="18"/>
           <w:szCs w:val="18"/>
         </w:rPr>
-        <w:t xml:space="preserve">    PORTC = 0x05; _delay_ms(10);</w:t>
+        <w:t xml:space="preserve">    PORTC = 0x05; _</w:t>
+      </w:r>
+      <w:proofErr w:type="spellStart"/>
+      <w:r>
+        <w:rPr>
+          <w:rFonts w:cs="Consolas"/>
+          <w:sz w:val="18"/>
+          <w:szCs w:val="18"/>
+        </w:rPr>
+        <w:t>delay_ms</w:t>
+      </w:r>
+      <w:proofErr w:type="spellEnd"/>
+      <w:r>
+        <w:rPr>
+          <w:rFonts w:cs="Consolas"/>
+          <w:sz w:val="18"/>
+          <w:szCs w:val="18"/>
+        </w:rPr>
+        <w:t>(10);</w:t>
       </w:r>
     </w:p>
     <w:p>
@@ -18484,8 +19614,18 @@
           <w:sz w:val="18"/>
           <w:szCs w:val="18"/>
         </w:rPr>
-        <w:t xml:space="preserve">    if(USART1_Available()){</w:t>
-      </w:r>
+        <w:t xml:space="preserve">    if(USART1_Available(</w:t>
+      </w:r>
+      <w:proofErr w:type="gramStart"/>
+      <w:r>
+        <w:rPr>
+          <w:rFonts w:cs="Consolas"/>
+          <w:sz w:val="18"/>
+          <w:szCs w:val="18"/>
+        </w:rPr>
+        <w:t>)){</w:t>
+      </w:r>
+      <w:proofErr w:type="gramEnd"/>
     </w:p>
     <w:p>
       <w:pPr>
@@ -18622,6 +19762,7 @@
                                 <w:szCs w:val="18"/>
                               </w:rPr>
                             </w:pPr>
+                            <w:proofErr w:type="spellStart"/>
                             <w:r>
                               <w:rPr>
                                 <w:rFonts w:cs="Consolas"/>
@@ -18636,7 +19777,16 @@
                                 <w:sz w:val="18"/>
                                 <w:szCs w:val="18"/>
                               </w:rPr>
-                              <w:t>un_bootloadr() 함수 호출로 패킷 전송 시작</w:t>
+                              <w:t>un_bootloadr</w:t>
+                            </w:r>
+                            <w:proofErr w:type="spellEnd"/>
+                            <w:r>
+                              <w:rPr>
+                                <w:rFonts w:cs="Consolas" w:hint="eastAsia"/>
+                                <w:sz w:val="18"/>
+                                <w:szCs w:val="18"/>
+                              </w:rPr>
+                              <w:t>() 함수 호출로 패킷 전송 시작</w:t>
                             </w:r>
                           </w:p>
                         </w:txbxContent>
@@ -18689,6 +19839,7 @@
                           <w:szCs w:val="18"/>
                         </w:rPr>
                       </w:pPr>
+                      <w:proofErr w:type="spellStart"/>
                       <w:r>
                         <w:rPr>
                           <w:rFonts w:cs="Consolas"/>
@@ -18703,7 +19854,16 @@
                           <w:sz w:val="18"/>
                           <w:szCs w:val="18"/>
                         </w:rPr>
-                        <w:t>un_bootloadr() 함수 호출로 패킷 전송 시작</w:t>
+                        <w:t>un_bootloadr</w:t>
+                      </w:r>
+                      <w:proofErr w:type="spellEnd"/>
+                      <w:r>
+                        <w:rPr>
+                          <w:rFonts w:cs="Consolas" w:hint="eastAsia"/>
+                          <w:sz w:val="18"/>
+                          <w:szCs w:val="18"/>
+                        </w:rPr>
+                        <w:t>() 함수 호출로 패킷 전송 시작</w:t>
                       </w:r>
                     </w:p>
                   </w:txbxContent>
@@ -18755,7 +19915,25 @@
           <w:sz w:val="18"/>
           <w:szCs w:val="18"/>
         </w:rPr>
-        <w:t xml:space="preserve">            run_bootloader();</w:t>
+        <w:t xml:space="preserve">            </w:t>
+      </w:r>
+      <w:proofErr w:type="spellStart"/>
+      <w:r>
+        <w:rPr>
+          <w:rFonts w:cs="Consolas"/>
+          <w:sz w:val="18"/>
+          <w:szCs w:val="18"/>
+        </w:rPr>
+        <w:t>run_bootloader</w:t>
+      </w:r>
+      <w:proofErr w:type="spellEnd"/>
+      <w:r>
+        <w:rPr>
+          <w:rFonts w:cs="Consolas"/>
+          <w:sz w:val="18"/>
+          <w:szCs w:val="18"/>
+        </w:rPr>
+        <w:t>();</w:t>
       </w:r>
     </w:p>
     <w:p>
@@ -18851,8 +20029,13 @@
       <w:pPr>
         <w:spacing w:after="120" w:line="288" w:lineRule="auto"/>
       </w:pPr>
-      <w:r>
-        <w:t>run_bootloader()는 패킷을 수신·검증한 뒤 결과에 따라 분기한다.</w:t>
+      <w:proofErr w:type="spellStart"/>
+      <w:r>
+        <w:t>run_bootloader</w:t>
+      </w:r>
+      <w:proofErr w:type="spellEnd"/>
+      <w:r>
+        <w:t>()는 패킷을 수신·검증한 뒤 결과에 따라 분기한다.</w:t>
       </w:r>
     </w:p>
     <w:p>
@@ -18870,7 +20053,25 @@
           <w:sz w:val="18"/>
           <w:szCs w:val="18"/>
         </w:rPr>
-        <w:t>uint8_t result = recv_packet(&amp;pkt);</w:t>
+        <w:t xml:space="preserve">uint8_t result = </w:t>
+      </w:r>
+      <w:proofErr w:type="spellStart"/>
+      <w:r>
+        <w:rPr>
+          <w:rFonts w:cs="Consolas"/>
+          <w:sz w:val="18"/>
+          <w:szCs w:val="18"/>
+        </w:rPr>
+        <w:t>recv_packet</w:t>
+      </w:r>
+      <w:proofErr w:type="spellEnd"/>
+      <w:r>
+        <w:rPr>
+          <w:rFonts w:cs="Consolas"/>
+          <w:sz w:val="18"/>
+          <w:szCs w:val="18"/>
+        </w:rPr>
+        <w:t>(&amp;pkt);</w:t>
       </w:r>
     </w:p>
     <w:p>
@@ -18888,8 +20089,18 @@
           <w:sz w:val="18"/>
           <w:szCs w:val="18"/>
         </w:rPr>
-        <w:t>if(result == MSG_DATA){</w:t>
-      </w:r>
+        <w:t>if(result == MSG_</w:t>
+      </w:r>
+      <w:proofErr w:type="gramStart"/>
+      <w:r>
+        <w:rPr>
+          <w:rFonts w:cs="Consolas"/>
+          <w:sz w:val="18"/>
+          <w:szCs w:val="18"/>
+        </w:rPr>
+        <w:t>DATA){</w:t>
+      </w:r>
+      <w:proofErr w:type="gramEnd"/>
     </w:p>
     <w:p>
       <w:pPr>
@@ -18906,7 +20117,25 @@
           <w:sz w:val="18"/>
           <w:szCs w:val="18"/>
         </w:rPr>
-        <w:t xml:space="preserve">    if(write_addr &gt;= BOOT_START){ USART1_Transmit(NAK); break; }  // 영역 보호</w:t>
+        <w:t xml:space="preserve">    if(</w:t>
+      </w:r>
+      <w:proofErr w:type="spellStart"/>
+      <w:r>
+        <w:rPr>
+          <w:rFonts w:cs="Consolas"/>
+          <w:sz w:val="18"/>
+          <w:szCs w:val="18"/>
+        </w:rPr>
+        <w:t>write_addr</w:t>
+      </w:r>
+      <w:proofErr w:type="spellEnd"/>
+      <w:r>
+        <w:rPr>
+          <w:rFonts w:cs="Consolas"/>
+          <w:sz w:val="18"/>
+          <w:szCs w:val="18"/>
+        </w:rPr>
+        <w:t xml:space="preserve"> &gt;= BOOT_START){ USART1_Transmit(NAK); break; }  // 영역 보호</w:t>
       </w:r>
     </w:p>
     <w:p>
@@ -19186,7 +20415,61 @@
           <w:sz w:val="18"/>
           <w:szCs w:val="18"/>
         </w:rPr>
-        <w:t xml:space="preserve">    flash_page_write(write_addr, pkt.data);   // Write 먼저</w:t>
+        <w:t xml:space="preserve">    </w:t>
+      </w:r>
+      <w:proofErr w:type="spellStart"/>
+      <w:r>
+        <w:rPr>
+          <w:rFonts w:cs="Consolas"/>
+          <w:sz w:val="18"/>
+          <w:szCs w:val="18"/>
+        </w:rPr>
+        <w:t>flash_page_write</w:t>
+      </w:r>
+      <w:proofErr w:type="spellEnd"/>
+      <w:r>
+        <w:rPr>
+          <w:rFonts w:cs="Consolas"/>
+          <w:sz w:val="18"/>
+          <w:szCs w:val="18"/>
+        </w:rPr>
+        <w:t>(</w:t>
+      </w:r>
+      <w:proofErr w:type="spellStart"/>
+      <w:r>
+        <w:rPr>
+          <w:rFonts w:cs="Consolas"/>
+          <w:sz w:val="18"/>
+          <w:szCs w:val="18"/>
+        </w:rPr>
+        <w:t>write_addr</w:t>
+      </w:r>
+      <w:proofErr w:type="spellEnd"/>
+      <w:r>
+        <w:rPr>
+          <w:rFonts w:cs="Consolas"/>
+          <w:sz w:val="18"/>
+          <w:szCs w:val="18"/>
+        </w:rPr>
+        <w:t xml:space="preserve">, </w:t>
+      </w:r>
+      <w:proofErr w:type="spellStart"/>
+      <w:r>
+        <w:rPr>
+          <w:rFonts w:cs="Consolas"/>
+          <w:sz w:val="18"/>
+          <w:szCs w:val="18"/>
+        </w:rPr>
+        <w:t>pkt.data</w:t>
+      </w:r>
+      <w:proofErr w:type="spellEnd"/>
+      <w:r>
+        <w:rPr>
+          <w:rFonts w:cs="Consolas"/>
+          <w:sz w:val="18"/>
+          <w:szCs w:val="18"/>
+        </w:rPr>
+        <w:t>);   // Write 먼저</w:t>
       </w:r>
     </w:p>
     <w:p>
@@ -19222,7 +20505,25 @@
           <w:sz w:val="18"/>
           <w:szCs w:val="18"/>
         </w:rPr>
-        <w:t xml:space="preserve">    write_addr += PAGE_SIZE; PORTC ^= 0x01;</w:t>
+        <w:t xml:space="preserve">    </w:t>
+      </w:r>
+      <w:proofErr w:type="spellStart"/>
+      <w:r>
+        <w:rPr>
+          <w:rFonts w:cs="Consolas"/>
+          <w:sz w:val="18"/>
+          <w:szCs w:val="18"/>
+        </w:rPr>
+        <w:t>write_addr</w:t>
+      </w:r>
+      <w:proofErr w:type="spellEnd"/>
+      <w:r>
+        <w:rPr>
+          <w:rFonts w:cs="Consolas"/>
+          <w:sz w:val="18"/>
+          <w:szCs w:val="18"/>
+        </w:rPr>
+        <w:t xml:space="preserve"> += PAGE_SIZE; PORTC ^= 0x01;</w:t>
       </w:r>
     </w:p>
     <w:p>
@@ -19258,8 +20559,18 @@
           <w:sz w:val="18"/>
           <w:szCs w:val="18"/>
         </w:rPr>
-        <w:t>else if(result == MSG_END){</w:t>
-      </w:r>
+        <w:t>else if(result == MSG_</w:t>
+      </w:r>
+      <w:proofErr w:type="gramStart"/>
+      <w:r>
+        <w:rPr>
+          <w:rFonts w:cs="Consolas"/>
+          <w:sz w:val="18"/>
+          <w:szCs w:val="18"/>
+        </w:rPr>
+        <w:t>END){</w:t>
+      </w:r>
+      <w:proofErr w:type="gramEnd"/>
     </w:p>
     <w:p>
       <w:pPr>
@@ -19276,7 +20587,25 @@
           <w:sz w:val="18"/>
           <w:szCs w:val="18"/>
         </w:rPr>
-        <w:t xml:space="preserve">    USART1_Transmit(ACK); jump_to_app();</w:t>
+        <w:t xml:space="preserve">    USART1_Transmit(ACK); </w:t>
+      </w:r>
+      <w:proofErr w:type="spellStart"/>
+      <w:r>
+        <w:rPr>
+          <w:rFonts w:cs="Consolas"/>
+          <w:sz w:val="18"/>
+          <w:szCs w:val="18"/>
+        </w:rPr>
+        <w:t>jump_to_app</w:t>
+      </w:r>
+      <w:proofErr w:type="spellEnd"/>
+      <w:r>
+        <w:rPr>
+          <w:rFonts w:cs="Consolas"/>
+          <w:sz w:val="18"/>
+          <w:szCs w:val="18"/>
+        </w:rPr>
+        <w:t>();</w:t>
       </w:r>
     </w:p>
     <w:p>
@@ -19329,7 +20658,23 @@
           <w:sz w:val="20"/>
           <w:szCs w:val="20"/>
         </w:rPr>
-        <w:t>✓ Flash Write를 완료한 후 ACK를 전송해야 한다. ACK를 먼저 보내면 송신측이 다음 패킷을 보내는 동안 MCU가 Write 중이어서 데이터가 유실된다.</w:t>
+        <w:t xml:space="preserve">✓ Flash Write를 완료한 후 ACK를 전송해야 한다. ACK를 먼저 보내면 </w:t>
+      </w:r>
+      <w:proofErr w:type="spellStart"/>
+      <w:r>
+        <w:rPr>
+          <w:sz w:val="20"/>
+          <w:szCs w:val="20"/>
+        </w:rPr>
+        <w:t>송신측이</w:t>
+      </w:r>
+      <w:proofErr w:type="spellEnd"/>
+      <w:r>
+        <w:rPr>
+          <w:sz w:val="20"/>
+          <w:szCs w:val="20"/>
+        </w:rPr>
+        <w:t xml:space="preserve"> 다음 패킷을 보내는 동안 MCU가 Write 중이어서 데이터가 유실된다.</w:t>
       </w:r>
     </w:p>
     <w:p>
@@ -19358,7 +20703,21 @@
         <w:rPr>
           <w:rFonts w:ascii="Pretendard" w:eastAsia="Pretendard" w:hAnsi="Pretendard"/>
         </w:rPr>
-        <w:t xml:space="preserve"> 패킷 수신 recv_packet()</w:t>
+        <w:t xml:space="preserve"> 패킷 수신 </w:t>
+      </w:r>
+      <w:proofErr w:type="spellStart"/>
+      <w:r>
+        <w:rPr>
+          <w:rFonts w:ascii="Pretendard" w:eastAsia="Pretendard" w:hAnsi="Pretendard"/>
+        </w:rPr>
+        <w:t>recv_packet</w:t>
+      </w:r>
+      <w:proofErr w:type="spellEnd"/>
+      <w:r>
+        <w:rPr>
+          <w:rFonts w:ascii="Pretendard" w:eastAsia="Pretendard" w:hAnsi="Pretendard"/>
+        </w:rPr>
+        <w:t>()</w:t>
       </w:r>
       <w:bookmarkEnd w:id="48"/>
     </w:p>
@@ -19433,13 +20792,23 @@
         <w:spacing w:line="252" w:lineRule="auto"/>
         <w:ind w:left="120" w:right="120"/>
       </w:pPr>
-      <w:r>
-        <w:rPr>
-          <w:rFonts w:cs="Consolas"/>
-          <w:sz w:val="18"/>
-          <w:szCs w:val="18"/>
-        </w:rPr>
-        <w:t>} while(raw[0] != START_CODE);    // 0xEF 찾을 때까지 폐기(</w:t>
+      <w:proofErr w:type="gramStart"/>
+      <w:r>
+        <w:rPr>
+          <w:rFonts w:cs="Consolas"/>
+          <w:sz w:val="18"/>
+          <w:szCs w:val="18"/>
+        </w:rPr>
+        <w:t xml:space="preserve">} while(raw[0] != START_CODE);   </w:t>
+      </w:r>
+      <w:proofErr w:type="gramEnd"/>
+      <w:r>
+        <w:rPr>
+          <w:rFonts w:cs="Consolas"/>
+          <w:sz w:val="18"/>
+          <w:szCs w:val="18"/>
+        </w:rPr>
+        <w:t xml:space="preserve"> // 0xEF 찾을 때까지 폐기(</w:t>
       </w:r>
       <w:r>
         <w:rPr>
@@ -19491,7 +20860,61 @@
           <w:sz w:val="18"/>
           <w:szCs w:val="18"/>
         </w:rPr>
-        <w:t>for(uint16_t i = 1; i &lt; PKT_SIZE; i++)</w:t>
+        <w:t xml:space="preserve">for(uint16_t </w:t>
+      </w:r>
+      <w:proofErr w:type="spellStart"/>
+      <w:r>
+        <w:rPr>
+          <w:rFonts w:cs="Consolas"/>
+          <w:sz w:val="18"/>
+          <w:szCs w:val="18"/>
+        </w:rPr>
+        <w:t>i</w:t>
+      </w:r>
+      <w:proofErr w:type="spellEnd"/>
+      <w:r>
+        <w:rPr>
+          <w:rFonts w:cs="Consolas"/>
+          <w:sz w:val="18"/>
+          <w:szCs w:val="18"/>
+        </w:rPr>
+        <w:t xml:space="preserve"> = 1; </w:t>
+      </w:r>
+      <w:proofErr w:type="spellStart"/>
+      <w:r>
+        <w:rPr>
+          <w:rFonts w:cs="Consolas"/>
+          <w:sz w:val="18"/>
+          <w:szCs w:val="18"/>
+        </w:rPr>
+        <w:t>i</w:t>
+      </w:r>
+      <w:proofErr w:type="spellEnd"/>
+      <w:r>
+        <w:rPr>
+          <w:rFonts w:cs="Consolas"/>
+          <w:sz w:val="18"/>
+          <w:szCs w:val="18"/>
+        </w:rPr>
+        <w:t xml:space="preserve"> &lt; PKT_SIZE; </w:t>
+      </w:r>
+      <w:proofErr w:type="spellStart"/>
+      <w:r>
+        <w:rPr>
+          <w:rFonts w:cs="Consolas"/>
+          <w:sz w:val="18"/>
+          <w:szCs w:val="18"/>
+        </w:rPr>
+        <w:t>i</w:t>
+      </w:r>
+      <w:proofErr w:type="spellEnd"/>
+      <w:r>
+        <w:rPr>
+          <w:rFonts w:cs="Consolas"/>
+          <w:sz w:val="18"/>
+          <w:szCs w:val="18"/>
+        </w:rPr>
+        <w:t>++)</w:t>
       </w:r>
     </w:p>
     <w:p>
@@ -19509,7 +20932,25 @@
           <w:sz w:val="18"/>
           <w:szCs w:val="18"/>
         </w:rPr>
-        <w:t xml:space="preserve">    raw[i] = USART1_Receive();    // 나머지 261바이트</w:t>
+        <w:t xml:space="preserve">    raw[</w:t>
+      </w:r>
+      <w:proofErr w:type="spellStart"/>
+      <w:r>
+        <w:rPr>
+          <w:rFonts w:cs="Consolas"/>
+          <w:sz w:val="18"/>
+          <w:szCs w:val="18"/>
+        </w:rPr>
+        <w:t>i</w:t>
+      </w:r>
+      <w:proofErr w:type="spellEnd"/>
+      <w:r>
+        <w:rPr>
+          <w:rFonts w:cs="Consolas"/>
+          <w:sz w:val="18"/>
+          <w:szCs w:val="18"/>
+        </w:rPr>
+        <w:t>] = USART1_Receive();    // 나머지 261바이트</w:t>
       </w:r>
     </w:p>
     <w:p>
@@ -19545,7 +20986,25 @@
           <w:sz w:val="18"/>
           <w:szCs w:val="18"/>
         </w:rPr>
-        <w:t>// 파싱 후 CRC 검증 → 일치 시 msg_type, 불일치 시 NAK</w:t>
+        <w:t xml:space="preserve">// 파싱 후 CRC 검증 → 일치 시 </w:t>
+      </w:r>
+      <w:proofErr w:type="spellStart"/>
+      <w:r>
+        <w:rPr>
+          <w:rFonts w:cs="Consolas"/>
+          <w:sz w:val="18"/>
+          <w:szCs w:val="18"/>
+        </w:rPr>
+        <w:t>msg_type</w:t>
+      </w:r>
+      <w:proofErr w:type="spellEnd"/>
+      <w:r>
+        <w:rPr>
+          <w:rFonts w:cs="Consolas"/>
+          <w:sz w:val="18"/>
+          <w:szCs w:val="18"/>
+        </w:rPr>
+        <w:t>, 불일치 시 NAK</w:t>
       </w:r>
       <w:r>
         <w:rPr>
@@ -19691,13 +21150,59 @@
         <w:spacing w:line="252" w:lineRule="auto"/>
         <w:ind w:left="120" w:right="120"/>
       </w:pPr>
-      <w:r>
-        <w:rPr>
-          <w:rFonts w:cs="Consolas"/>
-          <w:sz w:val="18"/>
-          <w:szCs w:val="18"/>
-        </w:rPr>
-        <w:t>flash_page_write(addr, buf):</w:t>
+      <w:proofErr w:type="spellStart"/>
+      <w:r>
+        <w:rPr>
+          <w:rFonts w:cs="Consolas"/>
+          <w:sz w:val="18"/>
+          <w:szCs w:val="18"/>
+        </w:rPr>
+        <w:t>flash_page_write</w:t>
+      </w:r>
+      <w:proofErr w:type="spellEnd"/>
+      <w:r>
+        <w:rPr>
+          <w:rFonts w:cs="Consolas"/>
+          <w:sz w:val="18"/>
+          <w:szCs w:val="18"/>
+        </w:rPr>
+        <w:t>(</w:t>
+      </w:r>
+      <w:proofErr w:type="spellStart"/>
+      <w:r>
+        <w:rPr>
+          <w:rFonts w:cs="Consolas"/>
+          <w:sz w:val="18"/>
+          <w:szCs w:val="18"/>
+        </w:rPr>
+        <w:t>addr</w:t>
+      </w:r>
+      <w:proofErr w:type="spellEnd"/>
+      <w:r>
+        <w:rPr>
+          <w:rFonts w:cs="Consolas"/>
+          <w:sz w:val="18"/>
+          <w:szCs w:val="18"/>
+        </w:rPr>
+        <w:t xml:space="preserve">, </w:t>
+      </w:r>
+      <w:proofErr w:type="spellStart"/>
+      <w:r>
+        <w:rPr>
+          <w:rFonts w:cs="Consolas"/>
+          <w:sz w:val="18"/>
+          <w:szCs w:val="18"/>
+        </w:rPr>
+        <w:t>buf</w:t>
+      </w:r>
+      <w:proofErr w:type="spellEnd"/>
+      <w:r>
+        <w:rPr>
+          <w:rFonts w:cs="Consolas"/>
+          <w:sz w:val="18"/>
+          <w:szCs w:val="18"/>
+        </w:rPr>
+        <w:t>):</w:t>
       </w:r>
     </w:p>
     <w:p>
@@ -19715,7 +21220,43 @@
           <w:sz w:val="18"/>
           <w:szCs w:val="18"/>
         </w:rPr>
-        <w:t xml:space="preserve">  1. boot_page_erase(addr);   SPM 완료 대기</w:t>
+        <w:t xml:space="preserve">  1. </w:t>
+      </w:r>
+      <w:proofErr w:type="spellStart"/>
+      <w:r>
+        <w:rPr>
+          <w:rFonts w:cs="Consolas"/>
+          <w:sz w:val="18"/>
+          <w:szCs w:val="18"/>
+        </w:rPr>
+        <w:t>boot_page_erase</w:t>
+      </w:r>
+      <w:proofErr w:type="spellEnd"/>
+      <w:r>
+        <w:rPr>
+          <w:rFonts w:cs="Consolas"/>
+          <w:sz w:val="18"/>
+          <w:szCs w:val="18"/>
+        </w:rPr>
+        <w:t>(</w:t>
+      </w:r>
+      <w:proofErr w:type="spellStart"/>
+      <w:r>
+        <w:rPr>
+          <w:rFonts w:cs="Consolas"/>
+          <w:sz w:val="18"/>
+          <w:szCs w:val="18"/>
+        </w:rPr>
+        <w:t>addr</w:t>
+      </w:r>
+      <w:proofErr w:type="spellEnd"/>
+      <w:r>
+        <w:rPr>
+          <w:rFonts w:cs="Consolas"/>
+          <w:sz w:val="18"/>
+          <w:szCs w:val="18"/>
+        </w:rPr>
+        <w:t>);   SPM 완료 대기</w:t>
       </w:r>
     </w:p>
     <w:p>
@@ -19733,7 +21274,133 @@
           <w:sz w:val="18"/>
           <w:szCs w:val="18"/>
         </w:rPr>
-        <w:t xml:space="preserve">  2. for i in 0,2,..254:  word = buf[i] | (buf[i+1]&lt;&lt;8);  boot_page_fill(addr+i, word)</w:t>
+        <w:t xml:space="preserve">  2. for </w:t>
+      </w:r>
+      <w:proofErr w:type="spellStart"/>
+      <w:r>
+        <w:rPr>
+          <w:rFonts w:cs="Consolas"/>
+          <w:sz w:val="18"/>
+          <w:szCs w:val="18"/>
+        </w:rPr>
+        <w:t>i</w:t>
+      </w:r>
+      <w:proofErr w:type="spellEnd"/>
+      <w:r>
+        <w:rPr>
+          <w:rFonts w:cs="Consolas"/>
+          <w:sz w:val="18"/>
+          <w:szCs w:val="18"/>
+        </w:rPr>
+        <w:t xml:space="preserve"> in 0,</w:t>
+      </w:r>
+      <w:proofErr w:type="gramStart"/>
+      <w:r>
+        <w:rPr>
+          <w:rFonts w:cs="Consolas"/>
+          <w:sz w:val="18"/>
+          <w:szCs w:val="18"/>
+        </w:rPr>
+        <w:t>2,..</w:t>
+      </w:r>
+      <w:proofErr w:type="gramEnd"/>
+      <w:r>
+        <w:rPr>
+          <w:rFonts w:cs="Consolas"/>
+          <w:sz w:val="18"/>
+          <w:szCs w:val="18"/>
+        </w:rPr>
+        <w:t xml:space="preserve">254:  word = </w:t>
+      </w:r>
+      <w:proofErr w:type="spellStart"/>
+      <w:r>
+        <w:rPr>
+          <w:rFonts w:cs="Consolas"/>
+          <w:sz w:val="18"/>
+          <w:szCs w:val="18"/>
+        </w:rPr>
+        <w:t>buf</w:t>
+      </w:r>
+      <w:proofErr w:type="spellEnd"/>
+      <w:r>
+        <w:rPr>
+          <w:rFonts w:cs="Consolas"/>
+          <w:sz w:val="18"/>
+          <w:szCs w:val="18"/>
+        </w:rPr>
+        <w:t>[</w:t>
+      </w:r>
+      <w:proofErr w:type="spellStart"/>
+      <w:r>
+        <w:rPr>
+          <w:rFonts w:cs="Consolas"/>
+          <w:sz w:val="18"/>
+          <w:szCs w:val="18"/>
+        </w:rPr>
+        <w:t>i</w:t>
+      </w:r>
+      <w:proofErr w:type="spellEnd"/>
+      <w:r>
+        <w:rPr>
+          <w:rFonts w:cs="Consolas"/>
+          <w:sz w:val="18"/>
+          <w:szCs w:val="18"/>
+        </w:rPr>
+        <w:t>] | (</w:t>
+      </w:r>
+      <w:proofErr w:type="spellStart"/>
+      <w:r>
+        <w:rPr>
+          <w:rFonts w:cs="Consolas"/>
+          <w:sz w:val="18"/>
+          <w:szCs w:val="18"/>
+        </w:rPr>
+        <w:t>buf</w:t>
+      </w:r>
+      <w:proofErr w:type="spellEnd"/>
+      <w:r>
+        <w:rPr>
+          <w:rFonts w:cs="Consolas"/>
+          <w:sz w:val="18"/>
+          <w:szCs w:val="18"/>
+        </w:rPr>
+        <w:t xml:space="preserve">[i+1]&lt;&lt;8);  </w:t>
+      </w:r>
+      <w:proofErr w:type="spellStart"/>
+      <w:r>
+        <w:rPr>
+          <w:rFonts w:cs="Consolas"/>
+          <w:sz w:val="18"/>
+          <w:szCs w:val="18"/>
+        </w:rPr>
+        <w:t>boot_page_fill</w:t>
+      </w:r>
+      <w:proofErr w:type="spellEnd"/>
+      <w:r>
+        <w:rPr>
+          <w:rFonts w:cs="Consolas"/>
+          <w:sz w:val="18"/>
+          <w:szCs w:val="18"/>
+        </w:rPr>
+        <w:t>(</w:t>
+      </w:r>
+      <w:proofErr w:type="spellStart"/>
+      <w:r>
+        <w:rPr>
+          <w:rFonts w:cs="Consolas"/>
+          <w:sz w:val="18"/>
+          <w:szCs w:val="18"/>
+        </w:rPr>
+        <w:t>addr+i</w:t>
+      </w:r>
+      <w:proofErr w:type="spellEnd"/>
+      <w:r>
+        <w:rPr>
+          <w:rFonts w:cs="Consolas"/>
+          <w:sz w:val="18"/>
+          <w:szCs w:val="18"/>
+        </w:rPr>
+        <w:t>, word)</w:t>
       </w:r>
     </w:p>
     <w:p>
@@ -19751,7 +21418,43 @@
           <w:sz w:val="18"/>
           <w:szCs w:val="18"/>
         </w:rPr>
-        <w:t xml:space="preserve">  3. boot_page_write(addr);   SPM 완료 대기</w:t>
+        <w:t xml:space="preserve">  3. </w:t>
+      </w:r>
+      <w:proofErr w:type="spellStart"/>
+      <w:r>
+        <w:rPr>
+          <w:rFonts w:cs="Consolas"/>
+          <w:sz w:val="18"/>
+          <w:szCs w:val="18"/>
+        </w:rPr>
+        <w:t>boot_page_write</w:t>
+      </w:r>
+      <w:proofErr w:type="spellEnd"/>
+      <w:r>
+        <w:rPr>
+          <w:rFonts w:cs="Consolas"/>
+          <w:sz w:val="18"/>
+          <w:szCs w:val="18"/>
+        </w:rPr>
+        <w:t>(</w:t>
+      </w:r>
+      <w:proofErr w:type="spellStart"/>
+      <w:r>
+        <w:rPr>
+          <w:rFonts w:cs="Consolas"/>
+          <w:sz w:val="18"/>
+          <w:szCs w:val="18"/>
+        </w:rPr>
+        <w:t>addr</w:t>
+      </w:r>
+      <w:proofErr w:type="spellEnd"/>
+      <w:r>
+        <w:rPr>
+          <w:rFonts w:cs="Consolas"/>
+          <w:sz w:val="18"/>
+          <w:szCs w:val="18"/>
+        </w:rPr>
+        <w:t>);   SPM 완료 대기</w:t>
       </w:r>
     </w:p>
     <w:p>
@@ -19769,7 +21472,25 @@
           <w:sz w:val="18"/>
           <w:szCs w:val="18"/>
         </w:rPr>
-        <w:t xml:space="preserve">  4. boot_rww_enable();       // Write 완료 후 1회만</w:t>
+        <w:t xml:space="preserve">  4. </w:t>
+      </w:r>
+      <w:proofErr w:type="spellStart"/>
+      <w:r>
+        <w:rPr>
+          <w:rFonts w:cs="Consolas"/>
+          <w:sz w:val="18"/>
+          <w:szCs w:val="18"/>
+        </w:rPr>
+        <w:t>boot_rww_enable</w:t>
+      </w:r>
+      <w:proofErr w:type="spellEnd"/>
+      <w:r>
+        <w:rPr>
+          <w:rFonts w:cs="Consolas"/>
+          <w:sz w:val="18"/>
+          <w:szCs w:val="18"/>
+        </w:rPr>
+        <w:t>();       // Write 완료 후 1회만</w:t>
       </w:r>
     </w:p>
     <w:p>
@@ -19786,7 +21507,23 @@
           <w:sz w:val="20"/>
           <w:szCs w:val="20"/>
         </w:rPr>
-        <w:t>✓ boot_rww_enable()은 Write 완료 후 마지막에 한 번만 호출한다. Erase 후 호출하면 Page 버퍼가 초기화된다.</w:t>
+        <w:t xml:space="preserve">✓ </w:t>
+      </w:r>
+      <w:proofErr w:type="spellStart"/>
+      <w:r>
+        <w:rPr>
+          <w:sz w:val="20"/>
+          <w:szCs w:val="20"/>
+        </w:rPr>
+        <w:t>boot_rww_enable</w:t>
+      </w:r>
+      <w:proofErr w:type="spellEnd"/>
+      <w:r>
+        <w:rPr>
+          <w:sz w:val="20"/>
+          <w:szCs w:val="20"/>
+        </w:rPr>
+        <w:t>()은 Write 완료 후 마지막에 한 번만 호출한다. Erase 후 호출하면 Page 버퍼가 초기화된다.</w:t>
       </w:r>
     </w:p>
     <w:p>
@@ -19823,7 +21560,21 @@
         <w:rPr>
           <w:rFonts w:ascii="Pretendard" w:eastAsia="Pretendard" w:hAnsi="Pretendard"/>
         </w:rPr>
-        <w:t>.7 App 점프 jump_to_app()</w:t>
+        <w:t xml:space="preserve">.7 App 점프 </w:t>
+      </w:r>
+      <w:proofErr w:type="spellStart"/>
+      <w:r>
+        <w:rPr>
+          <w:rFonts w:ascii="Pretendard" w:eastAsia="Pretendard" w:hAnsi="Pretendard"/>
+        </w:rPr>
+        <w:t>jump_to_app</w:t>
+      </w:r>
+      <w:proofErr w:type="spellEnd"/>
+      <w:r>
+        <w:rPr>
+          <w:rFonts w:ascii="Pretendard" w:eastAsia="Pretendard" w:hAnsi="Pretendard"/>
+        </w:rPr>
+        <w:t>()</w:t>
       </w:r>
       <w:bookmarkEnd w:id="50"/>
     </w:p>
@@ -19850,8 +21601,36 @@
           <w:sz w:val="18"/>
           <w:szCs w:val="18"/>
         </w:rPr>
-        <w:t>void jump_to_app(void){</w:t>
-      </w:r>
+        <w:t xml:space="preserve">void </w:t>
+      </w:r>
+      <w:proofErr w:type="spellStart"/>
+      <w:r>
+        <w:rPr>
+          <w:rFonts w:cs="Consolas"/>
+          <w:sz w:val="18"/>
+          <w:szCs w:val="18"/>
+        </w:rPr>
+        <w:t>jump_to_app</w:t>
+      </w:r>
+      <w:proofErr w:type="spellEnd"/>
+      <w:r>
+        <w:rPr>
+          <w:rFonts w:cs="Consolas"/>
+          <w:sz w:val="18"/>
+          <w:szCs w:val="18"/>
+        </w:rPr>
+        <w:t>(</w:t>
+      </w:r>
+      <w:proofErr w:type="gramStart"/>
+      <w:r>
+        <w:rPr>
+          <w:rFonts w:cs="Consolas"/>
+          <w:sz w:val="18"/>
+          <w:szCs w:val="18"/>
+        </w:rPr>
+        <w:t>void){</w:t>
+      </w:r>
+      <w:proofErr w:type="gramEnd"/>
     </w:p>
     <w:p>
       <w:pPr>
@@ -19955,6 +21734,7 @@
                                 <w:szCs w:val="18"/>
                               </w:rPr>
                             </w:pPr>
+                            <w:proofErr w:type="spellStart"/>
                             <w:r>
                               <w:rPr>
                                 <w:rFonts w:cs="Consolas"/>
@@ -19969,7 +21749,16 @@
                                 <w:sz w:val="18"/>
                                 <w:szCs w:val="18"/>
                               </w:rPr>
-                              <w:t>sm volatile(</w:t>
+                              <w:t>sm</w:t>
+                            </w:r>
+                            <w:proofErr w:type="spellEnd"/>
+                            <w:r>
+                              <w:rPr>
+                                <w:rFonts w:cs="Consolas" w:hint="eastAsia"/>
+                                <w:sz w:val="18"/>
+                                <w:szCs w:val="18"/>
+                              </w:rPr>
+                              <w:t xml:space="preserve"> volatile(</w:t>
                             </w:r>
                             <w:r>
                               <w:rPr>
@@ -19979,13 +21768,23 @@
                               </w:rPr>
                               <w:t>“</w:t>
                             </w:r>
+                            <w:proofErr w:type="spellStart"/>
                             <w:r>
                               <w:rPr>
                                 <w:rFonts w:cs="Consolas" w:hint="eastAsia"/>
                                 <w:sz w:val="18"/>
                                 <w:szCs w:val="18"/>
                               </w:rPr>
-                              <w:t>jum 0x0</w:t>
+                              <w:t>jum</w:t>
+                            </w:r>
+                            <w:proofErr w:type="spellEnd"/>
+                            <w:r>
+                              <w:rPr>
+                                <w:rFonts w:cs="Consolas" w:hint="eastAsia"/>
+                                <w:sz w:val="18"/>
+                                <w:szCs w:val="18"/>
+                              </w:rPr>
+                              <w:t xml:space="preserve"> 0x0</w:t>
                             </w:r>
                             <w:r>
                               <w:rPr>
@@ -20061,6 +21860,7 @@
                           <w:szCs w:val="18"/>
                         </w:rPr>
                       </w:pPr>
+                      <w:proofErr w:type="spellStart"/>
                       <w:r>
                         <w:rPr>
                           <w:rFonts w:cs="Consolas"/>
@@ -20075,7 +21875,16 @@
                           <w:sz w:val="18"/>
                           <w:szCs w:val="18"/>
                         </w:rPr>
-                        <w:t>sm volatile(</w:t>
+                        <w:t>sm</w:t>
+                      </w:r>
+                      <w:proofErr w:type="spellEnd"/>
+                      <w:r>
+                        <w:rPr>
+                          <w:rFonts w:cs="Consolas" w:hint="eastAsia"/>
+                          <w:sz w:val="18"/>
+                          <w:szCs w:val="18"/>
+                        </w:rPr>
+                        <w:t xml:space="preserve"> volatile(</w:t>
                       </w:r>
                       <w:r>
                         <w:rPr>
@@ -20085,13 +21894,23 @@
                         </w:rPr>
                         <w:t>“</w:t>
                       </w:r>
+                      <w:proofErr w:type="spellStart"/>
                       <w:r>
                         <w:rPr>
                           <w:rFonts w:cs="Consolas" w:hint="eastAsia"/>
                           <w:sz w:val="18"/>
                           <w:szCs w:val="18"/>
                         </w:rPr>
-                        <w:t>jum 0x0</w:t>
+                        <w:t>jum</w:t>
+                      </w:r>
+                      <w:proofErr w:type="spellEnd"/>
+                      <w:r>
+                        <w:rPr>
+                          <w:rFonts w:cs="Consolas" w:hint="eastAsia"/>
+                          <w:sz w:val="18"/>
+                          <w:szCs w:val="18"/>
+                        </w:rPr>
+                        <w:t xml:space="preserve"> 0x0</w:t>
                       </w:r>
                       <w:r>
                         <w:rPr>
@@ -20184,7 +22003,43 @@
           <w:sz w:val="18"/>
           <w:szCs w:val="18"/>
         </w:rPr>
-        <w:t xml:space="preserve">    asm volatile("jmp 0x0");</w:t>
+        <w:t xml:space="preserve">    </w:t>
+      </w:r>
+      <w:proofErr w:type="spellStart"/>
+      <w:r>
+        <w:rPr>
+          <w:rFonts w:cs="Consolas"/>
+          <w:sz w:val="18"/>
+          <w:szCs w:val="18"/>
+        </w:rPr>
+        <w:t>asm</w:t>
+      </w:r>
+      <w:proofErr w:type="spellEnd"/>
+      <w:r>
+        <w:rPr>
+          <w:rFonts w:cs="Consolas"/>
+          <w:sz w:val="18"/>
+          <w:szCs w:val="18"/>
+        </w:rPr>
+        <w:t xml:space="preserve"> volatile("</w:t>
+      </w:r>
+      <w:proofErr w:type="spellStart"/>
+      <w:r>
+        <w:rPr>
+          <w:rFonts w:cs="Consolas"/>
+          <w:sz w:val="18"/>
+          <w:szCs w:val="18"/>
+        </w:rPr>
+        <w:t>jmp</w:t>
+      </w:r>
+      <w:proofErr w:type="spellEnd"/>
+      <w:r>
+        <w:rPr>
+          <w:rFonts w:cs="Consolas"/>
+          <w:sz w:val="18"/>
+          <w:szCs w:val="18"/>
+        </w:rPr>
+        <w:t xml:space="preserve"> 0x0");</w:t>
       </w:r>
     </w:p>
     <w:p>
@@ -20250,7 +22105,15 @@
         <w:spacing w:after="120" w:line="288" w:lineRule="auto"/>
       </w:pPr>
       <w:r>
-        <w:t>본 부트로더는 이벤트 기반 동기화를 우선</w:t>
+        <w:t xml:space="preserve">본 </w:t>
+      </w:r>
+      <w:proofErr w:type="spellStart"/>
+      <w:r>
+        <w:t>부트로더는</w:t>
+      </w:r>
+      <w:proofErr w:type="spellEnd"/>
+      <w:r>
+        <w:t xml:space="preserve"> 이벤트 기반 동기화를 우선</w:t>
       </w:r>
       <w:r>
         <w:rPr>
@@ -20550,7 +22413,23 @@
                 <w:sz w:val="19"/>
                 <w:szCs w:val="19"/>
               </w:rPr>
-              <w:t>ACK 수신 즉시 진행, 미수신 시 타임아웃</w:t>
+              <w:t xml:space="preserve">ACK 수신 즉시 진행, </w:t>
+            </w:r>
+            <w:proofErr w:type="spellStart"/>
+            <w:r>
+              <w:rPr>
+                <w:sz w:val="19"/>
+                <w:szCs w:val="19"/>
+              </w:rPr>
+              <w:t>미수신</w:t>
+            </w:r>
+            <w:proofErr w:type="spellEnd"/>
+            <w:r>
+              <w:rPr>
+                <w:sz w:val="19"/>
+                <w:szCs w:val="19"/>
+              </w:rPr>
+              <w:t xml:space="preserve"> 시 타임아웃</w:t>
             </w:r>
           </w:p>
         </w:tc>
@@ -20575,34 +22454,45 @@
           <w:p>
             <w:pPr>
               <w:rPr>
+                <w:sz w:val="19"/>
+                <w:szCs w:val="19"/>
+              </w:rPr>
+            </w:pPr>
+            <w:proofErr w:type="spellStart"/>
+            <w:r>
+              <w:rPr>
                 <w:rFonts w:hint="eastAsia"/>
+                <w:sz w:val="19"/>
+                <w:szCs w:val="19"/>
+              </w:rPr>
+              <w:t>Baudrate</w:t>
+            </w:r>
+            <w:proofErr w:type="spellEnd"/>
+          </w:p>
+        </w:tc>
+        <w:tc>
+          <w:tcPr>
+            <w:tcW w:w="6960" w:type="dxa"/>
+            <w:tcBorders>
+              <w:top w:val="single" w:sz="1" w:space="0" w:color="D1D5DB"/>
+              <w:left w:val="single" w:sz="1" w:space="0" w:color="D1D5DB"/>
+              <w:bottom w:val="single" w:sz="1" w:space="0" w:color="D1D5DB"/>
+              <w:right w:val="single" w:sz="1" w:space="0" w:color="D1D5DB"/>
+            </w:tcBorders>
+            <w:tcMar>
+              <w:top w:w="60" w:type="dxa"/>
+              <w:left w:w="110" w:type="dxa"/>
+              <w:bottom w:w="60" w:type="dxa"/>
+              <w:right w:w="110" w:type="dxa"/>
+            </w:tcMar>
+          </w:tcPr>
+          <w:p>
+            <w:pPr>
+              <w:rPr>
+                <w:sz w:val="19"/>
+                <w:szCs w:val="19"/>
               </w:rPr>
             </w:pPr>
-            <w:r>
-              <w:rPr>
-                <w:rFonts w:hint="eastAsia"/>
-              </w:rPr>
-              <w:t>Baudrate</w:t>
-            </w:r>
-          </w:p>
-        </w:tc>
-        <w:tc>
-          <w:tcPr>
-            <w:tcW w:w="6960" w:type="dxa"/>
-            <w:tcBorders>
-              <w:top w:val="single" w:sz="1" w:space="0" w:color="D1D5DB"/>
-              <w:left w:val="single" w:sz="1" w:space="0" w:color="D1D5DB"/>
-              <w:bottom w:val="single" w:sz="1" w:space="0" w:color="D1D5DB"/>
-              <w:right w:val="single" w:sz="1" w:space="0" w:color="D1D5DB"/>
-            </w:tcBorders>
-            <w:tcMar>
-              <w:top w:w="60" w:type="dxa"/>
-              <w:left w:w="110" w:type="dxa"/>
-              <w:bottom w:w="60" w:type="dxa"/>
-              <w:right w:w="110" w:type="dxa"/>
-            </w:tcMar>
-          </w:tcPr>
-          <w:p>
             <w:r>
               <w:rPr>
                 <w:sz w:val="19"/>
@@ -20728,7 +22618,21 @@
         <w:rPr>
           <w:rFonts w:hint="eastAsia"/>
         </w:rPr>
-        <w:t>Throughput Mode로 되어 uart로 보낸 데이터를 전달해주는 역할만 수행</w:t>
+        <w:t xml:space="preserve">Throughput Mode로 되어 </w:t>
+      </w:r>
+      <w:proofErr w:type="spellStart"/>
+      <w:r>
+        <w:rPr>
+          <w:rFonts w:hint="eastAsia"/>
+        </w:rPr>
+        <w:t>uart</w:t>
+      </w:r>
+      <w:proofErr w:type="spellEnd"/>
+      <w:r>
+        <w:rPr>
+          <w:rFonts w:hint="eastAsia"/>
+        </w:rPr>
+        <w:t>로 보낸 데이터를 전달해주는 역할만 수행</w:t>
       </w:r>
       <w:r>
         <w:rPr>
@@ -20849,13 +22753,31 @@
             </w:tcMar>
           </w:tcPr>
           <w:p>
-            <w:r>
-              <w:rPr>
-                <w:sz w:val="19"/>
-                <w:szCs w:val="19"/>
-              </w:rPr>
-              <w:t>src/main.c</w:t>
-            </w:r>
+            <w:proofErr w:type="spellStart"/>
+            <w:r>
+              <w:rPr>
+                <w:sz w:val="19"/>
+                <w:szCs w:val="19"/>
+              </w:rPr>
+              <w:t>src</w:t>
+            </w:r>
+            <w:proofErr w:type="spellEnd"/>
+            <w:r>
+              <w:rPr>
+                <w:sz w:val="19"/>
+                <w:szCs w:val="19"/>
+              </w:rPr>
+              <w:t>/</w:t>
+            </w:r>
+            <w:proofErr w:type="spellStart"/>
+            <w:r>
+              <w:rPr>
+                <w:sz w:val="19"/>
+                <w:szCs w:val="19"/>
+              </w:rPr>
+              <w:t>main.c</w:t>
+            </w:r>
+            <w:proofErr w:type="spellEnd"/>
           </w:p>
         </w:tc>
         <w:tc>
@@ -20875,12 +22797,21 @@
             </w:tcMar>
           </w:tcPr>
           <w:p>
-            <w:r>
-              <w:rPr>
-                <w:sz w:val="19"/>
-                <w:szCs w:val="19"/>
-              </w:rPr>
-              <w:t>진입점, bin 파일 열기, 전송 루프</w:t>
+            <w:proofErr w:type="spellStart"/>
+            <w:r>
+              <w:rPr>
+                <w:sz w:val="19"/>
+                <w:szCs w:val="19"/>
+              </w:rPr>
+              <w:t>진입점</w:t>
+            </w:r>
+            <w:proofErr w:type="spellEnd"/>
+            <w:r>
+              <w:rPr>
+                <w:sz w:val="19"/>
+                <w:szCs w:val="19"/>
+              </w:rPr>
+              <w:t>, bin 파일 열기, 전송 루프</w:t>
             </w:r>
           </w:p>
         </w:tc>
@@ -20903,13 +22834,31 @@
             </w:tcMar>
           </w:tcPr>
           <w:p>
-            <w:r>
-              <w:rPr>
-                <w:sz w:val="19"/>
-                <w:szCs w:val="19"/>
-              </w:rPr>
-              <w:t>src/uart.c</w:t>
-            </w:r>
+            <w:proofErr w:type="spellStart"/>
+            <w:r>
+              <w:rPr>
+                <w:sz w:val="19"/>
+                <w:szCs w:val="19"/>
+              </w:rPr>
+              <w:t>src</w:t>
+            </w:r>
+            <w:proofErr w:type="spellEnd"/>
+            <w:r>
+              <w:rPr>
+                <w:sz w:val="19"/>
+                <w:szCs w:val="19"/>
+              </w:rPr>
+              <w:t>/</w:t>
+            </w:r>
+            <w:proofErr w:type="spellStart"/>
+            <w:r>
+              <w:rPr>
+                <w:sz w:val="19"/>
+                <w:szCs w:val="19"/>
+              </w:rPr>
+              <w:t>uart.c</w:t>
+            </w:r>
+            <w:proofErr w:type="spellEnd"/>
           </w:p>
         </w:tc>
         <w:tc>
@@ -20934,7 +22883,39 @@
                 <w:sz w:val="19"/>
                 <w:szCs w:val="19"/>
               </w:rPr>
-              <w:t>UART 설정, DTR 리셋, SIGIO 핸들러, wait_ready()</w:t>
+              <w:t xml:space="preserve">UART 설정, DTR 리셋, SIGIO </w:t>
+            </w:r>
+            <w:proofErr w:type="spellStart"/>
+            <w:r>
+              <w:rPr>
+                <w:sz w:val="19"/>
+                <w:szCs w:val="19"/>
+              </w:rPr>
+              <w:t>핸들러</w:t>
+            </w:r>
+            <w:proofErr w:type="spellEnd"/>
+            <w:r>
+              <w:rPr>
+                <w:sz w:val="19"/>
+                <w:szCs w:val="19"/>
+              </w:rPr>
+              <w:t xml:space="preserve">, </w:t>
+            </w:r>
+            <w:proofErr w:type="spellStart"/>
+            <w:r>
+              <w:rPr>
+                <w:sz w:val="19"/>
+                <w:szCs w:val="19"/>
+              </w:rPr>
+              <w:t>wait_ready</w:t>
+            </w:r>
+            <w:proofErr w:type="spellEnd"/>
+            <w:r>
+              <w:rPr>
+                <w:sz w:val="19"/>
+                <w:szCs w:val="19"/>
+              </w:rPr>
+              <w:t>()</w:t>
             </w:r>
           </w:p>
         </w:tc>
@@ -20957,13 +22938,31 @@
             </w:tcMar>
           </w:tcPr>
           <w:p>
-            <w:r>
-              <w:rPr>
-                <w:sz w:val="19"/>
-                <w:szCs w:val="19"/>
-              </w:rPr>
-              <w:t>src/packet.c</w:t>
-            </w:r>
+            <w:proofErr w:type="spellStart"/>
+            <w:r>
+              <w:rPr>
+                <w:sz w:val="19"/>
+                <w:szCs w:val="19"/>
+              </w:rPr>
+              <w:t>src</w:t>
+            </w:r>
+            <w:proofErr w:type="spellEnd"/>
+            <w:r>
+              <w:rPr>
+                <w:sz w:val="19"/>
+                <w:szCs w:val="19"/>
+              </w:rPr>
+              <w:t>/</w:t>
+            </w:r>
+            <w:proofErr w:type="spellStart"/>
+            <w:r>
+              <w:rPr>
+                <w:sz w:val="19"/>
+                <w:szCs w:val="19"/>
+              </w:rPr>
+              <w:t>packet.c</w:t>
+            </w:r>
+            <w:proofErr w:type="spellEnd"/>
           </w:p>
         </w:tc>
         <w:tc>
@@ -20988,7 +22987,39 @@
                 <w:sz w:val="19"/>
                 <w:szCs w:val="19"/>
               </w:rPr>
-              <w:t>crc16(), make_packet(), send_packet(), upload()</w:t>
+              <w:t xml:space="preserve">crc16(), </w:t>
+            </w:r>
+            <w:proofErr w:type="spellStart"/>
+            <w:r>
+              <w:rPr>
+                <w:sz w:val="19"/>
+                <w:szCs w:val="19"/>
+              </w:rPr>
+              <w:t>make_packet</w:t>
+            </w:r>
+            <w:proofErr w:type="spellEnd"/>
+            <w:r>
+              <w:rPr>
+                <w:sz w:val="19"/>
+                <w:szCs w:val="19"/>
+              </w:rPr>
+              <w:t xml:space="preserve">(), </w:t>
+            </w:r>
+            <w:proofErr w:type="spellStart"/>
+            <w:r>
+              <w:rPr>
+                <w:sz w:val="19"/>
+                <w:szCs w:val="19"/>
+              </w:rPr>
+              <w:t>send_packet</w:t>
+            </w:r>
+            <w:proofErr w:type="spellEnd"/>
+            <w:r>
+              <w:rPr>
+                <w:sz w:val="19"/>
+                <w:szCs w:val="19"/>
+              </w:rPr>
+              <w:t>(), upload()</w:t>
             </w:r>
           </w:p>
         </w:tc>
@@ -21011,12 +23042,21 @@
             </w:tcMar>
           </w:tcPr>
           <w:p>
-            <w:r>
-              <w:rPr>
-                <w:sz w:val="19"/>
-                <w:szCs w:val="19"/>
-              </w:rPr>
-              <w:t>inc/*.h</w:t>
+            <w:proofErr w:type="spellStart"/>
+            <w:r>
+              <w:rPr>
+                <w:sz w:val="19"/>
+                <w:szCs w:val="19"/>
+              </w:rPr>
+              <w:t>inc</w:t>
+            </w:r>
+            <w:proofErr w:type="spellEnd"/>
+            <w:r>
+              <w:rPr>
+                <w:sz w:val="19"/>
+                <w:szCs w:val="19"/>
+              </w:rPr>
+              <w:t>/*.h</w:t>
             </w:r>
           </w:p>
         </w:tc>
@@ -21131,14 +23171,170 @@
         <w:spacing w:line="252" w:lineRule="auto"/>
         <w:ind w:left="120" w:right="120"/>
       </w:pPr>
-      <w:r>
-        <w:rPr>
-          <w:rFonts w:cs="Consolas"/>
-          <w:sz w:val="18"/>
-          <w:szCs w:val="18"/>
-        </w:rPr>
-        <w:t>gcc -I./inc -o bl_sender src/main.c src/uart.c src/packet.c</w:t>
-      </w:r>
+      <w:proofErr w:type="spellStart"/>
+      <w:r>
+        <w:rPr>
+          <w:rFonts w:cs="Consolas"/>
+          <w:sz w:val="18"/>
+          <w:szCs w:val="18"/>
+        </w:rPr>
+        <w:t>gcc</w:t>
+      </w:r>
+      <w:proofErr w:type="spellEnd"/>
+      <w:r>
+        <w:rPr>
+          <w:rFonts w:cs="Consolas"/>
+          <w:sz w:val="18"/>
+          <w:szCs w:val="18"/>
+        </w:rPr>
+        <w:t xml:space="preserve"> -I./</w:t>
+      </w:r>
+      <w:proofErr w:type="spellStart"/>
+      <w:r>
+        <w:rPr>
+          <w:rFonts w:cs="Consolas"/>
+          <w:sz w:val="18"/>
+          <w:szCs w:val="18"/>
+        </w:rPr>
+        <w:t>inc</w:t>
+      </w:r>
+      <w:proofErr w:type="spellEnd"/>
+      <w:r>
+        <w:rPr>
+          <w:rFonts w:cs="Consolas"/>
+          <w:sz w:val="18"/>
+          <w:szCs w:val="18"/>
+        </w:rPr>
+        <w:t xml:space="preserve"> -o </w:t>
+      </w:r>
+      <w:proofErr w:type="spellStart"/>
+      <w:r>
+        <w:rPr>
+          <w:rFonts w:cs="Consolas"/>
+          <w:sz w:val="18"/>
+          <w:szCs w:val="18"/>
+        </w:rPr>
+        <w:t>bl_sender</w:t>
+      </w:r>
+      <w:proofErr w:type="spellEnd"/>
+      <w:r>
+        <w:rPr>
+          <w:rFonts w:cs="Consolas"/>
+          <w:sz w:val="18"/>
+          <w:szCs w:val="18"/>
+        </w:rPr>
+        <w:t xml:space="preserve"> </w:t>
+      </w:r>
+      <w:proofErr w:type="spellStart"/>
+      <w:r>
+        <w:rPr>
+          <w:rFonts w:cs="Consolas"/>
+          <w:sz w:val="18"/>
+          <w:szCs w:val="18"/>
+        </w:rPr>
+        <w:t>src</w:t>
+      </w:r>
+      <w:proofErr w:type="spellEnd"/>
+      <w:r>
+        <w:rPr>
+          <w:rFonts w:cs="Consolas"/>
+          <w:sz w:val="18"/>
+          <w:szCs w:val="18"/>
+        </w:rPr>
+        <w:t>/</w:t>
+      </w:r>
+      <w:proofErr w:type="spellStart"/>
+      <w:r>
+        <w:rPr>
+          <w:rFonts w:cs="Consolas"/>
+          <w:sz w:val="18"/>
+          <w:szCs w:val="18"/>
+        </w:rPr>
+        <w:t>main</w:t>
+      </w:r>
+      <w:proofErr w:type="gramStart"/>
+      <w:r>
+        <w:rPr>
+          <w:rFonts w:cs="Consolas"/>
+          <w:sz w:val="18"/>
+          <w:szCs w:val="18"/>
+        </w:rPr>
+        <w:t>.c</w:t>
+      </w:r>
+      <w:proofErr w:type="spellEnd"/>
+      <w:proofErr w:type="gramEnd"/>
+      <w:r>
+        <w:rPr>
+          <w:rFonts w:cs="Consolas"/>
+          <w:sz w:val="18"/>
+          <w:szCs w:val="18"/>
+        </w:rPr>
+        <w:t xml:space="preserve"> </w:t>
+      </w:r>
+      <w:proofErr w:type="spellStart"/>
+      <w:r>
+        <w:rPr>
+          <w:rFonts w:cs="Consolas"/>
+          <w:sz w:val="18"/>
+          <w:szCs w:val="18"/>
+        </w:rPr>
+        <w:t>src</w:t>
+      </w:r>
+      <w:proofErr w:type="spellEnd"/>
+      <w:r>
+        <w:rPr>
+          <w:rFonts w:cs="Consolas"/>
+          <w:sz w:val="18"/>
+          <w:szCs w:val="18"/>
+        </w:rPr>
+        <w:t>/</w:t>
+      </w:r>
+      <w:proofErr w:type="spellStart"/>
+      <w:r>
+        <w:rPr>
+          <w:rFonts w:cs="Consolas"/>
+          <w:sz w:val="18"/>
+          <w:szCs w:val="18"/>
+        </w:rPr>
+        <w:t>uart.c</w:t>
+      </w:r>
+      <w:proofErr w:type="spellEnd"/>
+      <w:r>
+        <w:rPr>
+          <w:rFonts w:cs="Consolas"/>
+          <w:sz w:val="18"/>
+          <w:szCs w:val="18"/>
+        </w:rPr>
+        <w:t xml:space="preserve"> </w:t>
+      </w:r>
+      <w:proofErr w:type="spellStart"/>
+      <w:r>
+        <w:rPr>
+          <w:rFonts w:cs="Consolas"/>
+          <w:sz w:val="18"/>
+          <w:szCs w:val="18"/>
+        </w:rPr>
+        <w:t>src</w:t>
+      </w:r>
+      <w:proofErr w:type="spellEnd"/>
+      <w:r>
+        <w:rPr>
+          <w:rFonts w:cs="Consolas"/>
+          <w:sz w:val="18"/>
+          <w:szCs w:val="18"/>
+        </w:rPr>
+        <w:t>/</w:t>
+      </w:r>
+      <w:proofErr w:type="spellStart"/>
+      <w:r>
+        <w:rPr>
+          <w:rFonts w:cs="Consolas"/>
+          <w:sz w:val="18"/>
+          <w:szCs w:val="18"/>
+        </w:rPr>
+        <w:t>packet.c</w:t>
+      </w:r>
+      <w:proofErr w:type="spellEnd"/>
     </w:p>
     <w:p>
       <w:pPr>
@@ -21155,7 +23351,43 @@
           <w:sz w:val="18"/>
           <w:szCs w:val="18"/>
         </w:rPr>
-        <w:t>./bl_sender LED_blink.bin /dev/ttyUSB0</w:t>
+        <w:t>./</w:t>
+      </w:r>
+      <w:proofErr w:type="spellStart"/>
+      <w:r>
+        <w:rPr>
+          <w:rFonts w:cs="Consolas"/>
+          <w:sz w:val="18"/>
+          <w:szCs w:val="18"/>
+        </w:rPr>
+        <w:t>bl_sender</w:t>
+      </w:r>
+      <w:proofErr w:type="spellEnd"/>
+      <w:r>
+        <w:rPr>
+          <w:rFonts w:cs="Consolas"/>
+          <w:sz w:val="18"/>
+          <w:szCs w:val="18"/>
+        </w:rPr>
+        <w:t xml:space="preserve"> </w:t>
+      </w:r>
+      <w:proofErr w:type="spellStart"/>
+      <w:r>
+        <w:rPr>
+          <w:rFonts w:cs="Consolas"/>
+          <w:sz w:val="18"/>
+          <w:szCs w:val="18"/>
+        </w:rPr>
+        <w:t>LED_blink.bin</w:t>
+      </w:r>
+      <w:proofErr w:type="spellEnd"/>
+      <w:r>
+        <w:rPr>
+          <w:rFonts w:cs="Consolas"/>
+          <w:sz w:val="18"/>
+          <w:szCs w:val="18"/>
+        </w:rPr>
+        <w:t xml:space="preserve"> /dev/ttyUSB0</w:t>
       </w:r>
     </w:p>
     <w:p>
@@ -21180,9 +23412,6 @@
     <w:p>
       <w:pPr>
         <w:pStyle w:val="3"/>
-        <w:rPr>
-          <w:rFonts w:hint="eastAsia"/>
-        </w:rPr>
       </w:pPr>
       <w:bookmarkStart w:id="56" w:name="_Toc233201721"/>
       <w:r>
@@ -21204,22 +23433,23 @@
       <w:bookmarkEnd w:id="56"/>
     </w:p>
     <w:p>
-      <w:pPr>
+      <w:r>
         <w:rPr>
           <w:rFonts w:hint="eastAsia"/>
         </w:rPr>
-      </w:pPr>
+        <w:t xml:space="preserve">SIGIO는 리눅스에서 인터럽트처럼 </w:t>
+      </w:r>
       <w:r>
         <w:rPr>
           <w:rFonts w:hint="eastAsia"/>
         </w:rPr>
-        <w:t xml:space="preserve">SIGIO는 리눅스에서 인터럽트처럼 </w:t>
+        <w:t>Descript</w:t>
       </w:r>
       <w:r>
         <w:rPr>
           <w:rFonts w:hint="eastAsia"/>
         </w:rPr>
-        <w:t>Descript</w:t>
+        <w:t>or</w:t>
       </w:r>
       <w:r>
         <w:rPr>
@@ -21248,7 +23478,25 @@
           <w:sz w:val="18"/>
           <w:szCs w:val="18"/>
         </w:rPr>
-        <w:t>int uart_open(const char *port)</w:t>
+        <w:t xml:space="preserve">int </w:t>
+      </w:r>
+      <w:proofErr w:type="spellStart"/>
+      <w:r>
+        <w:rPr>
+          <w:rFonts w:cs="Consolas"/>
+          <w:sz w:val="18"/>
+          <w:szCs w:val="18"/>
+        </w:rPr>
+        <w:t>uart_open</w:t>
+      </w:r>
+      <w:proofErr w:type="spellEnd"/>
+      <w:r>
+        <w:rPr>
+          <w:rFonts w:cs="Consolas"/>
+          <w:sz w:val="18"/>
+          <w:szCs w:val="18"/>
+        </w:rPr>
+        <w:t>(const char *port)</w:t>
       </w:r>
     </w:p>
     <w:p>
@@ -21294,7 +23542,25 @@
           <w:sz w:val="18"/>
           <w:szCs w:val="18"/>
         </w:rPr>
-        <w:t xml:space="preserve">    int fd = open(port, O_RDWR);</w:t>
+        <w:t xml:space="preserve">    int </w:t>
+      </w:r>
+      <w:proofErr w:type="spellStart"/>
+      <w:r>
+        <w:rPr>
+          <w:rFonts w:cs="Consolas"/>
+          <w:sz w:val="18"/>
+          <w:szCs w:val="18"/>
+        </w:rPr>
+        <w:t>fd</w:t>
+      </w:r>
+      <w:proofErr w:type="spellEnd"/>
+      <w:r>
+        <w:rPr>
+          <w:rFonts w:cs="Consolas"/>
+          <w:sz w:val="18"/>
+          <w:szCs w:val="18"/>
+        </w:rPr>
+        <w:t xml:space="preserve"> = open(port, O_RDWR);</w:t>
       </w:r>
     </w:p>
     <w:p>
@@ -21367,6 +23633,7 @@
                                 <w:szCs w:val="19"/>
                               </w:rPr>
                             </w:pPr>
+                            <w:proofErr w:type="spellStart"/>
                             <w:r>
                               <w:rPr>
                                 <w:sz w:val="19"/>
@@ -21380,7 +23647,16 @@
                                 <w:sz w:val="19"/>
                                 <w:szCs w:val="19"/>
                               </w:rPr>
-                              <w:t>art port 셋팅</w:t>
+                              <w:t>art</w:t>
+                            </w:r>
+                            <w:proofErr w:type="spellEnd"/>
+                            <w:r>
+                              <w:rPr>
+                                <w:rFonts w:hint="eastAsia"/>
+                                <w:sz w:val="19"/>
+                                <w:szCs w:val="19"/>
+                              </w:rPr>
+                              <w:t xml:space="preserve"> port 셋팅</w:t>
                             </w:r>
                           </w:p>
                           <w:p>
@@ -21396,7 +23672,27 @@
                                 <w:sz w:val="19"/>
                                 <w:szCs w:val="19"/>
                               </w:rPr>
-                              <w:t>* buadrate : 1</w:t>
+                              <w:t xml:space="preserve">* </w:t>
+                            </w:r>
+                            <w:proofErr w:type="spellStart"/>
+                            <w:proofErr w:type="gramStart"/>
+                            <w:r>
+                              <w:rPr>
+                                <w:rFonts w:hint="eastAsia"/>
+                                <w:sz w:val="19"/>
+                                <w:szCs w:val="19"/>
+                              </w:rPr>
+                              <w:t>buadrate</w:t>
+                            </w:r>
+                            <w:proofErr w:type="spellEnd"/>
+                            <w:proofErr w:type="gramEnd"/>
+                            <w:r>
+                              <w:rPr>
+                                <w:rFonts w:hint="eastAsia"/>
+                                <w:sz w:val="19"/>
+                                <w:szCs w:val="19"/>
+                              </w:rPr>
+                              <w:t xml:space="preserve"> : 1</w:t>
                             </w:r>
                             <w:r>
                               <w:rPr>
@@ -21434,7 +23730,6 @@
                           <w:p>
                             <w:pPr>
                               <w:rPr>
-                                <w:rFonts w:hint="eastAsia"/>
                                 <w:sz w:val="19"/>
                                 <w:szCs w:val="19"/>
                               </w:rPr>
@@ -21480,6 +23775,7 @@
                           <w:szCs w:val="19"/>
                         </w:rPr>
                       </w:pPr>
+                      <w:proofErr w:type="spellStart"/>
                       <w:r>
                         <w:rPr>
                           <w:sz w:val="19"/>
@@ -21493,7 +23789,16 @@
                           <w:sz w:val="19"/>
                           <w:szCs w:val="19"/>
                         </w:rPr>
-                        <w:t>art port 셋팅</w:t>
+                        <w:t>art</w:t>
+                      </w:r>
+                      <w:proofErr w:type="spellEnd"/>
+                      <w:r>
+                        <w:rPr>
+                          <w:rFonts w:hint="eastAsia"/>
+                          <w:sz w:val="19"/>
+                          <w:szCs w:val="19"/>
+                        </w:rPr>
+                        <w:t xml:space="preserve"> port 셋팅</w:t>
                       </w:r>
                     </w:p>
                     <w:p>
@@ -21509,7 +23814,27 @@
                           <w:sz w:val="19"/>
                           <w:szCs w:val="19"/>
                         </w:rPr>
-                        <w:t>* buadrate : 1</w:t>
+                        <w:t xml:space="preserve">* </w:t>
+                      </w:r>
+                      <w:proofErr w:type="spellStart"/>
+                      <w:proofErr w:type="gramStart"/>
+                      <w:r>
+                        <w:rPr>
+                          <w:rFonts w:hint="eastAsia"/>
+                          <w:sz w:val="19"/>
+                          <w:szCs w:val="19"/>
+                        </w:rPr>
+                        <w:t>buadrate</w:t>
+                      </w:r>
+                      <w:proofErr w:type="spellEnd"/>
+                      <w:proofErr w:type="gramEnd"/>
+                      <w:r>
+                        <w:rPr>
+                          <w:rFonts w:hint="eastAsia"/>
+                          <w:sz w:val="19"/>
+                          <w:szCs w:val="19"/>
+                        </w:rPr>
+                        <w:t xml:space="preserve"> : 1</w:t>
                       </w:r>
                       <w:r>
                         <w:rPr>
@@ -21547,7 +23872,6 @@
                     <w:p>
                       <w:pPr>
                         <w:rPr>
-                          <w:rFonts w:hint="eastAsia"/>
                           <w:sz w:val="19"/>
                           <w:szCs w:val="19"/>
                         </w:rPr>
@@ -21575,8 +23899,72 @@
           <w:sz w:val="18"/>
           <w:szCs w:val="18"/>
         </w:rPr>
-        <w:t xml:space="preserve">    if(fd &lt; 0) { perror("open fail"); return -1; }</w:t>
-      </w:r>
+        <w:t xml:space="preserve">    if(</w:t>
+      </w:r>
+      <w:proofErr w:type="spellStart"/>
+      <w:r>
+        <w:rPr>
+          <w:rFonts w:cs="Consolas"/>
+          <w:sz w:val="18"/>
+          <w:szCs w:val="18"/>
+        </w:rPr>
+        <w:t>fd</w:t>
+      </w:r>
+      <w:proofErr w:type="spellEnd"/>
+      <w:r>
+        <w:rPr>
+          <w:rFonts w:cs="Consolas"/>
+          <w:sz w:val="18"/>
+          <w:szCs w:val="18"/>
+        </w:rPr>
+        <w:t xml:space="preserve"> &lt; </w:t>
+      </w:r>
+      <w:proofErr w:type="gramStart"/>
+      <w:r>
+        <w:rPr>
+          <w:rFonts w:cs="Consolas"/>
+          <w:sz w:val="18"/>
+          <w:szCs w:val="18"/>
+        </w:rPr>
+        <w:t>0) {</w:t>
+      </w:r>
+      <w:proofErr w:type="gramEnd"/>
+      <w:r>
+        <w:rPr>
+          <w:rFonts w:cs="Consolas"/>
+          <w:sz w:val="18"/>
+          <w:szCs w:val="18"/>
+        </w:rPr>
+        <w:t xml:space="preserve"> </w:t>
+      </w:r>
+      <w:proofErr w:type="spellStart"/>
+      <w:r>
+        <w:rPr>
+          <w:rFonts w:cs="Consolas"/>
+          <w:sz w:val="18"/>
+          <w:szCs w:val="18"/>
+        </w:rPr>
+        <w:t>perror</w:t>
+      </w:r>
+      <w:proofErr w:type="spellEnd"/>
+      <w:r>
+        <w:rPr>
+          <w:rFonts w:cs="Consolas"/>
+          <w:sz w:val="18"/>
+          <w:szCs w:val="18"/>
+        </w:rPr>
+        <w:t>("open fail"); return -</w:t>
+      </w:r>
+      <w:proofErr w:type="gramStart"/>
+      <w:r>
+        <w:rPr>
+          <w:rFonts w:cs="Consolas"/>
+          <w:sz w:val="18"/>
+          <w:szCs w:val="18"/>
+        </w:rPr>
+        <w:t>1; }</w:t>
+      </w:r>
+      <w:proofErr w:type="gramEnd"/>
     </w:p>
     <w:p>
       <w:pPr>
@@ -21613,7 +24001,61 @@
           <w:sz w:val="18"/>
           <w:szCs w:val="18"/>
         </w:rPr>
-        <w:t xml:space="preserve">    struct termios tty;</w:t>
+        <w:t xml:space="preserve">    </w:t>
+      </w:r>
+      <w:proofErr w:type="gramStart"/>
+      <w:r>
+        <w:rPr>
+          <w:rFonts w:cs="Consolas"/>
+          <w:sz w:val="18"/>
+          <w:szCs w:val="18"/>
+        </w:rPr>
+        <w:t>struct</w:t>
+      </w:r>
+      <w:proofErr w:type="gramEnd"/>
+      <w:r>
+        <w:rPr>
+          <w:rFonts w:cs="Consolas"/>
+          <w:sz w:val="18"/>
+          <w:szCs w:val="18"/>
+        </w:rPr>
+        <w:t xml:space="preserve"> </w:t>
+      </w:r>
+      <w:proofErr w:type="spellStart"/>
+      <w:r>
+        <w:rPr>
+          <w:rFonts w:cs="Consolas"/>
+          <w:sz w:val="18"/>
+          <w:szCs w:val="18"/>
+        </w:rPr>
+        <w:t>termios</w:t>
+      </w:r>
+      <w:proofErr w:type="spellEnd"/>
+      <w:r>
+        <w:rPr>
+          <w:rFonts w:cs="Consolas"/>
+          <w:sz w:val="18"/>
+          <w:szCs w:val="18"/>
+        </w:rPr>
+        <w:t xml:space="preserve"> </w:t>
+      </w:r>
+      <w:proofErr w:type="spellStart"/>
+      <w:r>
+        <w:rPr>
+          <w:rFonts w:cs="Consolas"/>
+          <w:sz w:val="18"/>
+          <w:szCs w:val="18"/>
+        </w:rPr>
+        <w:t>tty</w:t>
+      </w:r>
+      <w:proofErr w:type="spellEnd"/>
+      <w:r>
+        <w:rPr>
+          <w:rFonts w:cs="Consolas"/>
+          <w:sz w:val="18"/>
+          <w:szCs w:val="18"/>
+        </w:rPr>
+        <w:t>;</w:t>
       </w:r>
     </w:p>
     <w:p>
@@ -21636,7 +24078,61 @@
           <w:sz w:val="18"/>
           <w:szCs w:val="18"/>
         </w:rPr>
-        <w:t xml:space="preserve">    tcgetattr(fd, &amp;tty);</w:t>
+        <w:t xml:space="preserve">    </w:t>
+      </w:r>
+      <w:proofErr w:type="spellStart"/>
+      <w:r>
+        <w:rPr>
+          <w:rFonts w:cs="Consolas"/>
+          <w:sz w:val="18"/>
+          <w:szCs w:val="18"/>
+        </w:rPr>
+        <w:t>tcgetattr</w:t>
+      </w:r>
+      <w:proofErr w:type="spellEnd"/>
+      <w:r>
+        <w:rPr>
+          <w:rFonts w:cs="Consolas"/>
+          <w:sz w:val="18"/>
+          <w:szCs w:val="18"/>
+        </w:rPr>
+        <w:t>(</w:t>
+      </w:r>
+      <w:proofErr w:type="spellStart"/>
+      <w:r>
+        <w:rPr>
+          <w:rFonts w:cs="Consolas"/>
+          <w:sz w:val="18"/>
+          <w:szCs w:val="18"/>
+        </w:rPr>
+        <w:t>fd</w:t>
+      </w:r>
+      <w:proofErr w:type="spellEnd"/>
+      <w:r>
+        <w:rPr>
+          <w:rFonts w:cs="Consolas"/>
+          <w:sz w:val="18"/>
+          <w:szCs w:val="18"/>
+        </w:rPr>
+        <w:t>, &amp;</w:t>
+      </w:r>
+      <w:proofErr w:type="spellStart"/>
+      <w:r>
+        <w:rPr>
+          <w:rFonts w:cs="Consolas"/>
+          <w:sz w:val="18"/>
+          <w:szCs w:val="18"/>
+        </w:rPr>
+        <w:t>tty</w:t>
+      </w:r>
+      <w:proofErr w:type="spellEnd"/>
+      <w:r>
+        <w:rPr>
+          <w:rFonts w:cs="Consolas"/>
+          <w:sz w:val="18"/>
+          <w:szCs w:val="18"/>
+        </w:rPr>
+        <w:t>);</w:t>
       </w:r>
     </w:p>
     <w:p>
@@ -21659,7 +24155,43 @@
           <w:sz w:val="18"/>
           <w:szCs w:val="18"/>
         </w:rPr>
-        <w:t xml:space="preserve">    cfmakeraw(&amp;tty);</w:t>
+        <w:t xml:space="preserve">    </w:t>
+      </w:r>
+      <w:proofErr w:type="spellStart"/>
+      <w:r>
+        <w:rPr>
+          <w:rFonts w:cs="Consolas"/>
+          <w:sz w:val="18"/>
+          <w:szCs w:val="18"/>
+        </w:rPr>
+        <w:t>cfmakeraw</w:t>
+      </w:r>
+      <w:proofErr w:type="spellEnd"/>
+      <w:r>
+        <w:rPr>
+          <w:rFonts w:cs="Consolas"/>
+          <w:sz w:val="18"/>
+          <w:szCs w:val="18"/>
+        </w:rPr>
+        <w:t>(&amp;</w:t>
+      </w:r>
+      <w:proofErr w:type="spellStart"/>
+      <w:r>
+        <w:rPr>
+          <w:rFonts w:cs="Consolas"/>
+          <w:sz w:val="18"/>
+          <w:szCs w:val="18"/>
+        </w:rPr>
+        <w:t>tty</w:t>
+      </w:r>
+      <w:proofErr w:type="spellEnd"/>
+      <w:r>
+        <w:rPr>
+          <w:rFonts w:cs="Consolas"/>
+          <w:sz w:val="18"/>
+          <w:szCs w:val="18"/>
+        </w:rPr>
+        <w:t>);</w:t>
       </w:r>
     </w:p>
     <w:p>
@@ -21697,7 +24229,43 @@
           <w:sz w:val="18"/>
           <w:szCs w:val="18"/>
         </w:rPr>
-        <w:t xml:space="preserve">    cfsetispeed(&amp;tty, B19200);</w:t>
+        <w:t xml:space="preserve">    </w:t>
+      </w:r>
+      <w:proofErr w:type="spellStart"/>
+      <w:r>
+        <w:rPr>
+          <w:rFonts w:cs="Consolas"/>
+          <w:sz w:val="18"/>
+          <w:szCs w:val="18"/>
+        </w:rPr>
+        <w:t>cfsetispeed</w:t>
+      </w:r>
+      <w:proofErr w:type="spellEnd"/>
+      <w:r>
+        <w:rPr>
+          <w:rFonts w:cs="Consolas"/>
+          <w:sz w:val="18"/>
+          <w:szCs w:val="18"/>
+        </w:rPr>
+        <w:t>(&amp;</w:t>
+      </w:r>
+      <w:proofErr w:type="spellStart"/>
+      <w:r>
+        <w:rPr>
+          <w:rFonts w:cs="Consolas"/>
+          <w:sz w:val="18"/>
+          <w:szCs w:val="18"/>
+        </w:rPr>
+        <w:t>tty</w:t>
+      </w:r>
+      <w:proofErr w:type="spellEnd"/>
+      <w:r>
+        <w:rPr>
+          <w:rFonts w:cs="Consolas"/>
+          <w:sz w:val="18"/>
+          <w:szCs w:val="18"/>
+        </w:rPr>
+        <w:t>, B19200);</w:t>
       </w:r>
     </w:p>
     <w:p>
@@ -21720,7 +24288,43 @@
           <w:sz w:val="18"/>
           <w:szCs w:val="18"/>
         </w:rPr>
-        <w:t xml:space="preserve">    cfsetospeed(&amp;tty, B19200);</w:t>
+        <w:t xml:space="preserve">    </w:t>
+      </w:r>
+      <w:proofErr w:type="spellStart"/>
+      <w:r>
+        <w:rPr>
+          <w:rFonts w:cs="Consolas"/>
+          <w:sz w:val="18"/>
+          <w:szCs w:val="18"/>
+        </w:rPr>
+        <w:t>cfsetospeed</w:t>
+      </w:r>
+      <w:proofErr w:type="spellEnd"/>
+      <w:r>
+        <w:rPr>
+          <w:rFonts w:cs="Consolas"/>
+          <w:sz w:val="18"/>
+          <w:szCs w:val="18"/>
+        </w:rPr>
+        <w:t>(&amp;</w:t>
+      </w:r>
+      <w:proofErr w:type="spellStart"/>
+      <w:r>
+        <w:rPr>
+          <w:rFonts w:cs="Consolas"/>
+          <w:sz w:val="18"/>
+          <w:szCs w:val="18"/>
+        </w:rPr>
+        <w:t>tty</w:t>
+      </w:r>
+      <w:proofErr w:type="spellEnd"/>
+      <w:r>
+        <w:rPr>
+          <w:rFonts w:cs="Consolas"/>
+          <w:sz w:val="18"/>
+          <w:szCs w:val="18"/>
+        </w:rPr>
+        <w:t>, B19200);</w:t>
       </w:r>
     </w:p>
     <w:p>
@@ -21743,7 +24347,25 @@
           <w:sz w:val="18"/>
           <w:szCs w:val="18"/>
         </w:rPr>
-        <w:t xml:space="preserve">    tty.c_cc[VTIME] = 20;   // 2초 타임아웃</w:t>
+        <w:t xml:space="preserve">    </w:t>
+      </w:r>
+      <w:proofErr w:type="spellStart"/>
+      <w:r>
+        <w:rPr>
+          <w:rFonts w:cs="Consolas"/>
+          <w:sz w:val="18"/>
+          <w:szCs w:val="18"/>
+        </w:rPr>
+        <w:t>tty.c_cc</w:t>
+      </w:r>
+      <w:proofErr w:type="spellEnd"/>
+      <w:r>
+        <w:rPr>
+          <w:rFonts w:cs="Consolas"/>
+          <w:sz w:val="18"/>
+          <w:szCs w:val="18"/>
+        </w:rPr>
+        <w:t>[VTIME] = 20;   // 2초 타임아웃</w:t>
       </w:r>
     </w:p>
     <w:p>
@@ -21766,7 +24388,25 @@
           <w:sz w:val="18"/>
           <w:szCs w:val="18"/>
         </w:rPr>
-        <w:t xml:space="preserve">    tty.c_cc[VMIN]  = 0;</w:t>
+        <w:t xml:space="preserve">    </w:t>
+      </w:r>
+      <w:proofErr w:type="spellStart"/>
+      <w:r>
+        <w:rPr>
+          <w:rFonts w:cs="Consolas"/>
+          <w:sz w:val="18"/>
+          <w:szCs w:val="18"/>
+        </w:rPr>
+        <w:t>tty.c_cc</w:t>
+      </w:r>
+      <w:proofErr w:type="spellEnd"/>
+      <w:r>
+        <w:rPr>
+          <w:rFonts w:cs="Consolas"/>
+          <w:sz w:val="18"/>
+          <w:szCs w:val="18"/>
+        </w:rPr>
+        <w:t>[VMIN]  = 0;</w:t>
       </w:r>
     </w:p>
     <w:p>
@@ -21789,7 +24429,61 @@
           <w:sz w:val="18"/>
           <w:szCs w:val="18"/>
         </w:rPr>
-        <w:t xml:space="preserve">    tcsetattr(fd, TCSANOW, &amp;tty);</w:t>
+        <w:t xml:space="preserve">    </w:t>
+      </w:r>
+      <w:proofErr w:type="spellStart"/>
+      <w:r>
+        <w:rPr>
+          <w:rFonts w:cs="Consolas"/>
+          <w:sz w:val="18"/>
+          <w:szCs w:val="18"/>
+        </w:rPr>
+        <w:t>tcsetattr</w:t>
+      </w:r>
+      <w:proofErr w:type="spellEnd"/>
+      <w:r>
+        <w:rPr>
+          <w:rFonts w:cs="Consolas"/>
+          <w:sz w:val="18"/>
+          <w:szCs w:val="18"/>
+        </w:rPr>
+        <w:t>(</w:t>
+      </w:r>
+      <w:proofErr w:type="spellStart"/>
+      <w:r>
+        <w:rPr>
+          <w:rFonts w:cs="Consolas"/>
+          <w:sz w:val="18"/>
+          <w:szCs w:val="18"/>
+        </w:rPr>
+        <w:t>fd</w:t>
+      </w:r>
+      <w:proofErr w:type="spellEnd"/>
+      <w:r>
+        <w:rPr>
+          <w:rFonts w:cs="Consolas"/>
+          <w:sz w:val="18"/>
+          <w:szCs w:val="18"/>
+        </w:rPr>
+        <w:t>, TCSANOW, &amp;</w:t>
+      </w:r>
+      <w:proofErr w:type="spellStart"/>
+      <w:r>
+        <w:rPr>
+          <w:rFonts w:cs="Consolas"/>
+          <w:sz w:val="18"/>
+          <w:szCs w:val="18"/>
+        </w:rPr>
+        <w:t>tty</w:t>
+      </w:r>
+      <w:proofErr w:type="spellEnd"/>
+      <w:r>
+        <w:rPr>
+          <w:rFonts w:cs="Consolas"/>
+          <w:sz w:val="18"/>
+          <w:szCs w:val="18"/>
+        </w:rPr>
+        <w:t>);</w:t>
       </w:r>
     </w:p>
     <w:p>
@@ -21827,7 +24521,43 @@
           <w:sz w:val="18"/>
           <w:szCs w:val="18"/>
         </w:rPr>
-        <w:t xml:space="preserve">    fcntl(fd, F_SETFL, 0);</w:t>
+        <w:t xml:space="preserve">    </w:t>
+      </w:r>
+      <w:proofErr w:type="spellStart"/>
+      <w:r>
+        <w:rPr>
+          <w:rFonts w:cs="Consolas"/>
+          <w:sz w:val="18"/>
+          <w:szCs w:val="18"/>
+        </w:rPr>
+        <w:t>fcntl</w:t>
+      </w:r>
+      <w:proofErr w:type="spellEnd"/>
+      <w:r>
+        <w:rPr>
+          <w:rFonts w:cs="Consolas"/>
+          <w:sz w:val="18"/>
+          <w:szCs w:val="18"/>
+        </w:rPr>
+        <w:t>(</w:t>
+      </w:r>
+      <w:proofErr w:type="spellStart"/>
+      <w:r>
+        <w:rPr>
+          <w:rFonts w:cs="Consolas"/>
+          <w:sz w:val="18"/>
+          <w:szCs w:val="18"/>
+        </w:rPr>
+        <w:t>fd</w:t>
+      </w:r>
+      <w:proofErr w:type="spellEnd"/>
+      <w:r>
+        <w:rPr>
+          <w:rFonts w:cs="Consolas"/>
+          <w:sz w:val="18"/>
+          <w:szCs w:val="18"/>
+        </w:rPr>
+        <w:t>, F_SETFL, 0);</w:t>
       </w:r>
     </w:p>
     <w:p>
@@ -21896,7 +24626,6 @@
                           <w:p>
                             <w:pPr>
                               <w:rPr>
-                                <w:rFonts w:hint="eastAsia"/>
                                 <w:sz w:val="19"/>
                                 <w:szCs w:val="19"/>
                               </w:rPr>
@@ -21938,7 +24667,6 @@
                     <w:p>
                       <w:pPr>
                         <w:rPr>
-                          <w:rFonts w:hint="eastAsia"/>
                           <w:sz w:val="19"/>
                           <w:szCs w:val="19"/>
                         </w:rPr>
@@ -22006,7 +24734,25 @@
           <w:szCs w:val="18"/>
         </w:rPr>
         <w:tab/>
-        <w:t>signal(SIGIO, sigio_handler);</w:t>
+        <w:t xml:space="preserve">signal(SIGIO, </w:t>
+      </w:r>
+      <w:proofErr w:type="spellStart"/>
+      <w:r>
+        <w:rPr>
+          <w:rFonts w:cs="Consolas"/>
+          <w:sz w:val="18"/>
+          <w:szCs w:val="18"/>
+        </w:rPr>
+        <w:t>sigio_handler</w:t>
+      </w:r>
+      <w:proofErr w:type="spellEnd"/>
+      <w:r>
+        <w:rPr>
+          <w:rFonts w:cs="Consolas"/>
+          <w:sz w:val="18"/>
+          <w:szCs w:val="18"/>
+        </w:rPr>
+        <w:t>);</w:t>
       </w:r>
       <w:r>
         <w:rPr>
@@ -22039,7 +24785,60 @@
           <w:szCs w:val="18"/>
         </w:rPr>
         <w:tab/>
-        <w:t>fcntl(fd, F_SETOWN, getpid());</w:t>
+      </w:r>
+      <w:proofErr w:type="spellStart"/>
+      <w:r>
+        <w:rPr>
+          <w:rFonts w:cs="Consolas"/>
+          <w:sz w:val="18"/>
+          <w:szCs w:val="18"/>
+        </w:rPr>
+        <w:t>fcntl</w:t>
+      </w:r>
+      <w:proofErr w:type="spellEnd"/>
+      <w:r>
+        <w:rPr>
+          <w:rFonts w:cs="Consolas"/>
+          <w:sz w:val="18"/>
+          <w:szCs w:val="18"/>
+        </w:rPr>
+        <w:t>(</w:t>
+      </w:r>
+      <w:proofErr w:type="spellStart"/>
+      <w:r>
+        <w:rPr>
+          <w:rFonts w:cs="Consolas"/>
+          <w:sz w:val="18"/>
+          <w:szCs w:val="18"/>
+        </w:rPr>
+        <w:t>fd</w:t>
+      </w:r>
+      <w:proofErr w:type="spellEnd"/>
+      <w:r>
+        <w:rPr>
+          <w:rFonts w:cs="Consolas"/>
+          <w:sz w:val="18"/>
+          <w:szCs w:val="18"/>
+        </w:rPr>
+        <w:t xml:space="preserve">, F_SETOWN, </w:t>
+      </w:r>
+      <w:proofErr w:type="spellStart"/>
+      <w:r>
+        <w:rPr>
+          <w:rFonts w:cs="Consolas"/>
+          <w:sz w:val="18"/>
+          <w:szCs w:val="18"/>
+        </w:rPr>
+        <w:t>getpid</w:t>
+      </w:r>
+      <w:proofErr w:type="spellEnd"/>
+      <w:r>
+        <w:rPr>
+          <w:rFonts w:cs="Consolas"/>
+          <w:sz w:val="18"/>
+          <w:szCs w:val="18"/>
+        </w:rPr>
+        <w:t>());</w:t>
       </w:r>
       <w:r>
         <w:rPr>
@@ -22048,8 +24847,18 @@
           <w:szCs w:val="18"/>
         </w:rPr>
         <w:tab/>
-        <w:t>// 현재 프로세스에게 신호보내기</w:t>
-      </w:r>
+        <w:t xml:space="preserve">// 현재 프로세스에게 </w:t>
+      </w:r>
+      <w:proofErr w:type="spellStart"/>
+      <w:r>
+        <w:rPr>
+          <w:rFonts w:cs="Consolas"/>
+          <w:sz w:val="18"/>
+          <w:szCs w:val="18"/>
+        </w:rPr>
+        <w:t>신호보내기</w:t>
+      </w:r>
+      <w:proofErr w:type="spellEnd"/>
     </w:p>
     <w:p>
       <w:pPr>
@@ -22072,7 +24881,42 @@
           <w:szCs w:val="18"/>
         </w:rPr>
         <w:tab/>
-        <w:t>fcntl(fd, F_SETFL, O_ASYNC);</w:t>
+      </w:r>
+      <w:proofErr w:type="spellStart"/>
+      <w:r>
+        <w:rPr>
+          <w:rFonts w:cs="Consolas"/>
+          <w:sz w:val="18"/>
+          <w:szCs w:val="18"/>
+        </w:rPr>
+        <w:t>fcntl</w:t>
+      </w:r>
+      <w:proofErr w:type="spellEnd"/>
+      <w:r>
+        <w:rPr>
+          <w:rFonts w:cs="Consolas"/>
+          <w:sz w:val="18"/>
+          <w:szCs w:val="18"/>
+        </w:rPr>
+        <w:t>(</w:t>
+      </w:r>
+      <w:proofErr w:type="spellStart"/>
+      <w:r>
+        <w:rPr>
+          <w:rFonts w:cs="Consolas"/>
+          <w:sz w:val="18"/>
+          <w:szCs w:val="18"/>
+        </w:rPr>
+        <w:t>fd</w:t>
+      </w:r>
+      <w:proofErr w:type="spellEnd"/>
+      <w:r>
+        <w:rPr>
+          <w:rFonts w:cs="Consolas"/>
+          <w:sz w:val="18"/>
+          <w:szCs w:val="18"/>
+        </w:rPr>
+        <w:t>, F_SETFL, O_ASYNC);</w:t>
       </w:r>
       <w:r>
         <w:rPr>
@@ -22119,7 +24963,25 @@
           <w:sz w:val="18"/>
           <w:szCs w:val="18"/>
         </w:rPr>
-        <w:t xml:space="preserve">    return fd;</w:t>
+        <w:t xml:space="preserve">    return </w:t>
+      </w:r>
+      <w:proofErr w:type="spellStart"/>
+      <w:r>
+        <w:rPr>
+          <w:rFonts w:cs="Consolas"/>
+          <w:sz w:val="18"/>
+          <w:szCs w:val="18"/>
+        </w:rPr>
+        <w:t>fd</w:t>
+      </w:r>
+      <w:proofErr w:type="spellEnd"/>
+      <w:r>
+        <w:rPr>
+          <w:rFonts w:cs="Consolas"/>
+          <w:sz w:val="18"/>
+          <w:szCs w:val="18"/>
+        </w:rPr>
+        <w:t>;</w:t>
       </w:r>
     </w:p>
     <w:p>
@@ -22163,7 +25025,23 @@
         <w:spacing w:after="120" w:line="288" w:lineRule="auto"/>
       </w:pPr>
       <w:r>
-        <w:t>UART 데이터가 수신되면 sigio_handler가 자동 호출되어 'R'/ACK/NAK를 구분한다. 송신 중 TX echo로 인한 오동작을 막기 위해 write 전에 SIGIO를 끄고 tcdrain 후 다시 켠다.</w:t>
+        <w:t xml:space="preserve">UART 데이터가 수신되면 </w:t>
+      </w:r>
+      <w:proofErr w:type="spellStart"/>
+      <w:r>
+        <w:t>sigio_handler</w:t>
+      </w:r>
+      <w:proofErr w:type="spellEnd"/>
+      <w:r>
+        <w:t xml:space="preserve">가 자동 호출되어 'R'/ACK/NAK를 구분한다. 송신 중 TX echo로 인한 오동작을 막기 위해 write 전에 SIGIO를 끄고 </w:t>
+      </w:r>
+      <w:proofErr w:type="spellStart"/>
+      <w:r>
+        <w:t>tcdrain</w:t>
+      </w:r>
+      <w:proofErr w:type="spellEnd"/>
+      <w:r>
+        <w:t xml:space="preserve"> 후 다시 켠다.</w:t>
       </w:r>
     </w:p>
     <w:p>
@@ -22181,7 +25059,43 @@
           <w:sz w:val="18"/>
           <w:szCs w:val="18"/>
         </w:rPr>
-        <w:t>signal(SIGIO, sigio_handler);    // 핸들러 등록</w:t>
+        <w:t xml:space="preserve">signal(SIGIO, </w:t>
+      </w:r>
+      <w:proofErr w:type="spellStart"/>
+      <w:r>
+        <w:rPr>
+          <w:rFonts w:cs="Consolas"/>
+          <w:sz w:val="18"/>
+          <w:szCs w:val="18"/>
+        </w:rPr>
+        <w:t>sigio_handler</w:t>
+      </w:r>
+      <w:proofErr w:type="spellEnd"/>
+      <w:r>
+        <w:rPr>
+          <w:rFonts w:cs="Consolas"/>
+          <w:sz w:val="18"/>
+          <w:szCs w:val="18"/>
+        </w:rPr>
+        <w:t xml:space="preserve">);    // </w:t>
+      </w:r>
+      <w:proofErr w:type="spellStart"/>
+      <w:r>
+        <w:rPr>
+          <w:rFonts w:cs="Consolas"/>
+          <w:sz w:val="18"/>
+          <w:szCs w:val="18"/>
+        </w:rPr>
+        <w:t>핸들러</w:t>
+      </w:r>
+      <w:proofErr w:type="spellEnd"/>
+      <w:r>
+        <w:rPr>
+          <w:rFonts w:cs="Consolas"/>
+          <w:sz w:val="18"/>
+          <w:szCs w:val="18"/>
+        </w:rPr>
+        <w:t xml:space="preserve"> 등록</w:t>
       </w:r>
     </w:p>
     <w:p>
@@ -22193,13 +25107,59 @@
         <w:spacing w:line="252" w:lineRule="auto"/>
         <w:ind w:left="120" w:right="120"/>
       </w:pPr>
-      <w:r>
-        <w:rPr>
-          <w:rFonts w:cs="Consolas"/>
-          <w:sz w:val="18"/>
-          <w:szCs w:val="18"/>
-        </w:rPr>
-        <w:t>fcntl(fd, F_SETOWN, getpid());   // 신호 수신 프로세스 지정</w:t>
+      <w:proofErr w:type="spellStart"/>
+      <w:r>
+        <w:rPr>
+          <w:rFonts w:cs="Consolas"/>
+          <w:sz w:val="18"/>
+          <w:szCs w:val="18"/>
+        </w:rPr>
+        <w:t>fcntl</w:t>
+      </w:r>
+      <w:proofErr w:type="spellEnd"/>
+      <w:r>
+        <w:rPr>
+          <w:rFonts w:cs="Consolas"/>
+          <w:sz w:val="18"/>
+          <w:szCs w:val="18"/>
+        </w:rPr>
+        <w:t>(</w:t>
+      </w:r>
+      <w:proofErr w:type="spellStart"/>
+      <w:r>
+        <w:rPr>
+          <w:rFonts w:cs="Consolas"/>
+          <w:sz w:val="18"/>
+          <w:szCs w:val="18"/>
+        </w:rPr>
+        <w:t>fd</w:t>
+      </w:r>
+      <w:proofErr w:type="spellEnd"/>
+      <w:r>
+        <w:rPr>
+          <w:rFonts w:cs="Consolas"/>
+          <w:sz w:val="18"/>
+          <w:szCs w:val="18"/>
+        </w:rPr>
+        <w:t xml:space="preserve">, F_SETOWN, </w:t>
+      </w:r>
+      <w:proofErr w:type="spellStart"/>
+      <w:r>
+        <w:rPr>
+          <w:rFonts w:cs="Consolas"/>
+          <w:sz w:val="18"/>
+          <w:szCs w:val="18"/>
+        </w:rPr>
+        <w:t>getpid</w:t>
+      </w:r>
+      <w:proofErr w:type="spellEnd"/>
+      <w:r>
+        <w:rPr>
+          <w:rFonts w:cs="Consolas"/>
+          <w:sz w:val="18"/>
+          <w:szCs w:val="18"/>
+        </w:rPr>
+        <w:t>());   // 신호 수신 프로세스 지정</w:t>
       </w:r>
     </w:p>
     <w:p>
@@ -22211,13 +25171,41 @@
         <w:spacing w:line="252" w:lineRule="auto"/>
         <w:ind w:left="120" w:right="120"/>
       </w:pPr>
-      <w:r>
-        <w:rPr>
-          <w:rFonts w:cs="Consolas"/>
-          <w:sz w:val="18"/>
-          <w:szCs w:val="18"/>
-        </w:rPr>
-        <w:t>fcntl(fd, F_SETFL, O_ASYNC);     // 데이터 수신 시 SIGIO 발생</w:t>
+      <w:proofErr w:type="spellStart"/>
+      <w:r>
+        <w:rPr>
+          <w:rFonts w:cs="Consolas"/>
+          <w:sz w:val="18"/>
+          <w:szCs w:val="18"/>
+        </w:rPr>
+        <w:t>fcntl</w:t>
+      </w:r>
+      <w:proofErr w:type="spellEnd"/>
+      <w:r>
+        <w:rPr>
+          <w:rFonts w:cs="Consolas"/>
+          <w:sz w:val="18"/>
+          <w:szCs w:val="18"/>
+        </w:rPr>
+        <w:t>(</w:t>
+      </w:r>
+      <w:proofErr w:type="spellStart"/>
+      <w:r>
+        <w:rPr>
+          <w:rFonts w:cs="Consolas"/>
+          <w:sz w:val="18"/>
+          <w:szCs w:val="18"/>
+        </w:rPr>
+        <w:t>fd</w:t>
+      </w:r>
+      <w:proofErr w:type="spellEnd"/>
+      <w:r>
+        <w:rPr>
+          <w:rFonts w:cs="Consolas"/>
+          <w:sz w:val="18"/>
+          <w:szCs w:val="18"/>
+        </w:rPr>
+        <w:t>, F_SETFL, O_ASYNC);     // 데이터 수신 시 SIGIO 발생</w:t>
       </w:r>
     </w:p>
     <w:p>
@@ -22253,8 +25241,36 @@
           <w:sz w:val="18"/>
           <w:szCs w:val="18"/>
         </w:rPr>
-        <w:t>void sigio_handler(int sig){</w:t>
-      </w:r>
+        <w:t xml:space="preserve">void </w:t>
+      </w:r>
+      <w:proofErr w:type="spellStart"/>
+      <w:r>
+        <w:rPr>
+          <w:rFonts w:cs="Consolas"/>
+          <w:sz w:val="18"/>
+          <w:szCs w:val="18"/>
+        </w:rPr>
+        <w:t>sigio_handler</w:t>
+      </w:r>
+      <w:proofErr w:type="spellEnd"/>
+      <w:r>
+        <w:rPr>
+          <w:rFonts w:cs="Consolas"/>
+          <w:sz w:val="18"/>
+          <w:szCs w:val="18"/>
+        </w:rPr>
+        <w:t xml:space="preserve">(int </w:t>
+      </w:r>
+      <w:proofErr w:type="gramStart"/>
+      <w:r>
+        <w:rPr>
+          <w:rFonts w:cs="Consolas"/>
+          <w:sz w:val="18"/>
+          <w:szCs w:val="18"/>
+        </w:rPr>
+        <w:t>sig){</w:t>
+      </w:r>
+      <w:proofErr w:type="gramEnd"/>
     </w:p>
     <w:p>
       <w:pPr>
@@ -22271,7 +25287,25 @@
           <w:sz w:val="18"/>
           <w:szCs w:val="18"/>
         </w:rPr>
-        <w:t xml:space="preserve">    uint8_t resp; read(uart_fd, &amp;resp, 1);</w:t>
+        <w:t xml:space="preserve">    uint8_t resp; read(</w:t>
+      </w:r>
+      <w:proofErr w:type="spellStart"/>
+      <w:r>
+        <w:rPr>
+          <w:rFonts w:cs="Consolas"/>
+          <w:sz w:val="18"/>
+          <w:szCs w:val="18"/>
+        </w:rPr>
+        <w:t>uart_fd</w:t>
+      </w:r>
+      <w:proofErr w:type="spellEnd"/>
+      <w:r>
+        <w:rPr>
+          <w:rFonts w:cs="Consolas"/>
+          <w:sz w:val="18"/>
+          <w:szCs w:val="18"/>
+        </w:rPr>
+        <w:t>, &amp;resp, 1);</w:t>
       </w:r>
     </w:p>
     <w:p>
@@ -22289,7 +25323,25 @@
           <w:sz w:val="18"/>
           <w:szCs w:val="18"/>
         </w:rPr>
-        <w:t xml:space="preserve">    if(resp == 'R') ready_recv = 1;</w:t>
+        <w:t xml:space="preserve">    if(resp == 'R') </w:t>
+      </w:r>
+      <w:proofErr w:type="spellStart"/>
+      <w:r>
+        <w:rPr>
+          <w:rFonts w:cs="Consolas"/>
+          <w:sz w:val="18"/>
+          <w:szCs w:val="18"/>
+        </w:rPr>
+        <w:t>ready_recv</w:t>
+      </w:r>
+      <w:proofErr w:type="spellEnd"/>
+      <w:r>
+        <w:rPr>
+          <w:rFonts w:cs="Consolas"/>
+          <w:sz w:val="18"/>
+          <w:szCs w:val="18"/>
+        </w:rPr>
+        <w:t xml:space="preserve"> = 1;</w:t>
       </w:r>
     </w:p>
     <w:p>
@@ -22342,9 +25394,6 @@
     <w:p>
       <w:pPr>
         <w:pStyle w:val="3"/>
-        <w:rPr>
-          <w:rFonts w:hint="eastAsia"/>
-        </w:rPr>
       </w:pPr>
       <w:bookmarkStart w:id="58" w:name="_Toc233201723"/>
       <w:r>
@@ -22373,11 +25422,11 @@
     <w:p>
       <w:pPr>
         <w:jc w:val="center"/>
-        <w:rPr>
-          <w:rFonts w:hint="eastAsia"/>
-        </w:rPr>
-      </w:pPr>
-      <w:r>
+      </w:pPr>
+      <w:r>
+        <w:rPr>
+          <w:noProof/>
+        </w:rPr>
         <w:drawing>
           <wp:inline distT="0" distB="0" distL="0" distR="0" wp14:anchorId="27122191" wp14:editId="7D9E78B6">
             <wp:extent cx="3816350" cy="2133414"/>
@@ -22415,6 +25464,9 @@
         </w:drawing>
       </w:r>
       <w:r>
+        <w:rPr>
+          <w:noProof/>
+        </w:rPr>
         <w:drawing>
           <wp:inline distT="0" distB="0" distL="0" distR="0" wp14:anchorId="1DF6CF82" wp14:editId="208380BA">
             <wp:extent cx="1773555" cy="2142191"/>
@@ -22460,24 +25512,14 @@
       <w:r>
         <w:t xml:space="preserve">Figure </w:t>
       </w:r>
-      <w:r>
-        <w:fldChar w:fldCharType="begin"/>
-      </w:r>
-      <w:r>
-        <w:instrText xml:space="preserve"> SEQ Figure \* ARABIC </w:instrText>
-      </w:r>
-      <w:r>
-        <w:fldChar w:fldCharType="separate"/>
-      </w:r>
-      <w:r>
-        <w:rPr>
-          <w:noProof/>
-        </w:rPr>
-        <w:t>12</w:t>
-      </w:r>
-      <w:r>
-        <w:fldChar w:fldCharType="end"/>
-      </w:r>
+      <w:fldSimple w:instr=" SEQ Figure \* ARABIC ">
+        <w:r>
+          <w:rPr>
+            <w:noProof/>
+          </w:rPr>
+          <w:t>12</w:t>
+        </w:r>
+      </w:fldSimple>
       <w:r>
         <w:rPr>
           <w:rFonts w:hint="eastAsia"/>
@@ -22611,7 +25653,6 @@
                             <w:p>
                               <w:pPr>
                                 <w:rPr>
-                                  <w:rFonts w:hint="eastAsia"/>
                                   <w:sz w:val="19"/>
                                   <w:szCs w:val="19"/>
                                 </w:rPr>
@@ -22622,8 +25663,18 @@
                                   <w:sz w:val="18"/>
                                   <w:szCs w:val="18"/>
                                 </w:rPr>
-                                <w:t>- AT+LECCONN=MAC addr</w:t>
+                                <w:t xml:space="preserve">- AT+LECCONN=MAC </w:t>
                               </w:r>
+                              <w:proofErr w:type="spellStart"/>
+                              <w:r>
+                                <w:rPr>
+                                  <w:rFonts w:cs="Consolas" w:hint="eastAsia"/>
+                                  <w:sz w:val="18"/>
+                                  <w:szCs w:val="18"/>
+                                </w:rPr>
+                                <w:t>addr</w:t>
+                              </w:r>
+                              <w:proofErr w:type="spellEnd"/>
                             </w:p>
                           </w:txbxContent>
                         </wps:txbx>
@@ -22726,7 +25777,6 @@
                             <w:p>
                               <w:pPr>
                                 <w:rPr>
-                                  <w:rFonts w:hint="eastAsia"/>
                                   <w:sz w:val="19"/>
                                   <w:szCs w:val="19"/>
                                 </w:rPr>
@@ -22828,7 +25878,6 @@
                       <w:p>
                         <w:pPr>
                           <w:rPr>
-                            <w:rFonts w:hint="eastAsia"/>
                             <w:sz w:val="19"/>
                             <w:szCs w:val="19"/>
                           </w:rPr>
@@ -22839,8 +25888,18 @@
                             <w:sz w:val="18"/>
                             <w:szCs w:val="18"/>
                           </w:rPr>
-                          <w:t>- AT+LECCONN=MAC addr</w:t>
+                          <w:t xml:space="preserve">- AT+LECCONN=MAC </w:t>
                         </w:r>
+                        <w:proofErr w:type="spellStart"/>
+                        <w:r>
+                          <w:rPr>
+                            <w:rFonts w:cs="Consolas" w:hint="eastAsia"/>
+                            <w:sz w:val="18"/>
+                            <w:szCs w:val="18"/>
+                          </w:rPr>
+                          <w:t>addr</w:t>
+                        </w:r>
+                        <w:proofErr w:type="spellEnd"/>
                       </w:p>
                     </w:txbxContent>
                   </v:textbox>
@@ -22891,7 +25950,6 @@
                       <w:p>
                         <w:pPr>
                           <w:rPr>
-                            <w:rFonts w:hint="eastAsia"/>
                             <w:sz w:val="19"/>
                             <w:szCs w:val="19"/>
                           </w:rPr>
@@ -22917,6 +25975,9 @@
         </mc:AlternateContent>
       </w:r>
       <w:r>
+        <w:rPr>
+          <w:noProof/>
+        </w:rPr>
         <w:drawing>
           <wp:inline distT="0" distB="0" distL="0" distR="0" wp14:anchorId="6ED16A60" wp14:editId="72EAE261">
             <wp:extent cx="5541287" cy="2571750"/>
@@ -22962,24 +26023,14 @@
       <w:r>
         <w:t xml:space="preserve">Figure </w:t>
       </w:r>
-      <w:r>
-        <w:fldChar w:fldCharType="begin"/>
-      </w:r>
-      <w:r>
-        <w:instrText xml:space="preserve"> SEQ Figure \* ARABIC </w:instrText>
-      </w:r>
-      <w:r>
-        <w:fldChar w:fldCharType="separate"/>
-      </w:r>
-      <w:r>
-        <w:rPr>
-          <w:noProof/>
-        </w:rPr>
-        <w:t>13</w:t>
-      </w:r>
-      <w:r>
-        <w:fldChar w:fldCharType="end"/>
-      </w:r>
+      <w:fldSimple w:instr=" SEQ Figure \* ARABIC ">
+        <w:r>
+          <w:rPr>
+            <w:noProof/>
+          </w:rPr>
+          <w:t>13</w:t>
+        </w:r>
+      </w:fldSimple>
       <w:r>
         <w:rPr>
           <w:rFonts w:hint="eastAsia"/>
@@ -23011,9 +26062,6 @@
         <w:wordWrap/>
         <w:autoSpaceDE/>
         <w:autoSpaceDN/>
-        <w:rPr>
-          <w:rFonts w:hint="eastAsia"/>
-        </w:rPr>
       </w:pPr>
       <w:r>
         <w:rPr>
@@ -23104,6 +26152,9 @@
         <w:autoSpaceDN/>
       </w:pPr>
       <w:r>
+        <w:rPr>
+          <w:noProof/>
+        </w:rPr>
         <w:drawing>
           <wp:inline distT="0" distB="0" distL="0" distR="0" wp14:anchorId="37FB86AB" wp14:editId="476A2975">
             <wp:extent cx="2667000" cy="2765020"/>
@@ -23141,6 +26192,9 @@
         </w:drawing>
       </w:r>
       <w:r>
+        <w:rPr>
+          <w:noProof/>
+        </w:rPr>
         <w:drawing>
           <wp:inline distT="0" distB="0" distL="0" distR="0" wp14:anchorId="4EC55774" wp14:editId="03B8D0D7">
             <wp:extent cx="3000375" cy="2743031"/>
@@ -23195,31 +26249,29 @@
       <w:r>
         <w:t xml:space="preserve">Figure </w:t>
       </w:r>
-      <w:r>
-        <w:fldChar w:fldCharType="begin"/>
-      </w:r>
-      <w:r>
-        <w:instrText xml:space="preserve"> SEQ Figure \* ARABIC </w:instrText>
-      </w:r>
-      <w:r>
-        <w:fldChar w:fldCharType="separate"/>
-      </w:r>
-      <w:r>
-        <w:rPr>
-          <w:noProof/>
-        </w:rPr>
-        <w:t>14</w:t>
-      </w:r>
-      <w:r>
-        <w:fldChar w:fldCharType="end"/>
-      </w:r>
+      <w:fldSimple w:instr=" SEQ Figure \* ARABIC ">
+        <w:r>
+          <w:rPr>
+            <w:noProof/>
+          </w:rPr>
+          <w:t>14</w:t>
+        </w:r>
+      </w:fldSimple>
       <w:r>
         <w:rPr>
           <w:rFonts w:hint="eastAsia"/>
         </w:rPr>
-        <w:t xml:space="preserve"> Hand shake</w:t>
+        <w:t xml:space="preserve"> </w:t>
+      </w:r>
+      <w:proofErr w:type="gramStart"/>
+      <w:r>
+        <w:rPr>
+          <w:rFonts w:hint="eastAsia"/>
+        </w:rPr>
+        <w:t>Hand shake</w:t>
       </w:r>
       <w:bookmarkEnd w:id="61"/>
+      <w:proofErr w:type="gramEnd"/>
     </w:p>
     <w:p>
       <w:pPr>
@@ -23235,9 +26287,6 @@
         <w:wordWrap/>
         <w:autoSpaceDE/>
         <w:autoSpaceDN/>
-        <w:rPr>
-          <w:rFonts w:hint="eastAsia"/>
-        </w:rPr>
       </w:pPr>
     </w:p>
     <w:p>
@@ -23285,6 +26334,9 @@
         <w:t>받아 [SEGIO] recv:0x52 가 출력 된 것을 확인할 수 있다.</w:t>
       </w:r>
       <w:r>
+        <w:rPr>
+          <w:noProof/>
+        </w:rPr>
         <w:drawing>
           <wp:inline distT="0" distB="0" distL="0" distR="0" wp14:anchorId="64307775" wp14:editId="61C9EF98">
             <wp:extent cx="4133850" cy="3736975"/>
@@ -23330,24 +26382,14 @@
       <w:r>
         <w:t xml:space="preserve">Figure </w:t>
       </w:r>
-      <w:r>
-        <w:fldChar w:fldCharType="begin"/>
-      </w:r>
-      <w:r>
-        <w:instrText xml:space="preserve"> SEQ Figure \* ARABIC </w:instrText>
-      </w:r>
-      <w:r>
-        <w:fldChar w:fldCharType="separate"/>
-      </w:r>
-      <w:r>
-        <w:rPr>
-          <w:noProof/>
-        </w:rPr>
-        <w:t>15</w:t>
-      </w:r>
-      <w:r>
-        <w:fldChar w:fldCharType="end"/>
-      </w:r>
+      <w:fldSimple w:instr=" SEQ Figure \* ARABIC ">
+        <w:r>
+          <w:rPr>
+            <w:noProof/>
+          </w:rPr>
+          <w:t>15</w:t>
+        </w:r>
+      </w:fldSimple>
       <w:r>
         <w:rPr>
           <w:rFonts w:hint="eastAsia"/>
@@ -23386,18 +26428,32 @@
           <w:rFonts w:hint="eastAsia"/>
         </w:rPr>
         <w:lastRenderedPageBreak/>
-        <w:t>5) MCU에서 UART_Available() 함수를 통해 ISR을 통해 queue 안에 데이터가 들어와 있는지 확인을 하고, 데이터가 들어왔으면 그 신호가 START_CODE로 시작하는 패킷인지 확인하고 262byte의 패킷을 전부 받아준다.</w:t>
+        <w:t xml:space="preserve">5) MCU에서 </w:t>
+      </w:r>
+      <w:proofErr w:type="spellStart"/>
+      <w:r>
+        <w:rPr>
+          <w:rFonts w:hint="eastAsia"/>
+        </w:rPr>
+        <w:t>UART_Available</w:t>
+      </w:r>
+      <w:proofErr w:type="spellEnd"/>
+      <w:r>
+        <w:rPr>
+          <w:rFonts w:hint="eastAsia"/>
+        </w:rPr>
+        <w:t>() 함수를 통해 ISR을 통해 queue 안에 데이터가 들어와 있는지 확인을 하고, 데이터가 들어왔으면 그 신호가 START_CODE로 시작하는 패킷인지 확인하고 262byte의 패킷을 전부 받아준다.</w:t>
       </w:r>
     </w:p>
     <w:p>
       <w:pPr>
         <w:ind w:left="220" w:hangingChars="100" w:hanging="220"/>
         <w:jc w:val="center"/>
-        <w:rPr>
-          <w:rFonts w:hint="eastAsia"/>
-        </w:rPr>
-      </w:pPr>
-      <w:r>
+      </w:pPr>
+      <w:r>
+        <w:rPr>
+          <w:noProof/>
+        </w:rPr>
         <w:drawing>
           <wp:inline distT="0" distB="0" distL="0" distR="0" wp14:anchorId="372CD5E0" wp14:editId="4E15D25C">
             <wp:extent cx="2486025" cy="2437687"/>
@@ -23435,6 +26491,9 @@
         </w:drawing>
       </w:r>
       <w:r>
+        <w:rPr>
+          <w:noProof/>
+        </w:rPr>
         <w:drawing>
           <wp:inline distT="0" distB="0" distL="0" distR="0" wp14:anchorId="4C6D1415" wp14:editId="0FA835AF">
             <wp:extent cx="3381375" cy="2455832"/>
@@ -23480,24 +26539,14 @@
       <w:r>
         <w:t xml:space="preserve">Figure </w:t>
       </w:r>
-      <w:r>
-        <w:fldChar w:fldCharType="begin"/>
-      </w:r>
-      <w:r>
-        <w:instrText xml:space="preserve"> SEQ Figure \* ARABIC </w:instrText>
-      </w:r>
-      <w:r>
-        <w:fldChar w:fldCharType="separate"/>
-      </w:r>
-      <w:r>
-        <w:rPr>
-          <w:noProof/>
-        </w:rPr>
-        <w:t>16</w:t>
-      </w:r>
-      <w:r>
-        <w:fldChar w:fldCharType="end"/>
-      </w:r>
+      <w:fldSimple w:instr=" SEQ Figure \* ARABIC ">
+        <w:r>
+          <w:rPr>
+            <w:noProof/>
+          </w:rPr>
+          <w:t>16</w:t>
+        </w:r>
+      </w:fldSimple>
       <w:r>
         <w:rPr>
           <w:rFonts w:hint="eastAsia"/>
@@ -23528,7 +26577,35 @@
         <w:rPr>
           <w:rFonts w:hint="eastAsia"/>
         </w:rPr>
-        <w:t>확인 이후 raw[0:261] 데이터를 pkt에 넣어서 데이터에 대해 crc를 다시 계산한 calc와 crc를 비교한다.</w:t>
+        <w:t xml:space="preserve">확인 이후 raw[0:261] 데이터를 pkt에 넣어서 데이터에 대해 </w:t>
+      </w:r>
+      <w:proofErr w:type="spellStart"/>
+      <w:r>
+        <w:rPr>
+          <w:rFonts w:hint="eastAsia"/>
+        </w:rPr>
+        <w:t>crc</w:t>
+      </w:r>
+      <w:proofErr w:type="spellEnd"/>
+      <w:r>
+        <w:rPr>
+          <w:rFonts w:hint="eastAsia"/>
+        </w:rPr>
+        <w:t xml:space="preserve">를 다시 계산한 calc와 </w:t>
+      </w:r>
+      <w:proofErr w:type="spellStart"/>
+      <w:r>
+        <w:rPr>
+          <w:rFonts w:hint="eastAsia"/>
+        </w:rPr>
+        <w:t>crc</w:t>
+      </w:r>
+      <w:proofErr w:type="spellEnd"/>
+      <w:r>
+        <w:rPr>
+          <w:rFonts w:hint="eastAsia"/>
+        </w:rPr>
+        <w:t>를 비교한다.</w:t>
       </w:r>
       <w:r>
         <w:rPr>
@@ -23651,7 +26728,6 @@
                           <w:p>
                             <w:pPr>
                               <w:rPr>
-                                <w:rFonts w:hint="eastAsia"/>
                                 <w:sz w:val="19"/>
                                 <w:szCs w:val="19"/>
                               </w:rPr>
@@ -23662,7 +26738,25 @@
                                 <w:sz w:val="19"/>
                                 <w:szCs w:val="19"/>
                               </w:rPr>
-                              <w:t>계산 결과 calc와 crc 값이 0xf404로 동일</w:t>
+                              <w:t xml:space="preserve">계산 결과 calc와 </w:t>
+                            </w:r>
+                            <w:proofErr w:type="spellStart"/>
+                            <w:r>
+                              <w:rPr>
+                                <w:rFonts w:hint="eastAsia"/>
+                                <w:sz w:val="19"/>
+                                <w:szCs w:val="19"/>
+                              </w:rPr>
+                              <w:t>crc</w:t>
+                            </w:r>
+                            <w:proofErr w:type="spellEnd"/>
+                            <w:r>
+                              <w:rPr>
+                                <w:rFonts w:hint="eastAsia"/>
+                                <w:sz w:val="19"/>
+                                <w:szCs w:val="19"/>
+                              </w:rPr>
+                              <w:t xml:space="preserve"> 값이 0xf404로 동일</w:t>
                             </w:r>
                           </w:p>
                         </w:txbxContent>
@@ -23693,7 +26787,6 @@
                     <w:p>
                       <w:pPr>
                         <w:rPr>
-                          <w:rFonts w:hint="eastAsia"/>
                           <w:sz w:val="19"/>
                           <w:szCs w:val="19"/>
                         </w:rPr>
@@ -23704,7 +26797,25 @@
                           <w:sz w:val="19"/>
                           <w:szCs w:val="19"/>
                         </w:rPr>
-                        <w:t>계산 결과 calc와 crc 값이 0xf404로 동일</w:t>
+                        <w:t xml:space="preserve">계산 결과 calc와 </w:t>
+                      </w:r>
+                      <w:proofErr w:type="spellStart"/>
+                      <w:r>
+                        <w:rPr>
+                          <w:rFonts w:hint="eastAsia"/>
+                          <w:sz w:val="19"/>
+                          <w:szCs w:val="19"/>
+                        </w:rPr>
+                        <w:t>crc</w:t>
+                      </w:r>
+                      <w:proofErr w:type="spellEnd"/>
+                      <w:r>
+                        <w:rPr>
+                          <w:rFonts w:hint="eastAsia"/>
+                          <w:sz w:val="19"/>
+                          <w:szCs w:val="19"/>
+                        </w:rPr>
+                        <w:t xml:space="preserve"> 값이 0xf404로 동일</w:t>
                       </w:r>
                     </w:p>
                   </w:txbxContent>
@@ -23721,6 +26832,9 @@
         <w:t xml:space="preserve"> </w:t>
       </w:r>
       <w:r>
+        <w:rPr>
+          <w:noProof/>
+        </w:rPr>
         <w:drawing>
           <wp:inline distT="0" distB="0" distL="0" distR="0" wp14:anchorId="77DCEB04" wp14:editId="7130E52C">
             <wp:extent cx="2735089" cy="2496710"/>
@@ -23764,6 +26878,9 @@
         </w:drawing>
       </w:r>
       <w:r>
+        <w:rPr>
+          <w:noProof/>
+        </w:rPr>
         <w:drawing>
           <wp:inline distT="0" distB="0" distL="0" distR="0" wp14:anchorId="5907EE6A" wp14:editId="20524395">
             <wp:extent cx="2997642" cy="2472767"/>
@@ -23818,38 +26935,31 @@
       <w:r>
         <w:t xml:space="preserve">Figure </w:t>
       </w:r>
-      <w:r>
-        <w:fldChar w:fldCharType="begin"/>
-      </w:r>
-      <w:r>
-        <w:instrText xml:space="preserve"> SEQ Figure \* ARABIC </w:instrText>
-      </w:r>
-      <w:r>
-        <w:fldChar w:fldCharType="separate"/>
-      </w:r>
-      <w:r>
-        <w:rPr>
-          <w:noProof/>
-        </w:rPr>
-        <w:t>17</w:t>
-      </w:r>
-      <w:r>
-        <w:fldChar w:fldCharType="end"/>
-      </w:r>
+      <w:fldSimple w:instr=" SEQ Figure \* ARABIC ">
+        <w:r>
+          <w:rPr>
+            <w:noProof/>
+          </w:rPr>
+          <w:t>17</w:t>
+        </w:r>
+      </w:fldSimple>
       <w:r>
         <w:rPr>
           <w:rFonts w:hint="eastAsia"/>
         </w:rPr>
-        <w:t xml:space="preserve"> compare crc</w:t>
+        <w:t xml:space="preserve"> compare </w:t>
+      </w:r>
+      <w:proofErr w:type="spellStart"/>
+      <w:r>
+        <w:rPr>
+          <w:rFonts w:hint="eastAsia"/>
+        </w:rPr>
+        <w:t>crc</w:t>
       </w:r>
       <w:bookmarkEnd w:id="64"/>
+      <w:proofErr w:type="spellEnd"/>
     </w:p>
     <w:p>
-      <w:pPr>
-        <w:rPr>
-          <w:rFonts w:hint="eastAsia"/>
-        </w:rPr>
-      </w:pPr>
       <w:r>
         <w:rPr>
           <w:rFonts w:hint="eastAsia"/>
@@ -23897,13 +27007,7 @@
         <w:t xml:space="preserve"> Host에서는 ACK 신호를 기다리고 MCU에서 ACK신호를 </w:t>
       </w:r>
     </w:p>
-    <w:p>
-      <w:pPr>
-        <w:rPr>
-          <w:rFonts w:hint="eastAsia"/>
-        </w:rPr>
-      </w:pPr>
-    </w:p>
+    <w:p/>
     <w:p>
       <w:pPr>
         <w:jc w:val="center"/>
@@ -23957,7 +27061,6 @@
                           <w:p>
                             <w:pPr>
                               <w:rPr>
-                                <w:rFonts w:hint="eastAsia"/>
                                 <w:sz w:val="19"/>
                                 <w:szCs w:val="19"/>
                               </w:rPr>
@@ -24006,7 +27109,6 @@
                     <w:p>
                       <w:pPr>
                         <w:rPr>
-                          <w:rFonts w:hint="eastAsia"/>
                           <w:sz w:val="19"/>
                           <w:szCs w:val="19"/>
                         </w:rPr>
@@ -24107,6 +27209,9 @@
         </mc:AlternateContent>
       </w:r>
       <w:r>
+        <w:rPr>
+          <w:noProof/>
+        </w:rPr>
         <w:drawing>
           <wp:inline distT="0" distB="0" distL="0" distR="0" wp14:anchorId="09E0A59D" wp14:editId="0A3E32A2">
             <wp:extent cx="5943600" cy="1096645"/>
@@ -24144,6 +27249,9 @@
         </w:drawing>
       </w:r>
       <w:r>
+        <w:rPr>
+          <w:noProof/>
+        </w:rPr>
         <w:drawing>
           <wp:inline distT="0" distB="0" distL="0" distR="0" wp14:anchorId="0F2925FB" wp14:editId="38A2B958">
             <wp:extent cx="3095625" cy="2515196"/>
@@ -24181,6 +27289,9 @@
         </w:drawing>
       </w:r>
       <w:r>
+        <w:rPr>
+          <w:noProof/>
+        </w:rPr>
         <w:drawing>
           <wp:inline distT="0" distB="0" distL="0" distR="0" wp14:anchorId="6E606DAE" wp14:editId="045C95B7">
             <wp:extent cx="2781088" cy="2501343"/>
@@ -24235,24 +27346,14 @@
       <w:r>
         <w:t xml:space="preserve">Figure </w:t>
       </w:r>
-      <w:r>
-        <w:fldChar w:fldCharType="begin"/>
-      </w:r>
-      <w:r>
-        <w:instrText xml:space="preserve"> SEQ Figure \* ARABIC </w:instrText>
-      </w:r>
-      <w:r>
-        <w:fldChar w:fldCharType="separate"/>
-      </w:r>
-      <w:r>
-        <w:rPr>
-          <w:noProof/>
-        </w:rPr>
-        <w:t>18</w:t>
-      </w:r>
-      <w:r>
-        <w:fldChar w:fldCharType="end"/>
-      </w:r>
+      <w:fldSimple w:instr=" SEQ Figure \* ARABIC ">
+        <w:r>
+          <w:rPr>
+            <w:noProof/>
+          </w:rPr>
+          <w:t>18</w:t>
+        </w:r>
+      </w:fldSimple>
       <w:r>
         <w:rPr>
           <w:rFonts w:hint="eastAsia"/>
@@ -24263,16 +27364,25 @@
     </w:p>
     <w:p/>
     <w:p>
-      <w:pPr>
+      <w:r>
         <w:rPr>
           <w:rFonts w:hint="eastAsia"/>
         </w:rPr>
-      </w:pPr>
+        <w:t xml:space="preserve">8) 모든 데이터가 전송되고 나면 MSG_TYPE이 END인 pkt을 보내게 된다. 이를 확인하면 최종적으로 점프 되어 </w:t>
+      </w:r>
+      <w:proofErr w:type="spellStart"/>
       <w:r>
         <w:rPr>
           <w:rFonts w:hint="eastAsia"/>
         </w:rPr>
-        <w:t>8) 모든 데이터가 전송되고 나면 MSG_TYPE이 END인 pkt을 보내게 된다. 이를 확인하면 최종적으로 점프 되어 부트로더가 업데이트 완료</w:t>
+        <w:t>부트로더가</w:t>
+      </w:r>
+      <w:proofErr w:type="spellEnd"/>
+      <w:r>
+        <w:rPr>
+          <w:rFonts w:hint="eastAsia"/>
+        </w:rPr>
+        <w:t xml:space="preserve"> 업데이트 완료</w:t>
       </w:r>
       <w:r>
         <w:rPr>
@@ -24293,6 +27403,9 @@
         <w:jc w:val="center"/>
       </w:pPr>
       <w:r>
+        <w:rPr>
+          <w:noProof/>
+        </w:rPr>
         <w:drawing>
           <wp:inline distT="0" distB="0" distL="0" distR="0" wp14:anchorId="34DB4565" wp14:editId="1AFA9AB5">
             <wp:extent cx="5619750" cy="2806273"/>
@@ -24338,24 +27451,14 @@
       <w:r>
         <w:t xml:space="preserve">Figure </w:t>
       </w:r>
-      <w:r>
-        <w:fldChar w:fldCharType="begin"/>
-      </w:r>
-      <w:r>
-        <w:instrText xml:space="preserve"> SEQ Figure \* ARABIC </w:instrText>
-      </w:r>
-      <w:r>
-        <w:fldChar w:fldCharType="separate"/>
-      </w:r>
-      <w:r>
-        <w:rPr>
-          <w:noProof/>
-        </w:rPr>
-        <w:t>19</w:t>
-      </w:r>
-      <w:r>
-        <w:fldChar w:fldCharType="end"/>
-      </w:r>
+      <w:fldSimple w:instr=" SEQ Figure \* ARABIC ">
+        <w:r>
+          <w:rPr>
+            <w:noProof/>
+          </w:rPr>
+          <w:t>19</w:t>
+        </w:r>
+      </w:fldSimple>
       <w:r>
         <w:rPr>
           <w:rFonts w:hint="eastAsia"/>
@@ -24380,7 +27483,15 @@
         <w:spacing w:after="120" w:line="288" w:lineRule="auto"/>
       </w:pPr>
       <w:r>
-        <w:t xml:space="preserve">CP210x의 DTR 핀이 캐패시터를 통해 MCU /RST에 연결된 직결 환경에서는 소프트웨어로 MCU를 </w:t>
+        <w:t xml:space="preserve">CP210x의 DTR 핀이 </w:t>
+      </w:r>
+      <w:proofErr w:type="spellStart"/>
+      <w:r>
+        <w:t>캐패시터를</w:t>
+      </w:r>
+      <w:proofErr w:type="spellEnd"/>
+      <w:r>
+        <w:t xml:space="preserve"> 통해 MCU /RST에 연결된 직결 환경에서는 소프트웨어로 MCU를 </w:t>
       </w:r>
       <w:r>
         <w:rPr>
@@ -24416,8 +27527,36 @@
           <w:sz w:val="18"/>
           <w:szCs w:val="18"/>
         </w:rPr>
-        <w:t>void dtr_reset(void){</w:t>
-      </w:r>
+        <w:t xml:space="preserve">void </w:t>
+      </w:r>
+      <w:proofErr w:type="spellStart"/>
+      <w:r>
+        <w:rPr>
+          <w:rFonts w:cs="Consolas"/>
+          <w:sz w:val="18"/>
+          <w:szCs w:val="18"/>
+        </w:rPr>
+        <w:t>dtr_reset</w:t>
+      </w:r>
+      <w:proofErr w:type="spellEnd"/>
+      <w:r>
+        <w:rPr>
+          <w:rFonts w:cs="Consolas"/>
+          <w:sz w:val="18"/>
+          <w:szCs w:val="18"/>
+        </w:rPr>
+        <w:t>(</w:t>
+      </w:r>
+      <w:proofErr w:type="gramStart"/>
+      <w:r>
+        <w:rPr>
+          <w:rFonts w:cs="Consolas"/>
+          <w:sz w:val="18"/>
+          <w:szCs w:val="18"/>
+        </w:rPr>
+        <w:t>void){</w:t>
+      </w:r>
+      <w:proofErr w:type="gramEnd"/>
     </w:p>
     <w:p>
       <w:pPr>
@@ -24434,7 +27573,25 @@
           <w:sz w:val="18"/>
           <w:szCs w:val="18"/>
         </w:rPr>
-        <w:t xml:space="preserve">    int dtr = TIOCM_DTR;</w:t>
+        <w:t xml:space="preserve">    int </w:t>
+      </w:r>
+      <w:proofErr w:type="spellStart"/>
+      <w:r>
+        <w:rPr>
+          <w:rFonts w:cs="Consolas"/>
+          <w:sz w:val="18"/>
+          <w:szCs w:val="18"/>
+        </w:rPr>
+        <w:t>dtr</w:t>
+      </w:r>
+      <w:proofErr w:type="spellEnd"/>
+      <w:r>
+        <w:rPr>
+          <w:rFonts w:cs="Consolas"/>
+          <w:sz w:val="18"/>
+          <w:szCs w:val="18"/>
+        </w:rPr>
+        <w:t xml:space="preserve"> = TIOCM_DTR;</w:t>
       </w:r>
     </w:p>
     <w:p>
@@ -24452,7 +27609,61 @@
           <w:sz w:val="18"/>
           <w:szCs w:val="18"/>
         </w:rPr>
-        <w:t xml:space="preserve">    ioctl(uart_fd, TIOCMBIC, &amp;dtr);  // DTR LOW  → 리셋</w:t>
+        <w:t xml:space="preserve">    </w:t>
+      </w:r>
+      <w:proofErr w:type="spellStart"/>
+      <w:r>
+        <w:rPr>
+          <w:rFonts w:cs="Consolas"/>
+          <w:sz w:val="18"/>
+          <w:szCs w:val="18"/>
+        </w:rPr>
+        <w:t>ioctl</w:t>
+      </w:r>
+      <w:proofErr w:type="spellEnd"/>
+      <w:r>
+        <w:rPr>
+          <w:rFonts w:cs="Consolas"/>
+          <w:sz w:val="18"/>
+          <w:szCs w:val="18"/>
+        </w:rPr>
+        <w:t>(</w:t>
+      </w:r>
+      <w:proofErr w:type="spellStart"/>
+      <w:r>
+        <w:rPr>
+          <w:rFonts w:cs="Consolas"/>
+          <w:sz w:val="18"/>
+          <w:szCs w:val="18"/>
+        </w:rPr>
+        <w:t>uart_fd</w:t>
+      </w:r>
+      <w:proofErr w:type="spellEnd"/>
+      <w:r>
+        <w:rPr>
+          <w:rFonts w:cs="Consolas"/>
+          <w:sz w:val="18"/>
+          <w:szCs w:val="18"/>
+        </w:rPr>
+        <w:t>, TIOCMBIC, &amp;</w:t>
+      </w:r>
+      <w:proofErr w:type="spellStart"/>
+      <w:r>
+        <w:rPr>
+          <w:rFonts w:cs="Consolas"/>
+          <w:sz w:val="18"/>
+          <w:szCs w:val="18"/>
+        </w:rPr>
+        <w:t>dtr</w:t>
+      </w:r>
+      <w:proofErr w:type="spellEnd"/>
+      <w:r>
+        <w:rPr>
+          <w:rFonts w:cs="Consolas"/>
+          <w:sz w:val="18"/>
+          <w:szCs w:val="18"/>
+        </w:rPr>
+        <w:t>);  // DTR LOW  → 리셋</w:t>
       </w:r>
     </w:p>
     <w:p>
@@ -24470,7 +27681,25 @@
           <w:sz w:val="18"/>
           <w:szCs w:val="18"/>
         </w:rPr>
-        <w:t xml:space="preserve">    usleep(100000);                   // 100ms</w:t>
+        <w:t xml:space="preserve">    </w:t>
+      </w:r>
+      <w:proofErr w:type="spellStart"/>
+      <w:r>
+        <w:rPr>
+          <w:rFonts w:cs="Consolas"/>
+          <w:sz w:val="18"/>
+          <w:szCs w:val="18"/>
+        </w:rPr>
+        <w:t>usleep</w:t>
+      </w:r>
+      <w:proofErr w:type="spellEnd"/>
+      <w:r>
+        <w:rPr>
+          <w:rFonts w:cs="Consolas"/>
+          <w:sz w:val="18"/>
+          <w:szCs w:val="18"/>
+        </w:rPr>
+        <w:t>(100000);                   // 100ms</w:t>
       </w:r>
     </w:p>
     <w:p>
@@ -24488,7 +27717,61 @@
           <w:sz w:val="18"/>
           <w:szCs w:val="18"/>
         </w:rPr>
-        <w:t xml:space="preserve">    ioctl(uart_fd, TIOCMBIS, &amp;dtr);  // DTR HIGH → 리셋 해제</w:t>
+        <w:t xml:space="preserve">    </w:t>
+      </w:r>
+      <w:proofErr w:type="spellStart"/>
+      <w:r>
+        <w:rPr>
+          <w:rFonts w:cs="Consolas"/>
+          <w:sz w:val="18"/>
+          <w:szCs w:val="18"/>
+        </w:rPr>
+        <w:t>ioctl</w:t>
+      </w:r>
+      <w:proofErr w:type="spellEnd"/>
+      <w:r>
+        <w:rPr>
+          <w:rFonts w:cs="Consolas"/>
+          <w:sz w:val="18"/>
+          <w:szCs w:val="18"/>
+        </w:rPr>
+        <w:t>(</w:t>
+      </w:r>
+      <w:proofErr w:type="spellStart"/>
+      <w:r>
+        <w:rPr>
+          <w:rFonts w:cs="Consolas"/>
+          <w:sz w:val="18"/>
+          <w:szCs w:val="18"/>
+        </w:rPr>
+        <w:t>uart_fd</w:t>
+      </w:r>
+      <w:proofErr w:type="spellEnd"/>
+      <w:r>
+        <w:rPr>
+          <w:rFonts w:cs="Consolas"/>
+          <w:sz w:val="18"/>
+          <w:szCs w:val="18"/>
+        </w:rPr>
+        <w:t>, TIOCMBIS, &amp;</w:t>
+      </w:r>
+      <w:proofErr w:type="spellStart"/>
+      <w:r>
+        <w:rPr>
+          <w:rFonts w:cs="Consolas"/>
+          <w:sz w:val="18"/>
+          <w:szCs w:val="18"/>
+        </w:rPr>
+        <w:t>dtr</w:t>
+      </w:r>
+      <w:proofErr w:type="spellEnd"/>
+      <w:r>
+        <w:rPr>
+          <w:rFonts w:cs="Consolas"/>
+          <w:sz w:val="18"/>
+          <w:szCs w:val="18"/>
+        </w:rPr>
+        <w:t>);  // DTR HIGH → 리셋 해제</w:t>
       </w:r>
     </w:p>
     <w:p>
@@ -24819,7 +28102,39 @@
                 <w:sz w:val="19"/>
                 <w:szCs w:val="19"/>
               </w:rPr>
-              <w:t>패킷 빌더 / CRC16 / 청크 — 순수 함수 (핵심)</w:t>
+              <w:t xml:space="preserve">패킷 </w:t>
+            </w:r>
+            <w:proofErr w:type="spellStart"/>
+            <w:r>
+              <w:rPr>
+                <w:sz w:val="19"/>
+                <w:szCs w:val="19"/>
+              </w:rPr>
+              <w:t>빌더</w:t>
+            </w:r>
+            <w:proofErr w:type="spellEnd"/>
+            <w:r>
+              <w:rPr>
+                <w:sz w:val="19"/>
+                <w:szCs w:val="19"/>
+              </w:rPr>
+              <w:t xml:space="preserve"> / CRC16 / </w:t>
+            </w:r>
+            <w:proofErr w:type="spellStart"/>
+            <w:r>
+              <w:rPr>
+                <w:sz w:val="19"/>
+                <w:szCs w:val="19"/>
+              </w:rPr>
+              <w:t>청크</w:t>
+            </w:r>
+            <w:proofErr w:type="spellEnd"/>
+            <w:r>
+              <w:rPr>
+                <w:sz w:val="19"/>
+                <w:szCs w:val="19"/>
+              </w:rPr>
+              <w:t xml:space="preserve"> — 순수 함수 (핵심)</w:t>
             </w:r>
           </w:p>
         </w:tc>
@@ -24919,8 +28234,36 @@
           <w:sz w:val="18"/>
           <w:szCs w:val="18"/>
         </w:rPr>
-        <w:t>const device = await navigator.bluetooth.requestDevice({</w:t>
-      </w:r>
+        <w:t xml:space="preserve">const device = await </w:t>
+      </w:r>
+      <w:proofErr w:type="spellStart"/>
+      <w:r>
+        <w:rPr>
+          <w:rFonts w:cs="Consolas"/>
+          <w:sz w:val="18"/>
+          <w:szCs w:val="18"/>
+        </w:rPr>
+        <w:t>navigator.bluetooth.</w:t>
+      </w:r>
+      <w:proofErr w:type="gramStart"/>
+      <w:r>
+        <w:rPr>
+          <w:rFonts w:cs="Consolas"/>
+          <w:sz w:val="18"/>
+          <w:szCs w:val="18"/>
+        </w:rPr>
+        <w:t>requestDevice</w:t>
+      </w:r>
+      <w:proofErr w:type="spellEnd"/>
+      <w:r>
+        <w:rPr>
+          <w:rFonts w:cs="Consolas"/>
+          <w:sz w:val="18"/>
+          <w:szCs w:val="18"/>
+        </w:rPr>
+        <w:t>({</w:t>
+      </w:r>
+      <w:proofErr w:type="gramEnd"/>
     </w:p>
     <w:p>
       <w:pPr>
@@ -24937,7 +28280,43 @@
           <w:sz w:val="18"/>
           <w:szCs w:val="18"/>
         </w:rPr>
-        <w:t xml:space="preserve">    filters: [{ services: [NUS_SERVICE_UUID] }]</w:t>
+        <w:t xml:space="preserve">    filters</w:t>
+      </w:r>
+      <w:proofErr w:type="gramStart"/>
+      <w:r>
+        <w:rPr>
+          <w:rFonts w:cs="Consolas"/>
+          <w:sz w:val="18"/>
+          <w:szCs w:val="18"/>
+        </w:rPr>
+        <w:t>: [{ services</w:t>
+      </w:r>
+      <w:proofErr w:type="gramEnd"/>
+      <w:r>
+        <w:rPr>
+          <w:rFonts w:cs="Consolas"/>
+          <w:sz w:val="18"/>
+          <w:szCs w:val="18"/>
+        </w:rPr>
+        <w:t>: [NUS_SERVICE_</w:t>
+      </w:r>
+      <w:proofErr w:type="gramStart"/>
+      <w:r>
+        <w:rPr>
+          <w:rFonts w:cs="Consolas"/>
+          <w:sz w:val="18"/>
+          <w:szCs w:val="18"/>
+        </w:rPr>
+        <w:t>UUID] }</w:t>
+      </w:r>
+      <w:proofErr w:type="gramEnd"/>
+      <w:r>
+        <w:rPr>
+          <w:rFonts w:cs="Consolas"/>
+          <w:sz w:val="18"/>
+          <w:szCs w:val="18"/>
+        </w:rPr>
+        <w:t>]</w:t>
       </w:r>
     </w:p>
     <w:p>
@@ -24973,7 +28352,25 @@
           <w:sz w:val="18"/>
           <w:szCs w:val="18"/>
         </w:rPr>
-        <w:t>const server  = await device.gatt.connect();</w:t>
+        <w:t xml:space="preserve">const server  = await </w:t>
+      </w:r>
+      <w:proofErr w:type="spellStart"/>
+      <w:r>
+        <w:rPr>
+          <w:rFonts w:cs="Consolas"/>
+          <w:sz w:val="18"/>
+          <w:szCs w:val="18"/>
+        </w:rPr>
+        <w:t>device.gatt.connect</w:t>
+      </w:r>
+      <w:proofErr w:type="spellEnd"/>
+      <w:r>
+        <w:rPr>
+          <w:rFonts w:cs="Consolas"/>
+          <w:sz w:val="18"/>
+          <w:szCs w:val="18"/>
+        </w:rPr>
+        <w:t>();</w:t>
       </w:r>
     </w:p>
     <w:p>
@@ -24991,7 +28388,25 @@
           <w:sz w:val="18"/>
           <w:szCs w:val="18"/>
         </w:rPr>
-        <w:t>const service = await server.getPrimaryService(NUS_SERVICE_UUID);</w:t>
+        <w:t xml:space="preserve">const service = await </w:t>
+      </w:r>
+      <w:proofErr w:type="spellStart"/>
+      <w:r>
+        <w:rPr>
+          <w:rFonts w:cs="Consolas"/>
+          <w:sz w:val="18"/>
+          <w:szCs w:val="18"/>
+        </w:rPr>
+        <w:t>server.getPrimaryService</w:t>
+      </w:r>
+      <w:proofErr w:type="spellEnd"/>
+      <w:r>
+        <w:rPr>
+          <w:rFonts w:cs="Consolas"/>
+          <w:sz w:val="18"/>
+          <w:szCs w:val="18"/>
+        </w:rPr>
+        <w:t>(NUS_SERVICE_UUID);</w:t>
       </w:r>
     </w:p>
     <w:p>
@@ -25009,7 +28424,43 @@
           <w:sz w:val="18"/>
           <w:szCs w:val="18"/>
         </w:rPr>
-        <w:t>const txChar  = await service.getCharacteristic(NUS_TX_CHAR_UUID); // write</w:t>
+        <w:t xml:space="preserve">const </w:t>
+      </w:r>
+      <w:proofErr w:type="spellStart"/>
+      <w:r>
+        <w:rPr>
+          <w:rFonts w:cs="Consolas"/>
+          <w:sz w:val="18"/>
+          <w:szCs w:val="18"/>
+        </w:rPr>
+        <w:t>txChar</w:t>
+      </w:r>
+      <w:proofErr w:type="spellEnd"/>
+      <w:r>
+        <w:rPr>
+          <w:rFonts w:cs="Consolas"/>
+          <w:sz w:val="18"/>
+          <w:szCs w:val="18"/>
+        </w:rPr>
+        <w:t xml:space="preserve">  = await </w:t>
+      </w:r>
+      <w:proofErr w:type="spellStart"/>
+      <w:r>
+        <w:rPr>
+          <w:rFonts w:cs="Consolas"/>
+          <w:sz w:val="18"/>
+          <w:szCs w:val="18"/>
+        </w:rPr>
+        <w:t>service.getCharacteristic</w:t>
+      </w:r>
+      <w:proofErr w:type="spellEnd"/>
+      <w:r>
+        <w:rPr>
+          <w:rFonts w:cs="Consolas"/>
+          <w:sz w:val="18"/>
+          <w:szCs w:val="18"/>
+        </w:rPr>
+        <w:t>(NUS_TX_CHAR_UUID); // write</w:t>
       </w:r>
     </w:p>
     <w:p>
@@ -25027,7 +28478,43 @@
           <w:sz w:val="18"/>
           <w:szCs w:val="18"/>
         </w:rPr>
-        <w:t>const rxChar  = await service.getCharacteristic(NUS_RX_CHAR_UUID); // notify</w:t>
+        <w:t xml:space="preserve">const </w:t>
+      </w:r>
+      <w:proofErr w:type="spellStart"/>
+      <w:r>
+        <w:rPr>
+          <w:rFonts w:cs="Consolas"/>
+          <w:sz w:val="18"/>
+          <w:szCs w:val="18"/>
+        </w:rPr>
+        <w:t>rxChar</w:t>
+      </w:r>
+      <w:proofErr w:type="spellEnd"/>
+      <w:r>
+        <w:rPr>
+          <w:rFonts w:cs="Consolas"/>
+          <w:sz w:val="18"/>
+          <w:szCs w:val="18"/>
+        </w:rPr>
+        <w:t xml:space="preserve">  = await </w:t>
+      </w:r>
+      <w:proofErr w:type="spellStart"/>
+      <w:r>
+        <w:rPr>
+          <w:rFonts w:cs="Consolas"/>
+          <w:sz w:val="18"/>
+          <w:szCs w:val="18"/>
+        </w:rPr>
+        <w:t>service.getCharacteristic</w:t>
+      </w:r>
+      <w:proofErr w:type="spellEnd"/>
+      <w:r>
+        <w:rPr>
+          <w:rFonts w:cs="Consolas"/>
+          <w:sz w:val="18"/>
+          <w:szCs w:val="18"/>
+        </w:rPr>
+        <w:t>(NUS_RX_CHAR_UUID); // notify</w:t>
       </w:r>
     </w:p>
     <w:p>
@@ -25045,7 +28532,25 @@
           <w:sz w:val="18"/>
           <w:szCs w:val="18"/>
         </w:rPr>
-        <w:t>await rxChar.startNotifications();</w:t>
+        <w:t xml:space="preserve">await </w:t>
+      </w:r>
+      <w:proofErr w:type="spellStart"/>
+      <w:r>
+        <w:rPr>
+          <w:rFonts w:cs="Consolas"/>
+          <w:sz w:val="18"/>
+          <w:szCs w:val="18"/>
+        </w:rPr>
+        <w:t>rxChar.startNotifications</w:t>
+      </w:r>
+      <w:proofErr w:type="spellEnd"/>
+      <w:r>
+        <w:rPr>
+          <w:rFonts w:cs="Consolas"/>
+          <w:sz w:val="18"/>
+          <w:szCs w:val="18"/>
+        </w:rPr>
+        <w:t>();</w:t>
       </w:r>
     </w:p>
     <w:p>
@@ -25057,13 +28562,59 @@
         <w:spacing w:line="252" w:lineRule="auto"/>
         <w:ind w:left="120" w:right="120"/>
       </w:pPr>
-      <w:r>
-        <w:rPr>
-          <w:rFonts w:cs="Consolas"/>
-          <w:sz w:val="18"/>
-          <w:szCs w:val="18"/>
-        </w:rPr>
-        <w:t>rxChar.addEventListener('characteristicvaluechanged', onRxReceived);</w:t>
+      <w:proofErr w:type="spellStart"/>
+      <w:r>
+        <w:rPr>
+          <w:rFonts w:cs="Consolas"/>
+          <w:sz w:val="18"/>
+          <w:szCs w:val="18"/>
+        </w:rPr>
+        <w:t>rxChar.addEventListener</w:t>
+      </w:r>
+      <w:proofErr w:type="spellEnd"/>
+      <w:r>
+        <w:rPr>
+          <w:rFonts w:cs="Consolas"/>
+          <w:sz w:val="18"/>
+          <w:szCs w:val="18"/>
+        </w:rPr>
+        <w:t>('</w:t>
+      </w:r>
+      <w:proofErr w:type="spellStart"/>
+      <w:r>
+        <w:rPr>
+          <w:rFonts w:cs="Consolas"/>
+          <w:sz w:val="18"/>
+          <w:szCs w:val="18"/>
+        </w:rPr>
+        <w:t>characteristicvaluechanged</w:t>
+      </w:r>
+      <w:proofErr w:type="spellEnd"/>
+      <w:r>
+        <w:rPr>
+          <w:rFonts w:cs="Consolas"/>
+          <w:sz w:val="18"/>
+          <w:szCs w:val="18"/>
+        </w:rPr>
+        <w:t xml:space="preserve">', </w:t>
+      </w:r>
+      <w:proofErr w:type="spellStart"/>
+      <w:r>
+        <w:rPr>
+          <w:rFonts w:cs="Consolas"/>
+          <w:sz w:val="18"/>
+          <w:szCs w:val="18"/>
+        </w:rPr>
+        <w:t>onRxReceived</w:t>
+      </w:r>
+      <w:proofErr w:type="spellEnd"/>
+      <w:r>
+        <w:rPr>
+          <w:rFonts w:cs="Consolas"/>
+          <w:sz w:val="18"/>
+          <w:szCs w:val="18"/>
+        </w:rPr>
+        <w:t>);</w:t>
       </w:r>
     </w:p>
     <w:p>
@@ -25071,8 +28622,13 @@
         <w:pStyle w:val="3"/>
       </w:pPr>
       <w:bookmarkStart w:id="71" w:name="_Toc233201728"/>
-      <w:r>
-        <w:t>핸드셰이크 / 업로드 흐름 (main.js)</w:t>
+      <w:proofErr w:type="spellStart"/>
+      <w:r>
+        <w:t>핸드셰이크</w:t>
+      </w:r>
+      <w:proofErr w:type="spellEnd"/>
+      <w:r>
+        <w:t xml:space="preserve"> / 업로드 흐름 (main.js)</w:t>
       </w:r>
       <w:bookmarkEnd w:id="71"/>
     </w:p>
@@ -25091,8 +28647,18 @@
           <w:sz w:val="18"/>
           <w:szCs w:val="18"/>
         </w:rPr>
-        <w:t>async function handshake(){</w:t>
-      </w:r>
+        <w:t>async function handshake</w:t>
+      </w:r>
+      <w:proofErr w:type="gramStart"/>
+      <w:r>
+        <w:rPr>
+          <w:rFonts w:cs="Consolas"/>
+          <w:sz w:val="18"/>
+          <w:szCs w:val="18"/>
+        </w:rPr>
+        <w:t>(){</w:t>
+      </w:r>
+      <w:proofErr w:type="gramEnd"/>
     </w:p>
     <w:p>
       <w:pPr>
@@ -25109,8 +28675,18 @@
           <w:sz w:val="18"/>
           <w:szCs w:val="18"/>
         </w:rPr>
-        <w:t xml:space="preserve">  for(let attempt=1; attempt&lt;=150; attempt++){</w:t>
-      </w:r>
+        <w:t xml:space="preserve">  for(let attempt=1; attempt&lt;=150; attempt+</w:t>
+      </w:r>
+      <w:proofErr w:type="gramStart"/>
+      <w:r>
+        <w:rPr>
+          <w:rFonts w:cs="Consolas"/>
+          <w:sz w:val="18"/>
+          <w:szCs w:val="18"/>
+        </w:rPr>
+        <w:t>+){</w:t>
+      </w:r>
+      <w:proofErr w:type="gramEnd"/>
     </w:p>
     <w:p>
       <w:pPr>
@@ -25127,7 +28703,25 @@
           <w:sz w:val="18"/>
           <w:szCs w:val="18"/>
         </w:rPr>
-        <w:t xml:space="preserve">    const response = armResponse([0x52], 200);  // 'R' 대기</w:t>
+        <w:t xml:space="preserve">    const response = </w:t>
+      </w:r>
+      <w:proofErr w:type="spellStart"/>
+      <w:r>
+        <w:rPr>
+          <w:rFonts w:cs="Consolas"/>
+          <w:sz w:val="18"/>
+          <w:szCs w:val="18"/>
+        </w:rPr>
+        <w:t>armResponse</w:t>
+      </w:r>
+      <w:proofErr w:type="spellEnd"/>
+      <w:r>
+        <w:rPr>
+          <w:rFonts w:cs="Consolas"/>
+          <w:sz w:val="18"/>
+          <w:szCs w:val="18"/>
+        </w:rPr>
+        <w:t>([0x52], 200);  // 'R' 대기</w:t>
       </w:r>
     </w:p>
     <w:p>
@@ -25145,7 +28739,25 @@
           <w:sz w:val="18"/>
           <w:szCs w:val="18"/>
         </w:rPr>
-        <w:t xml:space="preserve">    await ble.write(new Uint8Array([0x53]));     // 'S' 송신</w:t>
+        <w:t xml:space="preserve">    await </w:t>
+      </w:r>
+      <w:proofErr w:type="spellStart"/>
+      <w:r>
+        <w:rPr>
+          <w:rFonts w:cs="Consolas"/>
+          <w:sz w:val="18"/>
+          <w:szCs w:val="18"/>
+        </w:rPr>
+        <w:t>ble.write</w:t>
+      </w:r>
+      <w:proofErr w:type="spellEnd"/>
+      <w:r>
+        <w:rPr>
+          <w:rFonts w:cs="Consolas"/>
+          <w:sz w:val="18"/>
+          <w:szCs w:val="18"/>
+        </w:rPr>
+        <w:t>(new Uint8Array([0x53]));     // 'S' 송신</w:t>
       </w:r>
     </w:p>
     <w:p>
@@ -25163,7 +28775,16 @@
           <w:sz w:val="18"/>
           <w:szCs w:val="18"/>
         </w:rPr>
-        <w:t xml:space="preserve">    if(await response === 0x52) return;</w:t>
+        <w:t xml:space="preserve">    if(await response === 0x52) </w:t>
+      </w:r>
+      <w:proofErr w:type="gramStart"/>
+      <w:r>
+        <w:rPr>
+          <w:rFonts w:cs="Consolas"/>
+          <w:sz w:val="18"/>
+          <w:szCs w:val="18"/>
+        </w:rPr>
+        <w:t>return;</w:t>
       </w:r>
       <w:r>
         <w:rPr>
@@ -25179,6 +28800,7 @@
         </w:rPr>
         <w:t>}</w:t>
       </w:r>
+      <w:proofErr w:type="gramEnd"/>
     </w:p>
     <w:p>
       <w:pPr>
@@ -25195,7 +28817,25 @@
           <w:sz w:val="18"/>
           <w:szCs w:val="18"/>
         </w:rPr>
-        <w:t xml:space="preserve">  throw new Error('30초 내 R 미수신');</w:t>
+        <w:t xml:space="preserve">  throw new Error('30초 내 R </w:t>
+      </w:r>
+      <w:proofErr w:type="spellStart"/>
+      <w:r>
+        <w:rPr>
+          <w:rFonts w:cs="Consolas"/>
+          <w:sz w:val="18"/>
+          <w:szCs w:val="18"/>
+        </w:rPr>
+        <w:t>미수신</w:t>
+      </w:r>
+      <w:proofErr w:type="spellEnd"/>
+      <w:r>
+        <w:rPr>
+          <w:rFonts w:cs="Consolas"/>
+          <w:sz w:val="18"/>
+          <w:szCs w:val="18"/>
+        </w:rPr>
+        <w:t>');</w:t>
       </w:r>
     </w:p>
     <w:p>
@@ -25249,8 +28889,18 @@
           <w:sz w:val="18"/>
           <w:szCs w:val="18"/>
         </w:rPr>
-        <w:t>async function upload(){</w:t>
-      </w:r>
+        <w:t>async function upload</w:t>
+      </w:r>
+      <w:proofErr w:type="gramStart"/>
+      <w:r>
+        <w:rPr>
+          <w:rFonts w:cs="Consolas"/>
+          <w:sz w:val="18"/>
+          <w:szCs w:val="18"/>
+        </w:rPr>
+        <w:t>(){</w:t>
+      </w:r>
+      <w:proofErr w:type="gramEnd"/>
     </w:p>
     <w:p>
       <w:pPr>
@@ -25285,7 +28935,79 @@
           <w:sz w:val="18"/>
           <w:szCs w:val="18"/>
         </w:rPr>
-        <w:t xml:space="preserve">  for(let i=0; i&lt;pageCount; i++)</w:t>
+        <w:t xml:space="preserve">  for(let </w:t>
+      </w:r>
+      <w:proofErr w:type="spellStart"/>
+      <w:r>
+        <w:rPr>
+          <w:rFonts w:cs="Consolas"/>
+          <w:sz w:val="18"/>
+          <w:szCs w:val="18"/>
+        </w:rPr>
+        <w:t>i</w:t>
+      </w:r>
+      <w:proofErr w:type="spellEnd"/>
+      <w:r>
+        <w:rPr>
+          <w:rFonts w:cs="Consolas"/>
+          <w:sz w:val="18"/>
+          <w:szCs w:val="18"/>
+        </w:rPr>
+        <w:t xml:space="preserve">=0; </w:t>
+      </w:r>
+      <w:proofErr w:type="spellStart"/>
+      <w:r>
+        <w:rPr>
+          <w:rFonts w:cs="Consolas"/>
+          <w:sz w:val="18"/>
+          <w:szCs w:val="18"/>
+        </w:rPr>
+        <w:t>i</w:t>
+      </w:r>
+      <w:proofErr w:type="spellEnd"/>
+      <w:r>
+        <w:rPr>
+          <w:rFonts w:cs="Consolas"/>
+          <w:sz w:val="18"/>
+          <w:szCs w:val="18"/>
+        </w:rPr>
+        <w:t>&lt;</w:t>
+      </w:r>
+      <w:proofErr w:type="spellStart"/>
+      <w:r>
+        <w:rPr>
+          <w:rFonts w:cs="Consolas"/>
+          <w:sz w:val="18"/>
+          <w:szCs w:val="18"/>
+        </w:rPr>
+        <w:t>pageCount</w:t>
+      </w:r>
+      <w:proofErr w:type="spellEnd"/>
+      <w:r>
+        <w:rPr>
+          <w:rFonts w:cs="Consolas"/>
+          <w:sz w:val="18"/>
+          <w:szCs w:val="18"/>
+        </w:rPr>
+        <w:t xml:space="preserve">; </w:t>
+      </w:r>
+      <w:proofErr w:type="spellStart"/>
+      <w:r>
+        <w:rPr>
+          <w:rFonts w:cs="Consolas"/>
+          <w:sz w:val="18"/>
+          <w:szCs w:val="18"/>
+        </w:rPr>
+        <w:t>i</w:t>
+      </w:r>
+      <w:proofErr w:type="spellEnd"/>
+      <w:r>
+        <w:rPr>
+          <w:rFonts w:cs="Consolas"/>
+          <w:sz w:val="18"/>
+          <w:szCs w:val="18"/>
+        </w:rPr>
+        <w:t>++)</w:t>
       </w:r>
     </w:p>
     <w:p>
@@ -25303,7 +29025,43 @@
           <w:sz w:val="18"/>
           <w:szCs w:val="18"/>
         </w:rPr>
-        <w:t xml:space="preserve">    await sendWithAck(makePacket(MSG_DATA, page), 'PAGE');</w:t>
+        <w:t xml:space="preserve">    await </w:t>
+      </w:r>
+      <w:proofErr w:type="spellStart"/>
+      <w:r>
+        <w:rPr>
+          <w:rFonts w:cs="Consolas"/>
+          <w:sz w:val="18"/>
+          <w:szCs w:val="18"/>
+        </w:rPr>
+        <w:t>sendWithAck</w:t>
+      </w:r>
+      <w:proofErr w:type="spellEnd"/>
+      <w:r>
+        <w:rPr>
+          <w:rFonts w:cs="Consolas"/>
+          <w:sz w:val="18"/>
+          <w:szCs w:val="18"/>
+        </w:rPr>
+        <w:t>(</w:t>
+      </w:r>
+      <w:proofErr w:type="spellStart"/>
+      <w:r>
+        <w:rPr>
+          <w:rFonts w:cs="Consolas"/>
+          <w:sz w:val="18"/>
+          <w:szCs w:val="18"/>
+        </w:rPr>
+        <w:t>makePacket</w:t>
+      </w:r>
+      <w:proofErr w:type="spellEnd"/>
+      <w:r>
+        <w:rPr>
+          <w:rFonts w:cs="Consolas"/>
+          <w:sz w:val="18"/>
+          <w:szCs w:val="18"/>
+        </w:rPr>
+        <w:t>(MSG_DATA, page), 'PAGE');</w:t>
       </w:r>
     </w:p>
     <w:p>
@@ -25314,24 +29072,67 @@
         <w:shd w:val="clear" w:color="auto" w:fill="F3F4F6"/>
         <w:spacing w:line="252" w:lineRule="auto"/>
         <w:ind w:left="120" w:right="120"/>
+      </w:pPr>
+      <w:r>
+        <w:rPr>
+          <w:rFonts w:cs="Consolas"/>
+          <w:sz w:val="18"/>
+          <w:szCs w:val="18"/>
+        </w:rPr>
+        <w:t xml:space="preserve">  await </w:t>
+      </w:r>
+      <w:proofErr w:type="spellStart"/>
+      <w:r>
+        <w:rPr>
+          <w:rFonts w:cs="Consolas"/>
+          <w:sz w:val="18"/>
+          <w:szCs w:val="18"/>
+        </w:rPr>
+        <w:t>sendWithAck</w:t>
+      </w:r>
+      <w:proofErr w:type="spellEnd"/>
+      <w:r>
+        <w:rPr>
+          <w:rFonts w:cs="Consolas"/>
+          <w:sz w:val="18"/>
+          <w:szCs w:val="18"/>
+        </w:rPr>
+        <w:t>(</w:t>
+      </w:r>
+      <w:proofErr w:type="spellStart"/>
+      <w:r>
+        <w:rPr>
+          <w:rFonts w:cs="Consolas"/>
+          <w:sz w:val="18"/>
+          <w:szCs w:val="18"/>
+        </w:rPr>
+        <w:t>makePacket</w:t>
+      </w:r>
+      <w:proofErr w:type="spellEnd"/>
+      <w:r>
+        <w:rPr>
+          <w:rFonts w:cs="Consolas"/>
+          <w:sz w:val="18"/>
+          <w:szCs w:val="18"/>
+        </w:rPr>
+        <w:t>(MSG_END), 'END'</w:t>
+      </w:r>
+      <w:proofErr w:type="gramStart"/>
+      <w:r>
+        <w:rPr>
+          <w:rFonts w:cs="Consolas"/>
+          <w:sz w:val="18"/>
+          <w:szCs w:val="18"/>
+        </w:rPr>
+        <w:t>);</w:t>
+      </w:r>
+      <w:r>
         <w:rPr>
           <w:rFonts w:hint="eastAsia"/>
         </w:rPr>
-      </w:pPr>
-      <w:r>
-        <w:rPr>
-          <w:rFonts w:cs="Consolas"/>
-          <w:sz w:val="18"/>
-          <w:szCs w:val="18"/>
-        </w:rPr>
-        <w:t xml:space="preserve">  await sendWithAck(makePacket(MSG_END), 'END');</w:t>
-      </w:r>
-      <w:r>
-        <w:rPr>
-          <w:rFonts w:hint="eastAsia"/>
-        </w:rPr>
         <w:t xml:space="preserve"> }</w:t>
       </w:r>
+      <w:proofErr w:type="gramEnd"/>
     </w:p>
     <w:p>
       <w:pPr>
@@ -25347,7 +29148,23 @@
           <w:sz w:val="20"/>
           <w:szCs w:val="20"/>
         </w:rPr>
-        <w:t>✓ Web Bluetooth는 Chrome 데스크탑 전용(iOS·Firefox 미지원)이며 localhost 또는 https에서만 동작한다. VS Code Live Server로 실행한다.</w:t>
+        <w:t>✓ Web Bluetooth는 Chrome 데스크탑 전용(</w:t>
+      </w:r>
+      <w:proofErr w:type="spellStart"/>
+      <w:r>
+        <w:rPr>
+          <w:sz w:val="20"/>
+          <w:szCs w:val="20"/>
+        </w:rPr>
+        <w:t>iOS·Firefox</w:t>
+      </w:r>
+      <w:proofErr w:type="spellEnd"/>
+      <w:r>
+        <w:rPr>
+          <w:sz w:val="20"/>
+          <w:szCs w:val="20"/>
+        </w:rPr>
+        <w:t xml:space="preserve"> 미지원)이며 localhost 또는 https에서만 동작한다. VS Code Live Server로 실행한다.</w:t>
       </w:r>
     </w:p>
     <w:p>
@@ -25517,6 +29334,7 @@
             </w:tcMar>
           </w:tcPr>
           <w:p>
+            <w:proofErr w:type="spellStart"/>
             <w:r>
               <w:rPr>
                 <w:sz w:val="19"/>
@@ -25524,6 +29342,7 @@
               </w:rPr>
               <w:t>ble</w:t>
             </w:r>
+            <w:proofErr w:type="spellEnd"/>
           </w:p>
         </w:tc>
         <w:tc>
@@ -25543,13 +29362,31 @@
             </w:tcMar>
           </w:tcPr>
           <w:p>
-            <w:r>
-              <w:rPr>
-                <w:sz w:val="19"/>
-                <w:szCs w:val="19"/>
-              </w:rPr>
-              <w:t>BleNusClient.kt / BleModels.kt</w:t>
-            </w:r>
+            <w:proofErr w:type="spellStart"/>
+            <w:r>
+              <w:rPr>
+                <w:sz w:val="19"/>
+                <w:szCs w:val="19"/>
+              </w:rPr>
+              <w:t>BleNusClient.kt</w:t>
+            </w:r>
+            <w:proofErr w:type="spellEnd"/>
+            <w:r>
+              <w:rPr>
+                <w:sz w:val="19"/>
+                <w:szCs w:val="19"/>
+              </w:rPr>
+              <w:t xml:space="preserve"> / </w:t>
+            </w:r>
+            <w:proofErr w:type="spellStart"/>
+            <w:r>
+              <w:rPr>
+                <w:sz w:val="19"/>
+                <w:szCs w:val="19"/>
+              </w:rPr>
+              <w:t>BleModels.kt</w:t>
+            </w:r>
+            <w:proofErr w:type="spellEnd"/>
           </w:p>
         </w:tc>
         <w:tc>
@@ -25597,6 +29434,7 @@
             </w:tcMar>
           </w:tcPr>
           <w:p>
+            <w:proofErr w:type="spellStart"/>
             <w:r>
               <w:rPr>
                 <w:sz w:val="19"/>
@@ -25604,6 +29442,7 @@
               </w:rPr>
               <w:t>dfu</w:t>
             </w:r>
+            <w:proofErr w:type="spellEnd"/>
           </w:p>
         </w:tc>
         <w:tc>
@@ -25623,13 +29462,31 @@
             </w:tcMar>
           </w:tcPr>
           <w:p>
-            <w:r>
-              <w:rPr>
-                <w:sz w:val="19"/>
-                <w:szCs w:val="19"/>
-              </w:rPr>
-              <w:t>DfuProtocol.kt / DfuUploader.kt</w:t>
-            </w:r>
+            <w:proofErr w:type="spellStart"/>
+            <w:r>
+              <w:rPr>
+                <w:sz w:val="19"/>
+                <w:szCs w:val="19"/>
+              </w:rPr>
+              <w:t>DfuProtocol.kt</w:t>
+            </w:r>
+            <w:proofErr w:type="spellEnd"/>
+            <w:r>
+              <w:rPr>
+                <w:sz w:val="19"/>
+                <w:szCs w:val="19"/>
+              </w:rPr>
+              <w:t xml:space="preserve"> / </w:t>
+            </w:r>
+            <w:proofErr w:type="spellStart"/>
+            <w:r>
+              <w:rPr>
+                <w:sz w:val="19"/>
+                <w:szCs w:val="19"/>
+              </w:rPr>
+              <w:t>DfuUploader.kt</w:t>
+            </w:r>
+            <w:proofErr w:type="spellEnd"/>
           </w:p>
         </w:tc>
         <w:tc>
@@ -25692,6 +29549,7 @@
             </w:tcMar>
           </w:tcPr>
           <w:p>
+            <w:proofErr w:type="spellStart"/>
             <w:r>
               <w:rPr>
                 <w:sz w:val="19"/>
@@ -25699,6 +29557,7 @@
               </w:rPr>
               <w:t>ui</w:t>
             </w:r>
+            <w:proofErr w:type="spellEnd"/>
           </w:p>
         </w:tc>
         <w:tc>
@@ -25718,13 +29577,47 @@
             </w:tcMar>
           </w:tcPr>
           <w:p>
-            <w:r>
-              <w:rPr>
-                <w:sz w:val="19"/>
-                <w:szCs w:val="19"/>
-              </w:rPr>
-              <w:t>DfuScreen / DfuViewModel / DfuUiState</w:t>
-            </w:r>
+            <w:proofErr w:type="spellStart"/>
+            <w:r>
+              <w:rPr>
+                <w:sz w:val="19"/>
+                <w:szCs w:val="19"/>
+              </w:rPr>
+              <w:t>DfuScreen</w:t>
+            </w:r>
+            <w:proofErr w:type="spellEnd"/>
+            <w:r>
+              <w:rPr>
+                <w:sz w:val="19"/>
+                <w:szCs w:val="19"/>
+              </w:rPr>
+              <w:t xml:space="preserve"> / </w:t>
+            </w:r>
+            <w:proofErr w:type="spellStart"/>
+            <w:r>
+              <w:rPr>
+                <w:sz w:val="19"/>
+                <w:szCs w:val="19"/>
+              </w:rPr>
+              <w:t>DfuViewModel</w:t>
+            </w:r>
+            <w:proofErr w:type="spellEnd"/>
+            <w:r>
+              <w:rPr>
+                <w:sz w:val="19"/>
+                <w:szCs w:val="19"/>
+              </w:rPr>
+              <w:t xml:space="preserve"> / </w:t>
+            </w:r>
+            <w:proofErr w:type="spellStart"/>
+            <w:r>
+              <w:rPr>
+                <w:sz w:val="19"/>
+                <w:szCs w:val="19"/>
+              </w:rPr>
+              <w:t>DfuUiState</w:t>
+            </w:r>
+            <w:proofErr w:type="spellEnd"/>
           </w:p>
         </w:tc>
         <w:tc>
@@ -25952,8 +29845,17 @@
                 <w:sz w:val="19"/>
                 <w:szCs w:val="19"/>
               </w:rPr>
-              <w:t>Coroutines, Flow / StateFlow</w:t>
-            </w:r>
+              <w:t xml:space="preserve">Coroutines, Flow / </w:t>
+            </w:r>
+            <w:proofErr w:type="spellStart"/>
+            <w:r>
+              <w:rPr>
+                <w:sz w:val="19"/>
+                <w:szCs w:val="19"/>
+              </w:rPr>
+              <w:t>StateFlow</w:t>
+            </w:r>
+            <w:proofErr w:type="spellEnd"/>
           </w:p>
         </w:tc>
       </w:tr>
@@ -26001,6 +29903,7 @@
             </w:tcMar>
           </w:tcPr>
           <w:p>
+            <w:proofErr w:type="spellStart"/>
             <w:r>
               <w:rPr>
                 <w:sz w:val="19"/>
@@ -26008,6 +29911,7 @@
               </w:rPr>
               <w:t>ViewModel</w:t>
             </w:r>
+            <w:proofErr w:type="spellEnd"/>
           </w:p>
         </w:tc>
       </w:tr>
@@ -26161,7 +30065,43 @@
           <w:sz w:val="18"/>
           <w:szCs w:val="18"/>
         </w:rPr>
-        <w:t>&lt;uses-permission android:name="android.permission.BLUETOOTH_SCAN"</w:t>
+        <w:t xml:space="preserve">&lt;uses-permission </w:t>
+      </w:r>
+      <w:proofErr w:type="spellStart"/>
+      <w:r>
+        <w:rPr>
+          <w:rFonts w:cs="Consolas"/>
+          <w:sz w:val="18"/>
+          <w:szCs w:val="18"/>
+        </w:rPr>
+        <w:t>android:name</w:t>
+      </w:r>
+      <w:proofErr w:type="spellEnd"/>
+      <w:r>
+        <w:rPr>
+          <w:rFonts w:cs="Consolas"/>
+          <w:sz w:val="18"/>
+          <w:szCs w:val="18"/>
+        </w:rPr>
+        <w:t>="</w:t>
+      </w:r>
+      <w:proofErr w:type="spellStart"/>
+      <w:r>
+        <w:rPr>
+          <w:rFonts w:cs="Consolas"/>
+          <w:sz w:val="18"/>
+          <w:szCs w:val="18"/>
+        </w:rPr>
+        <w:t>android.permission.BLUETOOTH_SCAN</w:t>
+      </w:r>
+      <w:proofErr w:type="spellEnd"/>
+      <w:r>
+        <w:rPr>
+          <w:rFonts w:cs="Consolas"/>
+          <w:sz w:val="18"/>
+          <w:szCs w:val="18"/>
+        </w:rPr>
+        <w:t>"</w:t>
       </w:r>
     </w:p>
     <w:p>
@@ -26179,7 +30119,43 @@
           <w:sz w:val="18"/>
           <w:szCs w:val="18"/>
         </w:rPr>
-        <w:t xml:space="preserve">    android:usesPermissionFlags="neverForLocation" /&gt;</w:t>
+        <w:t xml:space="preserve">    </w:t>
+      </w:r>
+      <w:proofErr w:type="spellStart"/>
+      <w:r>
+        <w:rPr>
+          <w:rFonts w:cs="Consolas"/>
+          <w:sz w:val="18"/>
+          <w:szCs w:val="18"/>
+        </w:rPr>
+        <w:t>android:usesPermissionFlags</w:t>
+      </w:r>
+      <w:proofErr w:type="spellEnd"/>
+      <w:r>
+        <w:rPr>
+          <w:rFonts w:cs="Consolas"/>
+          <w:sz w:val="18"/>
+          <w:szCs w:val="18"/>
+        </w:rPr>
+        <w:t>="</w:t>
+      </w:r>
+      <w:proofErr w:type="spellStart"/>
+      <w:r>
+        <w:rPr>
+          <w:rFonts w:cs="Consolas"/>
+          <w:sz w:val="18"/>
+          <w:szCs w:val="18"/>
+        </w:rPr>
+        <w:t>neverForLocation</w:t>
+      </w:r>
+      <w:proofErr w:type="spellEnd"/>
+      <w:r>
+        <w:rPr>
+          <w:rFonts w:cs="Consolas"/>
+          <w:sz w:val="18"/>
+          <w:szCs w:val="18"/>
+        </w:rPr>
+        <w:t>" /&gt;</w:t>
       </w:r>
     </w:p>
     <w:p>
@@ -26197,7 +30173,43 @@
           <w:sz w:val="18"/>
           <w:szCs w:val="18"/>
         </w:rPr>
-        <w:t>&lt;uses-permission android:name="android.permission.BLUETOOTH_CONNECT" /&gt;</w:t>
+        <w:t xml:space="preserve">&lt;uses-permission </w:t>
+      </w:r>
+      <w:proofErr w:type="spellStart"/>
+      <w:r>
+        <w:rPr>
+          <w:rFonts w:cs="Consolas"/>
+          <w:sz w:val="18"/>
+          <w:szCs w:val="18"/>
+        </w:rPr>
+        <w:t>android:name</w:t>
+      </w:r>
+      <w:proofErr w:type="spellEnd"/>
+      <w:r>
+        <w:rPr>
+          <w:rFonts w:cs="Consolas"/>
+          <w:sz w:val="18"/>
+          <w:szCs w:val="18"/>
+        </w:rPr>
+        <w:t>="</w:t>
+      </w:r>
+      <w:proofErr w:type="spellStart"/>
+      <w:r>
+        <w:rPr>
+          <w:rFonts w:cs="Consolas"/>
+          <w:sz w:val="18"/>
+          <w:szCs w:val="18"/>
+        </w:rPr>
+        <w:t>android.permission.BLUETOOTH_CONNECT</w:t>
+      </w:r>
+      <w:proofErr w:type="spellEnd"/>
+      <w:r>
+        <w:rPr>
+          <w:rFonts w:cs="Consolas"/>
+          <w:sz w:val="18"/>
+          <w:szCs w:val="18"/>
+        </w:rPr>
+        <w:t>" /&gt;</w:t>
       </w:r>
     </w:p>
     <w:p>
@@ -26224,7 +30236,15 @@
       </w:pPr>
       <w:bookmarkStart w:id="76" w:name="_Toc233201733"/>
       <w:r>
-        <w:t>전송 루프 (DfuUploader.kt)</w:t>
+        <w:t>전송 루프 (</w:t>
+      </w:r>
+      <w:proofErr w:type="spellStart"/>
+      <w:r>
+        <w:t>DfuUploader.kt</w:t>
+      </w:r>
+      <w:proofErr w:type="spellEnd"/>
+      <w:r>
+        <w:t>)</w:t>
       </w:r>
       <w:bookmarkEnd w:id="76"/>
     </w:p>
@@ -26243,8 +30263,28 @@
           <w:sz w:val="18"/>
           <w:szCs w:val="18"/>
         </w:rPr>
-        <w:t>suspend fun upload(firmware: ByteArray){</w:t>
-      </w:r>
+        <w:t xml:space="preserve">suspend fun upload(firmware: </w:t>
+      </w:r>
+      <w:proofErr w:type="spellStart"/>
+      <w:proofErr w:type="gramStart"/>
+      <w:r>
+        <w:rPr>
+          <w:rFonts w:cs="Consolas"/>
+          <w:sz w:val="18"/>
+          <w:szCs w:val="18"/>
+        </w:rPr>
+        <w:t>ByteArray</w:t>
+      </w:r>
+      <w:proofErr w:type="spellEnd"/>
+      <w:r>
+        <w:rPr>
+          <w:rFonts w:cs="Consolas"/>
+          <w:sz w:val="18"/>
+          <w:szCs w:val="18"/>
+        </w:rPr>
+        <w:t>){</w:t>
+      </w:r>
+      <w:proofErr w:type="gramEnd"/>
     </w:p>
     <w:p>
       <w:pPr>
@@ -26297,7 +30337,43 @@
           <w:sz w:val="18"/>
           <w:szCs w:val="18"/>
         </w:rPr>
-        <w:t xml:space="preserve">        sendWithAck(DfuProtocol.dataPacket(firmware, page))</w:t>
+        <w:t xml:space="preserve">        </w:t>
+      </w:r>
+      <w:proofErr w:type="spellStart"/>
+      <w:r>
+        <w:rPr>
+          <w:rFonts w:cs="Consolas"/>
+          <w:sz w:val="18"/>
+          <w:szCs w:val="18"/>
+        </w:rPr>
+        <w:t>sendWithAck</w:t>
+      </w:r>
+      <w:proofErr w:type="spellEnd"/>
+      <w:r>
+        <w:rPr>
+          <w:rFonts w:cs="Consolas"/>
+          <w:sz w:val="18"/>
+          <w:szCs w:val="18"/>
+        </w:rPr>
+        <w:t>(</w:t>
+      </w:r>
+      <w:proofErr w:type="spellStart"/>
+      <w:r>
+        <w:rPr>
+          <w:rFonts w:cs="Consolas"/>
+          <w:sz w:val="18"/>
+          <w:szCs w:val="18"/>
+        </w:rPr>
+        <w:t>DfuProtocol.dataPacket</w:t>
+      </w:r>
+      <w:proofErr w:type="spellEnd"/>
+      <w:r>
+        <w:rPr>
+          <w:rFonts w:cs="Consolas"/>
+          <w:sz w:val="18"/>
+          <w:szCs w:val="18"/>
+        </w:rPr>
+        <w:t>(firmware, page))</w:t>
       </w:r>
     </w:p>
     <w:p>
@@ -26315,7 +30391,43 @@
           <w:sz w:val="18"/>
           <w:szCs w:val="18"/>
         </w:rPr>
-        <w:t xml:space="preserve">    sendWithAck(DfuProtocol.endPacket())</w:t>
+        <w:t xml:space="preserve">    </w:t>
+      </w:r>
+      <w:proofErr w:type="spellStart"/>
+      <w:r>
+        <w:rPr>
+          <w:rFonts w:cs="Consolas"/>
+          <w:sz w:val="18"/>
+          <w:szCs w:val="18"/>
+        </w:rPr>
+        <w:t>sendWithAck</w:t>
+      </w:r>
+      <w:proofErr w:type="spellEnd"/>
+      <w:r>
+        <w:rPr>
+          <w:rFonts w:cs="Consolas"/>
+          <w:sz w:val="18"/>
+          <w:szCs w:val="18"/>
+        </w:rPr>
+        <w:t>(</w:t>
+      </w:r>
+      <w:proofErr w:type="spellStart"/>
+      <w:r>
+        <w:rPr>
+          <w:rFonts w:cs="Consolas"/>
+          <w:sz w:val="18"/>
+          <w:szCs w:val="18"/>
+        </w:rPr>
+        <w:t>DfuProtocol.endPacket</w:t>
+      </w:r>
+      <w:proofErr w:type="spellEnd"/>
+      <w:r>
+        <w:rPr>
+          <w:rFonts w:cs="Consolas"/>
+          <w:sz w:val="18"/>
+          <w:szCs w:val="18"/>
+        </w:rPr>
+        <w:t>())</w:t>
       </w:r>
     </w:p>
     <w:p>
@@ -26369,7 +30481,43 @@
           <w:sz w:val="18"/>
           <w:szCs w:val="18"/>
         </w:rPr>
-        <w:t>// sendWithAck: channel.receive(ACK_TIMEOUT) →</w:t>
+        <w:t xml:space="preserve">// </w:t>
+      </w:r>
+      <w:proofErr w:type="spellStart"/>
+      <w:r>
+        <w:rPr>
+          <w:rFonts w:cs="Consolas"/>
+          <w:sz w:val="18"/>
+          <w:szCs w:val="18"/>
+        </w:rPr>
+        <w:t>sendWithAck</w:t>
+      </w:r>
+      <w:proofErr w:type="spellEnd"/>
+      <w:r>
+        <w:rPr>
+          <w:rFonts w:cs="Consolas"/>
+          <w:sz w:val="18"/>
+          <w:szCs w:val="18"/>
+        </w:rPr>
+        <w:t xml:space="preserve">: </w:t>
+      </w:r>
+      <w:proofErr w:type="spellStart"/>
+      <w:r>
+        <w:rPr>
+          <w:rFonts w:cs="Consolas"/>
+          <w:sz w:val="18"/>
+          <w:szCs w:val="18"/>
+        </w:rPr>
+        <w:t>channel.receive</w:t>
+      </w:r>
+      <w:proofErr w:type="spellEnd"/>
+      <w:r>
+        <w:rPr>
+          <w:rFonts w:cs="Consolas"/>
+          <w:sz w:val="18"/>
+          <w:szCs w:val="18"/>
+        </w:rPr>
+        <w:t>(ACK_TIMEOUT) →</w:t>
       </w:r>
     </w:p>
     <w:p>
@@ -26387,7 +30535,25 @@
           <w:sz w:val="18"/>
           <w:szCs w:val="18"/>
         </w:rPr>
-        <w:t>//   ACK 반환 / NAK·null이면 재시도 (최대 3회)</w:t>
+        <w:t xml:space="preserve">//   ACK 반환 / </w:t>
+      </w:r>
+      <w:proofErr w:type="spellStart"/>
+      <w:r>
+        <w:rPr>
+          <w:rFonts w:cs="Consolas"/>
+          <w:sz w:val="18"/>
+          <w:szCs w:val="18"/>
+        </w:rPr>
+        <w:t>NAK·null</w:t>
+      </w:r>
+      <w:proofErr w:type="spellEnd"/>
+      <w:r>
+        <w:rPr>
+          <w:rFonts w:cs="Consolas"/>
+          <w:sz w:val="18"/>
+          <w:szCs w:val="18"/>
+        </w:rPr>
+        <w:t>이면 재시도 (최대 3회)</w:t>
       </w:r>
     </w:p>
     <w:p>
@@ -26431,7 +30597,23 @@
         <w:spacing w:after="120" w:line="288" w:lineRule="auto"/>
       </w:pPr>
       <w:r>
-        <w:t>세 플랫폼은 동일한 와이어 프로토콜(262B 패킷, CRC16, S/R 핸드셰이크, 20B 청크, 3회 재전송)을 구현하되, 비동기 처리 방식과 BLE 접근만 다르다.</w:t>
+        <w:t xml:space="preserve">세 플랫폼은 동일한 와이어 프로토콜(262B 패킷, CRC16, S/R </w:t>
+      </w:r>
+      <w:proofErr w:type="spellStart"/>
+      <w:r>
+        <w:t>핸드셰이크</w:t>
+      </w:r>
+      <w:proofErr w:type="spellEnd"/>
+      <w:r>
+        <w:t xml:space="preserve">, 20B </w:t>
+      </w:r>
+      <w:proofErr w:type="spellStart"/>
+      <w:r>
+        <w:t>청크</w:t>
+      </w:r>
+      <w:proofErr w:type="spellEnd"/>
+      <w:r>
+        <w:t>, 3회 재전송)을 구현하되, 비동기 처리 방식과 BLE 접근만 다르다.</w:t>
       </w:r>
     </w:p>
     <w:tbl>
@@ -26966,6 +31148,7 @@
             </w:tcMar>
           </w:tcPr>
           <w:p>
+            <w:proofErr w:type="spellStart"/>
             <w:r>
               <w:rPr>
                 <w:sz w:val="19"/>
@@ -26973,6 +31156,7 @@
               </w:rPr>
               <w:t>armResponse</w:t>
             </w:r>
+            <w:proofErr w:type="spellEnd"/>
           </w:p>
         </w:tc>
         <w:tc>
@@ -26992,6 +31176,7 @@
             </w:tcMar>
           </w:tcPr>
           <w:p>
+            <w:proofErr w:type="spellStart"/>
             <w:r>
               <w:rPr>
                 <w:sz w:val="19"/>
@@ -26999,6 +31184,7 @@
               </w:rPr>
               <w:t>channel.receive</w:t>
             </w:r>
+            <w:proofErr w:type="spellEnd"/>
           </w:p>
         </w:tc>
       </w:tr>
@@ -27267,6 +31453,7 @@
             </w:tcMar>
           </w:tcPr>
           <w:p>
+            <w:proofErr w:type="spellStart"/>
             <w:r>
               <w:rPr>
                 <w:sz w:val="19"/>
@@ -27274,6 +31461,7 @@
               </w:rPr>
               <w:t>packet.c</w:t>
             </w:r>
+            <w:proofErr w:type="spellEnd"/>
           </w:p>
         </w:tc>
         <w:tc>
@@ -27319,6 +31507,7 @@
             </w:tcMar>
           </w:tcPr>
           <w:p>
+            <w:proofErr w:type="spellStart"/>
             <w:r>
               <w:rPr>
                 <w:sz w:val="19"/>
@@ -27326,6 +31515,7 @@
               </w:rPr>
               <w:t>DfuProtocol.kt</w:t>
             </w:r>
+            <w:proofErr w:type="spellEnd"/>
           </w:p>
         </w:tc>
       </w:tr>
@@ -27619,12 +31809,37 @@
             </w:tcMar>
           </w:tcPr>
           <w:p>
-            <w:r>
-              <w:rPr>
-                <w:sz w:val="19"/>
-                <w:szCs w:val="19"/>
-              </w:rPr>
-              <w:t>sizeof(bl_data_packet_t) == 262</w:t>
+            <w:proofErr w:type="spellStart"/>
+            <w:r>
+              <w:rPr>
+                <w:sz w:val="19"/>
+                <w:szCs w:val="19"/>
+              </w:rPr>
+              <w:t>sizeof</w:t>
+            </w:r>
+            <w:proofErr w:type="spellEnd"/>
+            <w:r>
+              <w:rPr>
+                <w:sz w:val="19"/>
+                <w:szCs w:val="19"/>
+              </w:rPr>
+              <w:t>(</w:t>
+            </w:r>
+            <w:proofErr w:type="spellStart"/>
+            <w:r>
+              <w:rPr>
+                <w:sz w:val="19"/>
+                <w:szCs w:val="19"/>
+              </w:rPr>
+              <w:t>bl_data_packet_t</w:t>
+            </w:r>
+            <w:proofErr w:type="spellEnd"/>
+            <w:r>
+              <w:rPr>
+                <w:sz w:val="19"/>
+                <w:szCs w:val="19"/>
+              </w:rPr>
+              <w:t>) == 262</w:t>
             </w:r>
           </w:p>
         </w:tc>
@@ -28274,7 +32489,23 @@
                 <w:sz w:val="19"/>
                 <w:szCs w:val="19"/>
               </w:rPr>
-              <w:t>MSG_END 후 LED_blink 동작</w:t>
+              <w:t xml:space="preserve">MSG_END 후 </w:t>
+            </w:r>
+            <w:proofErr w:type="spellStart"/>
+            <w:r>
+              <w:rPr>
+                <w:sz w:val="19"/>
+                <w:szCs w:val="19"/>
+              </w:rPr>
+              <w:t>LED_blink</w:t>
+            </w:r>
+            <w:proofErr w:type="spellEnd"/>
+            <w:r>
+              <w:rPr>
+                <w:sz w:val="19"/>
+                <w:szCs w:val="19"/>
+              </w:rPr>
+              <w:t xml:space="preserve"> 동작</w:t>
             </w:r>
           </w:p>
         </w:tc>
@@ -28586,12 +32817,21 @@
             </w:tcMar>
           </w:tcPr>
           <w:p>
-            <w:r>
-              <w:rPr>
-                <w:sz w:val="19"/>
-                <w:szCs w:val="19"/>
-              </w:rPr>
-              <w:t>bl_sender 실행 → 5페이지 업로드 → 점프</w:t>
+            <w:proofErr w:type="spellStart"/>
+            <w:r>
+              <w:rPr>
+                <w:sz w:val="19"/>
+                <w:szCs w:val="19"/>
+              </w:rPr>
+              <w:t>bl_sender</w:t>
+            </w:r>
+            <w:proofErr w:type="spellEnd"/>
+            <w:r>
+              <w:rPr>
+                <w:sz w:val="19"/>
+                <w:szCs w:val="19"/>
+              </w:rPr>
+              <w:t xml:space="preserve"> 실행 → 5페이지 업로드 → 점프</w:t>
             </w:r>
           </w:p>
         </w:tc>
@@ -28928,12 +33168,21 @@
             </w:tcMar>
           </w:tcPr>
           <w:p>
-            <w:r>
-              <w:rPr>
-                <w:sz w:val="19"/>
-                <w:szCs w:val="19"/>
-              </w:rPr>
-              <w:t>폴링은 262B 연속 수신 중 오버런으로 유실</w:t>
+            <w:proofErr w:type="spellStart"/>
+            <w:r>
+              <w:rPr>
+                <w:sz w:val="19"/>
+                <w:szCs w:val="19"/>
+              </w:rPr>
+              <w:t>폴링은</w:t>
+            </w:r>
+            <w:proofErr w:type="spellEnd"/>
+            <w:r>
+              <w:rPr>
+                <w:sz w:val="19"/>
+                <w:szCs w:val="19"/>
+              </w:rPr>
+              <w:t xml:space="preserve"> 262B 연속 수신 중 오버런으로 유실</w:t>
             </w:r>
           </w:p>
         </w:tc>
@@ -29026,12 +33275,21 @@
             </w:tcMar>
           </w:tcPr>
           <w:p>
-            <w:r>
-              <w:rPr>
-                <w:sz w:val="19"/>
-                <w:szCs w:val="19"/>
-              </w:rPr>
-              <w:t>청크 20B</w:t>
+            <w:proofErr w:type="spellStart"/>
+            <w:r>
+              <w:rPr>
+                <w:sz w:val="19"/>
+                <w:szCs w:val="19"/>
+              </w:rPr>
+              <w:t>청크</w:t>
+            </w:r>
+            <w:proofErr w:type="spellEnd"/>
+            <w:r>
+              <w:rPr>
+                <w:sz w:val="19"/>
+                <w:szCs w:val="19"/>
+              </w:rPr>
+              <w:t xml:space="preserve"> 20B</w:t>
             </w:r>
           </w:p>
         </w:tc>
@@ -29080,12 +33338,21 @@
             </w:tcMar>
           </w:tcPr>
           <w:p>
-            <w:r>
-              <w:rPr>
-                <w:sz w:val="19"/>
-                <w:szCs w:val="19"/>
-              </w:rPr>
-              <w:t xml:space="preserve">인밴드 </w:t>
+            <w:proofErr w:type="spellStart"/>
+            <w:r>
+              <w:rPr>
+                <w:sz w:val="19"/>
+                <w:szCs w:val="19"/>
+              </w:rPr>
+              <w:t>인밴드</w:t>
+            </w:r>
+            <w:proofErr w:type="spellEnd"/>
+            <w:r>
+              <w:rPr>
+                <w:sz w:val="19"/>
+                <w:szCs w:val="19"/>
+              </w:rPr>
+              <w:t xml:space="preserve"> </w:t>
             </w:r>
             <w:r>
               <w:rPr>
@@ -29353,12 +33620,21 @@
             </w:tcMar>
           </w:tcPr>
           <w:p>
-            <w:r>
-              <w:rPr>
-                <w:sz w:val="19"/>
-                <w:szCs w:val="19"/>
-              </w:rPr>
-              <w:t>tcflush가 ACK까지 버림</w:t>
+            <w:proofErr w:type="spellStart"/>
+            <w:r>
+              <w:rPr>
+                <w:sz w:val="19"/>
+                <w:szCs w:val="19"/>
+              </w:rPr>
+              <w:t>tcflush</w:t>
+            </w:r>
+            <w:proofErr w:type="spellEnd"/>
+            <w:r>
+              <w:rPr>
+                <w:sz w:val="19"/>
+                <w:szCs w:val="19"/>
+              </w:rPr>
+              <w:t>가 ACK까지 버림</w:t>
             </w:r>
           </w:p>
         </w:tc>
@@ -29379,12 +33655,21 @@
             </w:tcMar>
           </w:tcPr>
           <w:p>
-            <w:r>
-              <w:rPr>
-                <w:sz w:val="19"/>
-                <w:szCs w:val="19"/>
-              </w:rPr>
-              <w:t>tcflush 제거, SIGIO에서 ACK 필터링</w:t>
+            <w:proofErr w:type="spellStart"/>
+            <w:r>
+              <w:rPr>
+                <w:sz w:val="19"/>
+                <w:szCs w:val="19"/>
+              </w:rPr>
+              <w:t>tcflush</w:t>
+            </w:r>
+            <w:proofErr w:type="spellEnd"/>
+            <w:r>
+              <w:rPr>
+                <w:sz w:val="19"/>
+                <w:szCs w:val="19"/>
+              </w:rPr>
+              <w:t xml:space="preserve"> 제거, SIGIO에서 ACK 필터링</w:t>
             </w:r>
           </w:p>
         </w:tc>
@@ -29526,7 +33811,55 @@
                 <w:sz w:val="19"/>
                 <w:szCs w:val="19"/>
               </w:rPr>
-              <w:t>main에서 fd 재선언 → 핸들러가 stdin 읽음</w:t>
+              <w:t xml:space="preserve">main에서 </w:t>
+            </w:r>
+            <w:proofErr w:type="spellStart"/>
+            <w:r>
+              <w:rPr>
+                <w:sz w:val="19"/>
+                <w:szCs w:val="19"/>
+              </w:rPr>
+              <w:t>fd</w:t>
+            </w:r>
+            <w:proofErr w:type="spellEnd"/>
+            <w:r>
+              <w:rPr>
+                <w:sz w:val="19"/>
+                <w:szCs w:val="19"/>
+              </w:rPr>
+              <w:t xml:space="preserve"> </w:t>
+            </w:r>
+            <w:proofErr w:type="spellStart"/>
+            <w:r>
+              <w:rPr>
+                <w:sz w:val="19"/>
+                <w:szCs w:val="19"/>
+              </w:rPr>
+              <w:t>재선언</w:t>
+            </w:r>
+            <w:proofErr w:type="spellEnd"/>
+            <w:r>
+              <w:rPr>
+                <w:sz w:val="19"/>
+                <w:szCs w:val="19"/>
+              </w:rPr>
+              <w:t xml:space="preserve"> → </w:t>
+            </w:r>
+            <w:proofErr w:type="spellStart"/>
+            <w:r>
+              <w:rPr>
+                <w:sz w:val="19"/>
+                <w:szCs w:val="19"/>
+              </w:rPr>
+              <w:t>핸들러가</w:t>
+            </w:r>
+            <w:proofErr w:type="spellEnd"/>
+            <w:r>
+              <w:rPr>
+                <w:sz w:val="19"/>
+                <w:szCs w:val="19"/>
+              </w:rPr>
+              <w:t xml:space="preserve"> stdin 읽음</w:t>
             </w:r>
           </w:p>
         </w:tc>
@@ -29552,7 +33885,23 @@
                 <w:sz w:val="19"/>
                 <w:szCs w:val="19"/>
               </w:rPr>
-              <w:t>전역 fd 사용 (int 제거)</w:t>
+              <w:t xml:space="preserve">전역 </w:t>
+            </w:r>
+            <w:proofErr w:type="spellStart"/>
+            <w:r>
+              <w:rPr>
+                <w:sz w:val="19"/>
+                <w:szCs w:val="19"/>
+              </w:rPr>
+              <w:t>fd</w:t>
+            </w:r>
+            <w:proofErr w:type="spellEnd"/>
+            <w:r>
+              <w:rPr>
+                <w:sz w:val="19"/>
+                <w:szCs w:val="19"/>
+              </w:rPr>
+              <w:t xml:space="preserve"> 사용 (int 제거)</w:t>
             </w:r>
           </w:p>
         </w:tc>
@@ -29882,12 +34231,21 @@
             </w:tcMar>
           </w:tcPr>
           <w:p>
-            <w:r>
-              <w:rPr>
-                <w:sz w:val="19"/>
-                <w:szCs w:val="19"/>
-              </w:rPr>
-              <w:t>lsof로 확인 후 종료</w:t>
+            <w:proofErr w:type="spellStart"/>
+            <w:r>
+              <w:rPr>
+                <w:sz w:val="19"/>
+                <w:szCs w:val="19"/>
+              </w:rPr>
+              <w:t>lsof</w:t>
+            </w:r>
+            <w:proofErr w:type="spellEnd"/>
+            <w:r>
+              <w:rPr>
+                <w:sz w:val="19"/>
+                <w:szCs w:val="19"/>
+              </w:rPr>
+              <w:t>로 확인 후 종료</w:t>
             </w:r>
           </w:p>
         </w:tc>
@@ -29896,7 +34254,6 @@
     <w:p>
       <w:pPr>
         <w:rPr>
-          <w:rFonts w:hint="eastAsia"/>
           <w:bCs/>
           <w:color w:val="196B24" w:themeColor="accent3"/>
           <w:sz w:val="16"/>
@@ -29921,8 +34278,9 @@
           <w:sz w:val="16"/>
           <w:szCs w:val="16"/>
         </w:rPr>
-        <w:t>FD : File Descriptor, 파일에 접근할 때 사용되는 개념이며 FD 테이블의 인덱스로 stdin(0), stdout(1), stderr(2) 등이 있</w:t>
-      </w:r>
+        <w:t xml:space="preserve">FD : File Descriptor, 파일에 접근할 때 사용되는 개념이며 FD 테이블의 인덱스로 stdin(0), </w:t>
+      </w:r>
+      <w:proofErr w:type="spellStart"/>
       <w:r>
         <w:rPr>
           <w:rFonts w:hint="eastAsia"/>
@@ -29930,8 +34288,9 @@
           <w:sz w:val="16"/>
           <w:szCs w:val="16"/>
         </w:rPr>
-        <w:t xml:space="preserve">으며 </w:t>
-      </w:r>
+        <w:t>stdout</w:t>
+      </w:r>
+      <w:proofErr w:type="spellEnd"/>
       <w:r>
         <w:rPr>
           <w:rFonts w:hint="eastAsia"/>
@@ -29939,7 +34298,7 @@
           <w:sz w:val="16"/>
           <w:szCs w:val="16"/>
         </w:rPr>
-        <w:t>본 프로젝트에서는</w:t>
+        <w:t>(1), stderr(2) 등이 있</w:t>
       </w:r>
       <w:r>
         <w:rPr>
@@ -29948,7 +34307,65 @@
           <w:sz w:val="16"/>
           <w:szCs w:val="16"/>
         </w:rPr>
-        <w:t xml:space="preserve"> fd_uart(3), fd_bin(4)이 사용됐다.</w:t>
+        <w:t xml:space="preserve">으며 </w:t>
+      </w:r>
+      <w:r>
+        <w:rPr>
+          <w:rFonts w:hint="eastAsia"/>
+          <w:color w:val="196B24" w:themeColor="accent3"/>
+          <w:sz w:val="16"/>
+          <w:szCs w:val="16"/>
+        </w:rPr>
+        <w:t>본 프로젝트에서는</w:t>
+      </w:r>
+      <w:r>
+        <w:rPr>
+          <w:rFonts w:hint="eastAsia"/>
+          <w:color w:val="196B24" w:themeColor="accent3"/>
+          <w:sz w:val="16"/>
+          <w:szCs w:val="16"/>
+        </w:rPr>
+        <w:t xml:space="preserve"> </w:t>
+      </w:r>
+      <w:proofErr w:type="spellStart"/>
+      <w:r>
+        <w:rPr>
+          <w:rFonts w:hint="eastAsia"/>
+          <w:color w:val="196B24" w:themeColor="accent3"/>
+          <w:sz w:val="16"/>
+          <w:szCs w:val="16"/>
+        </w:rPr>
+        <w:t>fd_uart</w:t>
+      </w:r>
+      <w:proofErr w:type="spellEnd"/>
+      <w:r>
+        <w:rPr>
+          <w:rFonts w:hint="eastAsia"/>
+          <w:color w:val="196B24" w:themeColor="accent3"/>
+          <w:sz w:val="16"/>
+          <w:szCs w:val="16"/>
+        </w:rPr>
+        <w:t xml:space="preserve">(3), </w:t>
+      </w:r>
+      <w:proofErr w:type="spellStart"/>
+      <w:r>
+        <w:rPr>
+          <w:rFonts w:hint="eastAsia"/>
+          <w:color w:val="196B24" w:themeColor="accent3"/>
+          <w:sz w:val="16"/>
+          <w:szCs w:val="16"/>
+        </w:rPr>
+        <w:t>fd_bin</w:t>
+      </w:r>
+      <w:proofErr w:type="spellEnd"/>
+      <w:r>
+        <w:rPr>
+          <w:rFonts w:hint="eastAsia"/>
+          <w:color w:val="196B24" w:themeColor="accent3"/>
+          <w:sz w:val="16"/>
+          <w:szCs w:val="16"/>
+        </w:rPr>
+        <w:t>(4)이 사용됐다.</w:t>
       </w:r>
     </w:p>
     <w:p>
@@ -30473,7 +34890,6 @@
           <w:p>
             <w:pPr>
               <w:rPr>
-                <w:rFonts w:hint="eastAsia"/>
                 <w:sz w:val="19"/>
                 <w:szCs w:val="19"/>
               </w:rPr>
@@ -30508,51 +34924,58 @@
           <w:p>
             <w:pPr>
               <w:rPr>
+                <w:sz w:val="19"/>
+                <w:szCs w:val="19"/>
+              </w:rPr>
+            </w:pPr>
+            <w:r>
+              <w:rPr>
                 <w:rFonts w:hint="eastAsia"/>
                 <w:sz w:val="19"/>
                 <w:szCs w:val="19"/>
               </w:rPr>
+              <w:t>DFU 배포 GUI 제작</w:t>
+            </w:r>
+          </w:p>
+        </w:tc>
+        <w:tc>
+          <w:tcPr>
+            <w:tcW w:w="6760" w:type="dxa"/>
+            <w:tcBorders>
+              <w:top w:val="single" w:sz="1" w:space="0" w:color="D1D5DB"/>
+              <w:left w:val="single" w:sz="1" w:space="0" w:color="D1D5DB"/>
+              <w:bottom w:val="single" w:sz="1" w:space="0" w:color="D1D5DB"/>
+              <w:right w:val="single" w:sz="1" w:space="0" w:color="D1D5DB"/>
+            </w:tcBorders>
+            <w:tcMar>
+              <w:top w:w="60" w:type="dxa"/>
+              <w:left w:w="110" w:type="dxa"/>
+              <w:bottom w:w="60" w:type="dxa"/>
+              <w:right w:w="110" w:type="dxa"/>
+            </w:tcMar>
+          </w:tcPr>
+          <w:p>
+            <w:pPr>
+              <w:rPr>
+                <w:sz w:val="19"/>
+                <w:szCs w:val="19"/>
+              </w:rPr>
             </w:pPr>
-            <w:r>
-              <w:rPr>
-                <w:rFonts w:hint="eastAsia"/>
-                <w:sz w:val="19"/>
-                <w:szCs w:val="19"/>
-              </w:rPr>
-              <w:t>DFU 배포 GUI 제작</w:t>
-            </w:r>
-          </w:p>
-        </w:tc>
-        <w:tc>
-          <w:tcPr>
-            <w:tcW w:w="6760" w:type="dxa"/>
-            <w:tcBorders>
-              <w:top w:val="single" w:sz="1" w:space="0" w:color="D1D5DB"/>
-              <w:left w:val="single" w:sz="1" w:space="0" w:color="D1D5DB"/>
-              <w:bottom w:val="single" w:sz="1" w:space="0" w:color="D1D5DB"/>
-              <w:right w:val="single" w:sz="1" w:space="0" w:color="D1D5DB"/>
-            </w:tcBorders>
-            <w:tcMar>
-              <w:top w:w="60" w:type="dxa"/>
-              <w:left w:w="110" w:type="dxa"/>
-              <w:bottom w:w="60" w:type="dxa"/>
-              <w:right w:w="110" w:type="dxa"/>
-            </w:tcMar>
-          </w:tcPr>
-          <w:p>
-            <w:pPr>
-              <w:rPr>
-                <w:rFonts w:hint="eastAsia"/>
-                <w:sz w:val="19"/>
-                <w:szCs w:val="19"/>
-              </w:rPr>
-            </w:pPr>
-            <w:r>
-              <w:rPr>
-                <w:sz w:val="19"/>
-                <w:szCs w:val="19"/>
-              </w:rPr>
-              <w:t xml:space="preserve">부트로더 전용 DFU 도구를 exe로 제작하여, 암호화 및 key 관리·펌웨어 서명·검증을 통합한 배포용 </w:t>
+            <w:proofErr w:type="spellStart"/>
+            <w:r>
+              <w:rPr>
+                <w:sz w:val="19"/>
+                <w:szCs w:val="19"/>
+              </w:rPr>
+              <w:t>부트로더</w:t>
+            </w:r>
+            <w:proofErr w:type="spellEnd"/>
+            <w:r>
+              <w:rPr>
+                <w:sz w:val="19"/>
+                <w:szCs w:val="19"/>
+              </w:rPr>
+              <w:t xml:space="preserve"> 전용 DFU 도구를 exe로 제작하여, 암호화 및 key 관리·펌웨어 서명·검증을 통합한 배포용 </w:t>
             </w:r>
             <w:r>
               <w:rPr>
@@ -30616,12 +35039,21 @@
             </w:tcMar>
           </w:tcPr>
           <w:p>
-            <w:r>
-              <w:rPr>
-                <w:sz w:val="19"/>
-                <w:szCs w:val="19"/>
-              </w:rPr>
-              <w:t xml:space="preserve">인밴드 RESET 명령 + NU-HC GPIO 또는 </w:t>
+            <w:proofErr w:type="spellStart"/>
+            <w:r>
+              <w:rPr>
+                <w:sz w:val="19"/>
+                <w:szCs w:val="19"/>
+              </w:rPr>
+              <w:t>인밴드</w:t>
+            </w:r>
+            <w:proofErr w:type="spellEnd"/>
+            <w:r>
+              <w:rPr>
+                <w:sz w:val="19"/>
+                <w:szCs w:val="19"/>
+              </w:rPr>
+              <w:t xml:space="preserve"> RESET 명령 + NU-HC GPIO 또는 </w:t>
             </w:r>
             <w:r>
               <w:rPr>
@@ -30744,7 +35176,23 @@
                 <w:sz w:val="19"/>
                 <w:szCs w:val="19"/>
               </w:rPr>
-              <w:t>모듈 자체 Secure DFU 부트로더로 이식 (Zephyr/NCS)</w:t>
+              <w:t xml:space="preserve">모듈 자체 Secure DFU </w:t>
+            </w:r>
+            <w:proofErr w:type="spellStart"/>
+            <w:r>
+              <w:rPr>
+                <w:sz w:val="19"/>
+                <w:szCs w:val="19"/>
+              </w:rPr>
+              <w:t>부트로더로</w:t>
+            </w:r>
+            <w:proofErr w:type="spellEnd"/>
+            <w:r>
+              <w:rPr>
+                <w:sz w:val="19"/>
+                <w:szCs w:val="19"/>
+              </w:rPr>
+              <w:t xml:space="preserve"> 이식 (Zephyr/NCS)</w:t>
             </w:r>
           </w:p>
         </w:tc>
@@ -30767,12 +35215,21 @@
             </w:tcMar>
           </w:tcPr>
           <w:p>
-            <w:r>
-              <w:rPr>
-                <w:sz w:val="19"/>
-                <w:szCs w:val="19"/>
-              </w:rPr>
-              <w:t>프레이밍 강화</w:t>
+            <w:proofErr w:type="spellStart"/>
+            <w:r>
+              <w:rPr>
+                <w:sz w:val="19"/>
+                <w:szCs w:val="19"/>
+              </w:rPr>
+              <w:t>프레이밍</w:t>
+            </w:r>
+            <w:proofErr w:type="spellEnd"/>
+            <w:r>
+              <w:rPr>
+                <w:sz w:val="19"/>
+                <w:szCs w:val="19"/>
+              </w:rPr>
+              <w:t xml:space="preserve"> 강화</w:t>
             </w:r>
           </w:p>
         </w:tc>
@@ -30795,7 +35252,6 @@
           <w:p>
             <w:pPr>
               <w:rPr>
-                <w:rFonts w:hint="eastAsia"/>
                 <w:sz w:val="19"/>
                 <w:szCs w:val="19"/>
               </w:rPr>
@@ -30821,7 +35277,23 @@
         <w:spacing w:after="120" w:line="288" w:lineRule="auto"/>
       </w:pPr>
       <w:r>
-        <w:t xml:space="preserve">본 시스템은 하나의 와이어 프로토콜을 MCU 부트로더와 세 송신 플랫폼이 공유하는 구조로, 동일한 펌웨어를 Linux·Web·Android 어디서나 동일하게 </w:t>
+        <w:t xml:space="preserve">본 시스템은 하나의 와이어 프로토콜을 MCU </w:t>
+      </w:r>
+      <w:proofErr w:type="spellStart"/>
+      <w:r>
+        <w:t>부트로더와</w:t>
+      </w:r>
+      <w:proofErr w:type="spellEnd"/>
+      <w:r>
+        <w:t xml:space="preserve"> 세 송신 플랫폼이 공유하는 구조로, 동일한 펌웨어를 </w:t>
+      </w:r>
+      <w:proofErr w:type="spellStart"/>
+      <w:r>
+        <w:t>Linux·Web·Android</w:t>
+      </w:r>
+      <w:proofErr w:type="spellEnd"/>
+      <w:r>
+        <w:t xml:space="preserve"> 어디서나 동일하게 </w:t>
       </w:r>
       <w:r>
         <w:t>업데이트</w:t>
@@ -33015,7 +37487,25 @@
         <w:sz w:val="16"/>
         <w:szCs w:val="16"/>
       </w:rPr>
-      <w:t>BLE-UART 부트로더 통합 자료</w:t>
+      <w:t xml:space="preserve">BLE-UART </w:t>
+    </w:r>
+    <w:proofErr w:type="spellStart"/>
+    <w:r>
+      <w:rPr>
+        <w:color w:val="9CA3AF"/>
+        <w:sz w:val="16"/>
+        <w:szCs w:val="16"/>
+      </w:rPr>
+      <w:t>부트로더</w:t>
+    </w:r>
+    <w:proofErr w:type="spellEnd"/>
+    <w:r>
+      <w:rPr>
+        <w:color w:val="9CA3AF"/>
+        <w:sz w:val="16"/>
+        <w:szCs w:val="16"/>
+      </w:rPr>
+      <w:t xml:space="preserve"> 통합 자료</w:t>
     </w:r>
   </w:p>
 </w:hdr>
@@ -34149,6 +38639,7 @@
   <w:style w:type="character" w:default="1" w:styleId="a0">
     <w:name w:val="Default Paragraph Font"/>
     <w:uiPriority w:val="1"/>
+    <w:semiHidden/>
     <w:unhideWhenUsed/>
   </w:style>
   <w:style w:type="table" w:default="1" w:styleId="a1">
